--- a/docs/ACME_AI_Chat_Implementation_Guide.docx
+++ b/docs/ACME_AI_Chat_Implementation_Guide.docx
@@ -100,25 +100,1950 @@
         <w:t xml:space="preserve">Contents</w:t>
       </w:r>
     </w:p>
-    <w:sdt>
-      <w:sdtPr>
-        <w:alias w:val="Contents"/>
-      </w:sdtPr>
-      <w:sdtContent>
-        <w:p>
-          <w:r>
-            <w:fldChar w:fldCharType="begin" w:dirty="true"/>
-            <w:instrText xml:space="preserve">TOC \h \o "1-3"</w:instrText>
-            <w:fldChar w:fldCharType="separate"/>
-          </w:r>
-        </w:p>
-        <w:p>
-          <w:r>
-            <w:fldChar w:fldCharType="end"/>
-          </w:r>
-        </w:p>
-      </w:sdtContent>
-    </w:sdt>
+    <w:p>
+      <w:pPr>
+        <w:tabs>
+          <w:tab w:val="right" w:pos="9840" w:leader="dot"/>
+        </w:tabs>
+        <w:spacing w:after="34" w:before="90"/>
+        <w:ind w:left="0" w:right="0"/>
+      </w:pPr>
+      <w:r>
+        <w:rPr>
+          <w:b/>
+          <w:bCs/>
+          <w:color w:val="1F4E79"/>
+          <w:sz w:val="21"/>
+          <w:szCs w:val="21"/>
+        </w:rPr>
+        <w:t xml:space="preserve">1. Overview</w:t>
+      </w:r>
+      <w:r>
+        <w:rPr>
+          <w:sz w:val="20"/>
+          <w:szCs w:val="20"/>
+        </w:rPr>
+        <w:tab/>
+      </w:r>
+      <w:r>
+        <w:rPr>
+          <w:b/>
+          <w:bCs/>
+          <w:color w:val="1F4E79"/>
+          <w:sz w:val="20"/>
+          <w:szCs w:val="20"/>
+        </w:rPr>
+        <w:t xml:space="preserve">4</w:t>
+      </w:r>
+    </w:p>
+    <w:p>
+      <w:pPr>
+        <w:tabs>
+          <w:tab w:val="right" w:pos="9840" w:leader="dot"/>
+        </w:tabs>
+        <w:spacing w:after="34" w:before="0"/>
+        <w:ind w:left="300" w:right="0"/>
+      </w:pPr>
+      <w:r>
+        <w:rPr>
+          <w:b w:val="false"/>
+          <w:bCs w:val="false"/>
+          <w:color w:val="404040"/>
+          <w:sz w:val="20"/>
+          <w:szCs w:val="20"/>
+        </w:rPr>
+        <w:t xml:space="preserve">1.1 Two approaches</w:t>
+      </w:r>
+      <w:r>
+        <w:rPr>
+          <w:sz w:val="20"/>
+          <w:szCs w:val="20"/>
+        </w:rPr>
+        <w:tab/>
+      </w:r>
+      <w:r>
+        <w:rPr>
+          <w:b w:val="false"/>
+          <w:bCs w:val="false"/>
+          <w:color w:val="404040"/>
+          <w:sz w:val="20"/>
+          <w:szCs w:val="20"/>
+        </w:rPr>
+        <w:t xml:space="preserve">4</w:t>
+      </w:r>
+    </w:p>
+    <w:p>
+      <w:pPr>
+        <w:tabs>
+          <w:tab w:val="right" w:pos="9840" w:leader="dot"/>
+        </w:tabs>
+        <w:spacing w:after="34" w:before="0"/>
+        <w:ind w:left="300" w:right="0"/>
+      </w:pPr>
+      <w:r>
+        <w:rPr>
+          <w:b w:val="false"/>
+          <w:bCs w:val="false"/>
+          <w:color w:val="404040"/>
+          <w:sz w:val="20"/>
+          <w:szCs w:val="20"/>
+        </w:rPr>
+        <w:t xml:space="preserve">1.2 OCI GenAI Agent architecture</w:t>
+      </w:r>
+      <w:r>
+        <w:rPr>
+          <w:sz w:val="20"/>
+          <w:szCs w:val="20"/>
+        </w:rPr>
+        <w:tab/>
+      </w:r>
+      <w:r>
+        <w:rPr>
+          <w:b w:val="false"/>
+          <w:bCs w:val="false"/>
+          <w:color w:val="404040"/>
+          <w:sz w:val="20"/>
+          <w:szCs w:val="20"/>
+        </w:rPr>
+        <w:t xml:space="preserve">4</w:t>
+      </w:r>
+    </w:p>
+    <w:p>
+      <w:pPr>
+        <w:tabs>
+          <w:tab w:val="right" w:pos="9840" w:leader="dot"/>
+        </w:tabs>
+        <w:spacing w:after="34" w:before="0"/>
+        <w:ind w:left="300" w:right="0"/>
+      </w:pPr>
+      <w:r>
+        <w:rPr>
+          <w:b w:val="false"/>
+          <w:bCs w:val="false"/>
+          <w:color w:val="404040"/>
+          <w:sz w:val="20"/>
+          <w:szCs w:val="20"/>
+        </w:rPr>
+        <w:t xml:space="preserve">1.3 Select AI Agent architecture</w:t>
+      </w:r>
+      <w:r>
+        <w:rPr>
+          <w:sz w:val="20"/>
+          <w:szCs w:val="20"/>
+        </w:rPr>
+        <w:tab/>
+      </w:r>
+      <w:r>
+        <w:rPr>
+          <w:b w:val="false"/>
+          <w:bCs w:val="false"/>
+          <w:color w:val="404040"/>
+          <w:sz w:val="20"/>
+          <w:szCs w:val="20"/>
+        </w:rPr>
+        <w:t xml:space="preserve">4</w:t>
+      </w:r>
+    </w:p>
+    <w:p>
+      <w:pPr>
+        <w:tabs>
+          <w:tab w:val="right" w:pos="9840" w:leader="dot"/>
+        </w:tabs>
+        <w:spacing w:after="34" w:before="0"/>
+        <w:ind w:left="300" w:right="0"/>
+      </w:pPr>
+      <w:r>
+        <w:rPr>
+          <w:b w:val="false"/>
+          <w:bCs w:val="false"/>
+          <w:color w:val="404040"/>
+          <w:sz w:val="20"/>
+          <w:szCs w:val="20"/>
+        </w:rPr>
+        <w:t xml:space="preserve">1.4 Component summary</w:t>
+      </w:r>
+      <w:r>
+        <w:rPr>
+          <w:sz w:val="20"/>
+          <w:szCs w:val="20"/>
+        </w:rPr>
+        <w:tab/>
+      </w:r>
+      <w:r>
+        <w:rPr>
+          <w:b w:val="false"/>
+          <w:bCs w:val="false"/>
+          <w:color w:val="404040"/>
+          <w:sz w:val="20"/>
+          <w:szCs w:val="20"/>
+        </w:rPr>
+        <w:t xml:space="preserve">5</w:t>
+      </w:r>
+    </w:p>
+    <w:p>
+      <w:pPr>
+        <w:tabs>
+          <w:tab w:val="right" w:pos="9840" w:leader="dot"/>
+        </w:tabs>
+        <w:spacing w:after="34" w:before="90"/>
+        <w:ind w:left="0" w:right="0"/>
+      </w:pPr>
+      <w:r>
+        <w:rPr>
+          <w:b/>
+          <w:bCs/>
+          <w:color w:val="1F4E79"/>
+          <w:sz w:val="21"/>
+          <w:szCs w:val="21"/>
+        </w:rPr>
+        <w:t xml:space="preserve">2. Prerequisites</w:t>
+      </w:r>
+      <w:r>
+        <w:rPr>
+          <w:sz w:val="20"/>
+          <w:szCs w:val="20"/>
+        </w:rPr>
+        <w:tab/>
+      </w:r>
+      <w:r>
+        <w:rPr>
+          <w:b/>
+          <w:bCs/>
+          <w:color w:val="1F4E79"/>
+          <w:sz w:val="20"/>
+          <w:szCs w:val="20"/>
+        </w:rPr>
+        <w:t xml:space="preserve">5</w:t>
+      </w:r>
+    </w:p>
+    <w:p>
+      <w:pPr>
+        <w:tabs>
+          <w:tab w:val="right" w:pos="9840" w:leader="dot"/>
+        </w:tabs>
+        <w:spacing w:after="34" w:before="0"/>
+        <w:ind w:left="300" w:right="0"/>
+      </w:pPr>
+      <w:r>
+        <w:rPr>
+          <w:b w:val="false"/>
+          <w:bCs w:val="false"/>
+          <w:color w:val="404040"/>
+          <w:sz w:val="20"/>
+          <w:szCs w:val="20"/>
+        </w:rPr>
+        <w:t xml:space="preserve">2.1 OCI access requirements</w:t>
+      </w:r>
+      <w:r>
+        <w:rPr>
+          <w:sz w:val="20"/>
+          <w:szCs w:val="20"/>
+        </w:rPr>
+        <w:tab/>
+      </w:r>
+      <w:r>
+        <w:rPr>
+          <w:b w:val="false"/>
+          <w:bCs w:val="false"/>
+          <w:color w:val="404040"/>
+          <w:sz w:val="20"/>
+          <w:szCs w:val="20"/>
+        </w:rPr>
+        <w:t xml:space="preserve">5</w:t>
+      </w:r>
+    </w:p>
+    <w:p>
+      <w:pPr>
+        <w:tabs>
+          <w:tab w:val="right" w:pos="9840" w:leader="dot"/>
+        </w:tabs>
+        <w:spacing w:after="34" w:before="0"/>
+        <w:ind w:left="300" w:right="0"/>
+      </w:pPr>
+      <w:r>
+        <w:rPr>
+          <w:b w:val="false"/>
+          <w:bCs w:val="false"/>
+          <w:color w:val="404040"/>
+          <w:sz w:val="20"/>
+          <w:szCs w:val="20"/>
+        </w:rPr>
+        <w:t xml:space="preserve">2.2 Database access requirements</w:t>
+      </w:r>
+      <w:r>
+        <w:rPr>
+          <w:sz w:val="20"/>
+          <w:szCs w:val="20"/>
+        </w:rPr>
+        <w:tab/>
+      </w:r>
+      <w:r>
+        <w:rPr>
+          <w:b w:val="false"/>
+          <w:bCs w:val="false"/>
+          <w:color w:val="404040"/>
+          <w:sz w:val="20"/>
+          <w:szCs w:val="20"/>
+        </w:rPr>
+        <w:t xml:space="preserve">5</w:t>
+      </w:r>
+    </w:p>
+    <w:p>
+      <w:pPr>
+        <w:tabs>
+          <w:tab w:val="right" w:pos="9840" w:leader="dot"/>
+        </w:tabs>
+        <w:spacing w:after="34" w:before="90"/>
+        <w:ind w:left="0" w:right="0"/>
+      </w:pPr>
+      <w:r>
+        <w:rPr>
+          <w:b/>
+          <w:bCs/>
+          <w:color w:val="1F4E79"/>
+          <w:sz w:val="21"/>
+          <w:szCs w:val="21"/>
+        </w:rPr>
+        <w:t xml:space="preserve">3. Phase 1 — OCI setup (GenAI Agent)</w:t>
+      </w:r>
+      <w:r>
+        <w:rPr>
+          <w:sz w:val="20"/>
+          <w:szCs w:val="20"/>
+        </w:rPr>
+        <w:tab/>
+      </w:r>
+      <w:r>
+        <w:rPr>
+          <w:b/>
+          <w:bCs/>
+          <w:color w:val="1F4E79"/>
+          <w:sz w:val="20"/>
+          <w:szCs w:val="20"/>
+        </w:rPr>
+        <w:t xml:space="preserve">6</w:t>
+      </w:r>
+    </w:p>
+    <w:p>
+      <w:pPr>
+        <w:tabs>
+          <w:tab w:val="right" w:pos="9840" w:leader="dot"/>
+        </w:tabs>
+        <w:spacing w:after="34" w:before="0"/>
+        <w:ind w:left="300" w:right="0"/>
+      </w:pPr>
+      <w:r>
+        <w:rPr>
+          <w:b w:val="false"/>
+          <w:bCs w:val="false"/>
+          <w:color w:val="404040"/>
+          <w:sz w:val="20"/>
+          <w:szCs w:val="20"/>
+        </w:rPr>
+        <w:t xml:space="preserve">3.1 Object Storage — upload the documents</w:t>
+      </w:r>
+      <w:r>
+        <w:rPr>
+          <w:sz w:val="20"/>
+          <w:szCs w:val="20"/>
+        </w:rPr>
+        <w:tab/>
+      </w:r>
+      <w:r>
+        <w:rPr>
+          <w:b w:val="false"/>
+          <w:bCs w:val="false"/>
+          <w:color w:val="404040"/>
+          <w:sz w:val="20"/>
+          <w:szCs w:val="20"/>
+        </w:rPr>
+        <w:t xml:space="preserve">6</w:t>
+      </w:r>
+    </w:p>
+    <w:p>
+      <w:pPr>
+        <w:tabs>
+          <w:tab w:val="right" w:pos="9840" w:leader="dot"/>
+        </w:tabs>
+        <w:spacing w:after="34" w:before="0"/>
+        <w:ind w:left="300" w:right="0"/>
+      </w:pPr>
+      <w:r>
+        <w:rPr>
+          <w:b w:val="false"/>
+          <w:bCs w:val="false"/>
+          <w:color w:val="404040"/>
+          <w:sz w:val="20"/>
+          <w:szCs w:val="20"/>
+        </w:rPr>
+        <w:t xml:space="preserve">3.2 Create the knowledge base</w:t>
+      </w:r>
+      <w:r>
+        <w:rPr>
+          <w:sz w:val="20"/>
+          <w:szCs w:val="20"/>
+        </w:rPr>
+        <w:tab/>
+      </w:r>
+      <w:r>
+        <w:rPr>
+          <w:b w:val="false"/>
+          <w:bCs w:val="false"/>
+          <w:color w:val="404040"/>
+          <w:sz w:val="20"/>
+          <w:szCs w:val="20"/>
+        </w:rPr>
+        <w:t xml:space="preserve">6</w:t>
+      </w:r>
+    </w:p>
+    <w:p>
+      <w:pPr>
+        <w:tabs>
+          <w:tab w:val="right" w:pos="9840" w:leader="dot"/>
+        </w:tabs>
+        <w:spacing w:after="34" w:before="0"/>
+        <w:ind w:left="300" w:right="0"/>
+      </w:pPr>
+      <w:r>
+        <w:rPr>
+          <w:b w:val="false"/>
+          <w:bCs w:val="false"/>
+          <w:color w:val="404040"/>
+          <w:sz w:val="20"/>
+          <w:szCs w:val="20"/>
+        </w:rPr>
+        <w:t xml:space="preserve">3.3 Create the agent and endpoint</w:t>
+      </w:r>
+      <w:r>
+        <w:rPr>
+          <w:sz w:val="20"/>
+          <w:szCs w:val="20"/>
+        </w:rPr>
+        <w:tab/>
+      </w:r>
+      <w:r>
+        <w:rPr>
+          <w:b w:val="false"/>
+          <w:bCs w:val="false"/>
+          <w:color w:val="404040"/>
+          <w:sz w:val="20"/>
+          <w:szCs w:val="20"/>
+        </w:rPr>
+        <w:t xml:space="preserve">6</w:t>
+      </w:r>
+    </w:p>
+    <w:p>
+      <w:pPr>
+        <w:tabs>
+          <w:tab w:val="right" w:pos="9840" w:leader="dot"/>
+        </w:tabs>
+        <w:spacing w:after="34" w:before="90"/>
+        <w:ind w:left="0" w:right="0"/>
+      </w:pPr>
+      <w:r>
+        <w:rPr>
+          <w:b/>
+          <w:bCs/>
+          <w:color w:val="1F4E79"/>
+          <w:sz w:val="21"/>
+          <w:szCs w:val="21"/>
+        </w:rPr>
+        <w:t xml:space="preserve">4. IAM policy configuration</w:t>
+      </w:r>
+      <w:r>
+        <w:rPr>
+          <w:sz w:val="20"/>
+          <w:szCs w:val="20"/>
+        </w:rPr>
+        <w:tab/>
+      </w:r>
+      <w:r>
+        <w:rPr>
+          <w:b/>
+          <w:bCs/>
+          <w:color w:val="1F4E79"/>
+          <w:sz w:val="20"/>
+          <w:szCs w:val="20"/>
+        </w:rPr>
+        <w:t xml:space="preserve">6</w:t>
+      </w:r>
+    </w:p>
+    <w:p>
+      <w:pPr>
+        <w:tabs>
+          <w:tab w:val="right" w:pos="9840" w:leader="dot"/>
+        </w:tabs>
+        <w:spacing w:after="34" w:before="0"/>
+        <w:ind w:left="300" w:right="0"/>
+      </w:pPr>
+      <w:r>
+        <w:rPr>
+          <w:b w:val="false"/>
+          <w:bCs w:val="false"/>
+          <w:color w:val="404040"/>
+          <w:sz w:val="20"/>
+          <w:szCs w:val="20"/>
+        </w:rPr>
+        <w:t xml:space="preserve">4.1 Policy design</w:t>
+      </w:r>
+      <w:r>
+        <w:rPr>
+          <w:sz w:val="20"/>
+          <w:szCs w:val="20"/>
+        </w:rPr>
+        <w:tab/>
+      </w:r>
+      <w:r>
+        <w:rPr>
+          <w:b w:val="false"/>
+          <w:bCs w:val="false"/>
+          <w:color w:val="404040"/>
+          <w:sz w:val="20"/>
+          <w:szCs w:val="20"/>
+        </w:rPr>
+        <w:t xml:space="preserve">6</w:t>
+      </w:r>
+    </w:p>
+    <w:p>
+      <w:pPr>
+        <w:tabs>
+          <w:tab w:val="right" w:pos="9840" w:leader="dot"/>
+        </w:tabs>
+        <w:spacing w:after="34" w:before="0"/>
+        <w:ind w:left="300" w:right="0"/>
+      </w:pPr>
+      <w:r>
+        <w:rPr>
+          <w:b w:val="false"/>
+          <w:bCs w:val="false"/>
+          <w:color w:val="404040"/>
+          <w:sz w:val="20"/>
+          <w:szCs w:val="20"/>
+        </w:rPr>
+        <w:t xml:space="preserve">4.2 Policy statements</w:t>
+      </w:r>
+      <w:r>
+        <w:rPr>
+          <w:sz w:val="20"/>
+          <w:szCs w:val="20"/>
+        </w:rPr>
+        <w:tab/>
+      </w:r>
+      <w:r>
+        <w:rPr>
+          <w:b w:val="false"/>
+          <w:bCs w:val="false"/>
+          <w:color w:val="404040"/>
+          <w:sz w:val="20"/>
+          <w:szCs w:val="20"/>
+        </w:rPr>
+        <w:t xml:space="preserve">7</w:t>
+      </w:r>
+    </w:p>
+    <w:p>
+      <w:pPr>
+        <w:tabs>
+          <w:tab w:val="right" w:pos="9840" w:leader="dot"/>
+        </w:tabs>
+        <w:spacing w:after="34" w:before="0"/>
+        <w:ind w:left="300" w:right="0"/>
+      </w:pPr>
+      <w:r>
+        <w:rPr>
+          <w:b w:val="false"/>
+          <w:bCs w:val="false"/>
+          <w:color w:val="404040"/>
+          <w:sz w:val="20"/>
+          <w:szCs w:val="20"/>
+        </w:rPr>
+        <w:t xml:space="preserve">4.3 Enable the Resource Principal</w:t>
+      </w:r>
+      <w:r>
+        <w:rPr>
+          <w:sz w:val="20"/>
+          <w:szCs w:val="20"/>
+        </w:rPr>
+        <w:tab/>
+      </w:r>
+      <w:r>
+        <w:rPr>
+          <w:b w:val="false"/>
+          <w:bCs w:val="false"/>
+          <w:color w:val="404040"/>
+          <w:sz w:val="20"/>
+          <w:szCs w:val="20"/>
+        </w:rPr>
+        <w:t xml:space="preserve">7</w:t>
+      </w:r>
+    </w:p>
+    <w:p>
+      <w:pPr>
+        <w:tabs>
+          <w:tab w:val="right" w:pos="9840" w:leader="dot"/>
+        </w:tabs>
+        <w:spacing w:after="34" w:before="90"/>
+        <w:ind w:left="0" w:right="0"/>
+      </w:pPr>
+      <w:r>
+        <w:rPr>
+          <w:b/>
+          <w:bCs/>
+          <w:color w:val="1F4E79"/>
+          <w:sz w:val="21"/>
+          <w:szCs w:val="21"/>
+        </w:rPr>
+        <w:t xml:space="preserve">5. Phase 2 — Database setup (GenAI Agent)</w:t>
+      </w:r>
+      <w:r>
+        <w:rPr>
+          <w:sz w:val="20"/>
+          <w:szCs w:val="20"/>
+        </w:rPr>
+        <w:tab/>
+      </w:r>
+      <w:r>
+        <w:rPr>
+          <w:b/>
+          <w:bCs/>
+          <w:color w:val="1F4E79"/>
+          <w:sz w:val="20"/>
+          <w:szCs w:val="20"/>
+        </w:rPr>
+        <w:t xml:space="preserve">7</w:t>
+      </w:r>
+    </w:p>
+    <w:p>
+      <w:pPr>
+        <w:tabs>
+          <w:tab w:val="right" w:pos="9840" w:leader="dot"/>
+        </w:tabs>
+        <w:spacing w:after="34" w:before="0"/>
+        <w:ind w:left="300" w:right="0"/>
+      </w:pPr>
+      <w:r>
+        <w:rPr>
+          <w:b w:val="false"/>
+          <w:bCs w:val="false"/>
+          <w:color w:val="404040"/>
+          <w:sz w:val="20"/>
+          <w:szCs w:val="20"/>
+        </w:rPr>
+        <w:t xml:space="preserve">5.1 Grant privileges to the agent schema</w:t>
+      </w:r>
+      <w:r>
+        <w:rPr>
+          <w:sz w:val="20"/>
+          <w:szCs w:val="20"/>
+        </w:rPr>
+        <w:tab/>
+      </w:r>
+      <w:r>
+        <w:rPr>
+          <w:b w:val="false"/>
+          <w:bCs w:val="false"/>
+          <w:color w:val="404040"/>
+          <w:sz w:val="20"/>
+          <w:szCs w:val="20"/>
+        </w:rPr>
+        <w:t xml:space="preserve">7</w:t>
+      </w:r>
+    </w:p>
+    <w:p>
+      <w:pPr>
+        <w:tabs>
+          <w:tab w:val="right" w:pos="9840" w:leader="dot"/>
+        </w:tabs>
+        <w:spacing w:after="34" w:before="0"/>
+        <w:ind w:left="300" w:right="0"/>
+      </w:pPr>
+      <w:r>
+        <w:rPr>
+          <w:b w:val="false"/>
+          <w:bCs w:val="false"/>
+          <w:color w:val="404040"/>
+          <w:sz w:val="20"/>
+          <w:szCs w:val="20"/>
+        </w:rPr>
+        <w:t xml:space="preserve">5.2 Chat history tables</w:t>
+      </w:r>
+      <w:r>
+        <w:rPr>
+          <w:sz w:val="20"/>
+          <w:szCs w:val="20"/>
+        </w:rPr>
+        <w:tab/>
+      </w:r>
+      <w:r>
+        <w:rPr>
+          <w:b w:val="false"/>
+          <w:bCs w:val="false"/>
+          <w:color w:val="404040"/>
+          <w:sz w:val="20"/>
+          <w:szCs w:val="20"/>
+        </w:rPr>
+        <w:t xml:space="preserve">7</w:t>
+      </w:r>
+    </w:p>
+    <w:p>
+      <w:pPr>
+        <w:tabs>
+          <w:tab w:val="right" w:pos="9840" w:leader="dot"/>
+        </w:tabs>
+        <w:spacing w:after="34" w:before="0"/>
+        <w:ind w:left="300" w:right="0"/>
+      </w:pPr>
+      <w:r>
+        <w:rPr>
+          <w:b w:val="false"/>
+          <w:bCs w:val="false"/>
+          <w:color w:val="404040"/>
+          <w:sz w:val="20"/>
+          <w:szCs w:val="20"/>
+        </w:rPr>
+        <w:t xml:space="preserve">5.3 The PL/SQL package</w:t>
+      </w:r>
+      <w:r>
+        <w:rPr>
+          <w:sz w:val="20"/>
+          <w:szCs w:val="20"/>
+        </w:rPr>
+        <w:tab/>
+      </w:r>
+      <w:r>
+        <w:rPr>
+          <w:b w:val="false"/>
+          <w:bCs w:val="false"/>
+          <w:color w:val="404040"/>
+          <w:sz w:val="20"/>
+          <w:szCs w:val="20"/>
+        </w:rPr>
+        <w:t xml:space="preserve">7</w:t>
+      </w:r>
+    </w:p>
+    <w:p>
+      <w:pPr>
+        <w:tabs>
+          <w:tab w:val="right" w:pos="9840" w:leader="dot"/>
+        </w:tabs>
+        <w:spacing w:after="34" w:before="90"/>
+        <w:ind w:left="0" w:right="0"/>
+      </w:pPr>
+      <w:r>
+        <w:rPr>
+          <w:b/>
+          <w:bCs/>
+          <w:color w:val="1F4E79"/>
+          <w:sz w:val="21"/>
+          <w:szCs w:val="21"/>
+        </w:rPr>
+        <w:t xml:space="preserve">6. Phase 3 — APEX build (GenAI Agent)</w:t>
+      </w:r>
+      <w:r>
+        <w:rPr>
+          <w:sz w:val="20"/>
+          <w:szCs w:val="20"/>
+        </w:rPr>
+        <w:tab/>
+      </w:r>
+      <w:r>
+        <w:rPr>
+          <w:b/>
+          <w:bCs/>
+          <w:color w:val="1F4E79"/>
+          <w:sz w:val="20"/>
+          <w:szCs w:val="20"/>
+        </w:rPr>
+        <w:t xml:space="preserve">8</w:t>
+      </w:r>
+    </w:p>
+    <w:p>
+      <w:pPr>
+        <w:tabs>
+          <w:tab w:val="right" w:pos="9840" w:leader="dot"/>
+        </w:tabs>
+        <w:spacing w:after="34" w:before="0"/>
+        <w:ind w:left="300" w:right="0"/>
+      </w:pPr>
+      <w:r>
+        <w:rPr>
+          <w:b w:val="false"/>
+          <w:bCs w:val="false"/>
+          <w:color w:val="404040"/>
+          <w:sz w:val="20"/>
+          <w:szCs w:val="20"/>
+        </w:rPr>
+        <w:t xml:space="preserve">6.1 Application summary</w:t>
+      </w:r>
+      <w:r>
+        <w:rPr>
+          <w:sz w:val="20"/>
+          <w:szCs w:val="20"/>
+        </w:rPr>
+        <w:tab/>
+      </w:r>
+      <w:r>
+        <w:rPr>
+          <w:b w:val="false"/>
+          <w:bCs w:val="false"/>
+          <w:color w:val="404040"/>
+          <w:sz w:val="20"/>
+          <w:szCs w:val="20"/>
+        </w:rPr>
+        <w:t xml:space="preserve">8</w:t>
+      </w:r>
+    </w:p>
+    <w:p>
+      <w:pPr>
+        <w:tabs>
+          <w:tab w:val="right" w:pos="9840" w:leader="dot"/>
+        </w:tabs>
+        <w:spacing w:after="34" w:before="0"/>
+        <w:ind w:left="300" w:right="0"/>
+      </w:pPr>
+      <w:r>
+        <w:rPr>
+          <w:b w:val="false"/>
+          <w:bCs w:val="false"/>
+          <w:color w:val="404040"/>
+          <w:sz w:val="20"/>
+          <w:szCs w:val="20"/>
+        </w:rPr>
+        <w:t xml:space="preserve">6.2 Page 2 — classic report</w:t>
+      </w:r>
+      <w:r>
+        <w:rPr>
+          <w:sz w:val="20"/>
+          <w:szCs w:val="20"/>
+        </w:rPr>
+        <w:tab/>
+      </w:r>
+      <w:r>
+        <w:rPr>
+          <w:b w:val="false"/>
+          <w:bCs w:val="false"/>
+          <w:color w:val="404040"/>
+          <w:sz w:val="20"/>
+          <w:szCs w:val="20"/>
+        </w:rPr>
+        <w:t xml:space="preserve">8</w:t>
+      </w:r>
+    </w:p>
+    <w:p>
+      <w:pPr>
+        <w:tabs>
+          <w:tab w:val="right" w:pos="9840" w:leader="dot"/>
+        </w:tabs>
+        <w:spacing w:after="34" w:before="0"/>
+        <w:ind w:left="300" w:right="0"/>
+      </w:pPr>
+      <w:r>
+        <w:rPr>
+          <w:b w:val="false"/>
+          <w:bCs w:val="false"/>
+          <w:color w:val="404040"/>
+          <w:sz w:val="20"/>
+          <w:szCs w:val="20"/>
+        </w:rPr>
+        <w:t xml:space="preserve">6.3 Page 3 — bubble chat</w:t>
+      </w:r>
+      <w:r>
+        <w:rPr>
+          <w:sz w:val="20"/>
+          <w:szCs w:val="20"/>
+        </w:rPr>
+        <w:tab/>
+      </w:r>
+      <w:r>
+        <w:rPr>
+          <w:b w:val="false"/>
+          <w:bCs w:val="false"/>
+          <w:color w:val="404040"/>
+          <w:sz w:val="20"/>
+          <w:szCs w:val="20"/>
+        </w:rPr>
+        <w:t xml:space="preserve">8</w:t>
+      </w:r>
+    </w:p>
+    <w:p>
+      <w:pPr>
+        <w:tabs>
+          <w:tab w:val="right" w:pos="9840" w:leader="dot"/>
+        </w:tabs>
+        <w:spacing w:after="34" w:before="90"/>
+        <w:ind w:left="0" w:right="0"/>
+      </w:pPr>
+      <w:r>
+        <w:rPr>
+          <w:b/>
+          <w:bCs/>
+          <w:color w:val="1F4E79"/>
+          <w:sz w:val="21"/>
+          <w:szCs w:val="21"/>
+        </w:rPr>
+        <w:t xml:space="preserve">7. Troubleshooting the GenAI Agent build</w:t>
+      </w:r>
+      <w:r>
+        <w:rPr>
+          <w:sz w:val="20"/>
+          <w:szCs w:val="20"/>
+        </w:rPr>
+        <w:tab/>
+      </w:r>
+      <w:r>
+        <w:rPr>
+          <w:b/>
+          <w:bCs/>
+          <w:color w:val="1F4E79"/>
+          <w:sz w:val="20"/>
+          <w:szCs w:val="20"/>
+        </w:rPr>
+        <w:t xml:space="preserve">9</w:t>
+      </w:r>
+    </w:p>
+    <w:p>
+      <w:pPr>
+        <w:tabs>
+          <w:tab w:val="right" w:pos="9840" w:leader="dot"/>
+        </w:tabs>
+        <w:spacing w:after="34" w:before="0"/>
+        <w:ind w:left="300" w:right="0"/>
+      </w:pPr>
+      <w:r>
+        <w:rPr>
+          <w:b w:val="false"/>
+          <w:bCs w:val="false"/>
+          <w:color w:val="404040"/>
+          <w:sz w:val="20"/>
+          <w:szCs w:val="20"/>
+        </w:rPr>
+        <w:t xml:space="preserve">7.1 Common errors and resolutions</w:t>
+      </w:r>
+      <w:r>
+        <w:rPr>
+          <w:sz w:val="20"/>
+          <w:szCs w:val="20"/>
+        </w:rPr>
+        <w:tab/>
+      </w:r>
+      <w:r>
+        <w:rPr>
+          <w:b w:val="false"/>
+          <w:bCs w:val="false"/>
+          <w:color w:val="404040"/>
+          <w:sz w:val="20"/>
+          <w:szCs w:val="20"/>
+        </w:rPr>
+        <w:t xml:space="preserve">9</w:t>
+      </w:r>
+    </w:p>
+    <w:p>
+      <w:pPr>
+        <w:tabs>
+          <w:tab w:val="right" w:pos="9840" w:leader="dot"/>
+        </w:tabs>
+        <w:spacing w:after="34" w:before="0"/>
+        <w:ind w:left="300" w:right="0"/>
+      </w:pPr>
+      <w:r>
+        <w:rPr>
+          <w:b w:val="false"/>
+          <w:bCs w:val="false"/>
+          <w:color w:val="404040"/>
+          <w:sz w:val="20"/>
+          <w:szCs w:val="20"/>
+        </w:rPr>
+        <w:t xml:space="preserve">7.2 Verification queries</w:t>
+      </w:r>
+      <w:r>
+        <w:rPr>
+          <w:sz w:val="20"/>
+          <w:szCs w:val="20"/>
+        </w:rPr>
+        <w:tab/>
+      </w:r>
+      <w:r>
+        <w:rPr>
+          <w:b w:val="false"/>
+          <w:bCs w:val="false"/>
+          <w:color w:val="404040"/>
+          <w:sz w:val="20"/>
+          <w:szCs w:val="20"/>
+        </w:rPr>
+        <w:t xml:space="preserve">9</w:t>
+      </w:r>
+    </w:p>
+    <w:p>
+      <w:pPr>
+        <w:tabs>
+          <w:tab w:val="right" w:pos="9840" w:leader="dot"/>
+        </w:tabs>
+        <w:spacing w:after="34" w:before="90"/>
+        <w:ind w:left="0" w:right="0"/>
+      </w:pPr>
+      <w:r>
+        <w:rPr>
+          <w:b/>
+          <w:bCs/>
+          <w:color w:val="1F4E79"/>
+          <w:sz w:val="21"/>
+          <w:szCs w:val="21"/>
+        </w:rPr>
+        <w:t xml:space="preserve">8. Select AI Agent — database implementation</w:t>
+      </w:r>
+      <w:r>
+        <w:rPr>
+          <w:sz w:val="20"/>
+          <w:szCs w:val="20"/>
+        </w:rPr>
+        <w:tab/>
+      </w:r>
+      <w:r>
+        <w:rPr>
+          <w:b/>
+          <w:bCs/>
+          <w:color w:val="1F4E79"/>
+          <w:sz w:val="20"/>
+          <w:szCs w:val="20"/>
+        </w:rPr>
+        <w:t xml:space="preserve">9</w:t>
+      </w:r>
+    </w:p>
+    <w:p>
+      <w:pPr>
+        <w:tabs>
+          <w:tab w:val="right" w:pos="9840" w:leader="dot"/>
+        </w:tabs>
+        <w:spacing w:after="34" w:before="0"/>
+        <w:ind w:left="300" w:right="0"/>
+      </w:pPr>
+      <w:r>
+        <w:rPr>
+          <w:b w:val="false"/>
+          <w:bCs w:val="false"/>
+          <w:color w:val="404040"/>
+          <w:sz w:val="20"/>
+          <w:szCs w:val="20"/>
+        </w:rPr>
+        <w:t xml:space="preserve">8.1 Overview</w:t>
+      </w:r>
+      <w:r>
+        <w:rPr>
+          <w:sz w:val="20"/>
+          <w:szCs w:val="20"/>
+        </w:rPr>
+        <w:tab/>
+      </w:r>
+      <w:r>
+        <w:rPr>
+          <w:b w:val="false"/>
+          <w:bCs w:val="false"/>
+          <w:color w:val="404040"/>
+          <w:sz w:val="20"/>
+          <w:szCs w:val="20"/>
+        </w:rPr>
+        <w:t xml:space="preserve">9</w:t>
+      </w:r>
+    </w:p>
+    <w:p>
+      <w:pPr>
+        <w:tabs>
+          <w:tab w:val="right" w:pos="9840" w:leader="dot"/>
+        </w:tabs>
+        <w:spacing w:after="34" w:before="0"/>
+        <w:ind w:left="300" w:right="0"/>
+      </w:pPr>
+      <w:r>
+        <w:rPr>
+          <w:b w:val="false"/>
+          <w:bCs w:val="false"/>
+          <w:color w:val="404040"/>
+          <w:sz w:val="20"/>
+          <w:szCs w:val="20"/>
+        </w:rPr>
+        <w:t xml:space="preserve">8.2 Create the AI profiles</w:t>
+      </w:r>
+      <w:r>
+        <w:rPr>
+          <w:sz w:val="20"/>
+          <w:szCs w:val="20"/>
+        </w:rPr>
+        <w:tab/>
+      </w:r>
+      <w:r>
+        <w:rPr>
+          <w:b w:val="false"/>
+          <w:bCs w:val="false"/>
+          <w:color w:val="404040"/>
+          <w:sz w:val="20"/>
+          <w:szCs w:val="20"/>
+        </w:rPr>
+        <w:t xml:space="preserve">10</w:t>
+      </w:r>
+    </w:p>
+    <w:p>
+      <w:pPr>
+        <w:tabs>
+          <w:tab w:val="right" w:pos="9840" w:leader="dot"/>
+        </w:tabs>
+        <w:spacing w:after="34" w:before="0"/>
+        <w:ind w:left="300" w:right="0"/>
+      </w:pPr>
+      <w:r>
+        <w:rPr>
+          <w:b w:val="false"/>
+          <w:bCs w:val="false"/>
+          <w:color w:val="404040"/>
+          <w:sz w:val="20"/>
+          <w:szCs w:val="20"/>
+        </w:rPr>
+        <w:t xml:space="preserve">8.3 Create the vector index</w:t>
+      </w:r>
+      <w:r>
+        <w:rPr>
+          <w:sz w:val="20"/>
+          <w:szCs w:val="20"/>
+        </w:rPr>
+        <w:tab/>
+      </w:r>
+      <w:r>
+        <w:rPr>
+          <w:b w:val="false"/>
+          <w:bCs w:val="false"/>
+          <w:color w:val="404040"/>
+          <w:sz w:val="20"/>
+          <w:szCs w:val="20"/>
+        </w:rPr>
+        <w:t xml:space="preserve">11</w:t>
+      </w:r>
+    </w:p>
+    <w:p>
+      <w:pPr>
+        <w:tabs>
+          <w:tab w:val="right" w:pos="9840" w:leader="dot"/>
+        </w:tabs>
+        <w:spacing w:after="34" w:before="0"/>
+        <w:ind w:left="300" w:right="0"/>
+      </w:pPr>
+      <w:r>
+        <w:rPr>
+          <w:b w:val="false"/>
+          <w:bCs w:val="false"/>
+          <w:color w:val="404040"/>
+          <w:sz w:val="20"/>
+          <w:szCs w:val="20"/>
+        </w:rPr>
+        <w:t xml:space="preserve">8.4 Add table and column comments</w:t>
+      </w:r>
+      <w:r>
+        <w:rPr>
+          <w:sz w:val="20"/>
+          <w:szCs w:val="20"/>
+        </w:rPr>
+        <w:tab/>
+      </w:r>
+      <w:r>
+        <w:rPr>
+          <w:b w:val="false"/>
+          <w:bCs w:val="false"/>
+          <w:color w:val="404040"/>
+          <w:sz w:val="20"/>
+          <w:szCs w:val="20"/>
+        </w:rPr>
+        <w:t xml:space="preserve">12</w:t>
+      </w:r>
+    </w:p>
+    <w:p>
+      <w:pPr>
+        <w:tabs>
+          <w:tab w:val="right" w:pos="9840" w:leader="dot"/>
+        </w:tabs>
+        <w:spacing w:after="34" w:before="0"/>
+        <w:ind w:left="300" w:right="0"/>
+      </w:pPr>
+      <w:r>
+        <w:rPr>
+          <w:b w:val="false"/>
+          <w:bCs w:val="false"/>
+          <w:color w:val="404040"/>
+          <w:sz w:val="20"/>
+          <w:szCs w:val="20"/>
+        </w:rPr>
+        <w:t xml:space="preserve">8.5 Create the agent stack</w:t>
+      </w:r>
+      <w:r>
+        <w:rPr>
+          <w:sz w:val="20"/>
+          <w:szCs w:val="20"/>
+        </w:rPr>
+        <w:tab/>
+      </w:r>
+      <w:r>
+        <w:rPr>
+          <w:b w:val="false"/>
+          <w:bCs w:val="false"/>
+          <w:color w:val="404040"/>
+          <w:sz w:val="20"/>
+          <w:szCs w:val="20"/>
+        </w:rPr>
+        <w:t xml:space="preserve">12</w:t>
+      </w:r>
+    </w:p>
+    <w:p>
+      <w:pPr>
+        <w:tabs>
+          <w:tab w:val="right" w:pos="9840" w:leader="dot"/>
+        </w:tabs>
+        <w:spacing w:after="34" w:before="0"/>
+        <w:ind w:left="300" w:right="0"/>
+      </w:pPr>
+      <w:r>
+        <w:rPr>
+          <w:b w:val="false"/>
+          <w:bCs w:val="false"/>
+          <w:color w:val="404040"/>
+          <w:sz w:val="20"/>
+          <w:szCs w:val="20"/>
+        </w:rPr>
+        <w:t xml:space="preserve">8.6 End-to-end test</w:t>
+      </w:r>
+      <w:r>
+        <w:rPr>
+          <w:sz w:val="20"/>
+          <w:szCs w:val="20"/>
+        </w:rPr>
+        <w:tab/>
+      </w:r>
+      <w:r>
+        <w:rPr>
+          <w:b w:val="false"/>
+          <w:bCs w:val="false"/>
+          <w:color w:val="404040"/>
+          <w:sz w:val="20"/>
+          <w:szCs w:val="20"/>
+        </w:rPr>
+        <w:t xml:space="preserve">13</w:t>
+      </w:r>
+    </w:p>
+    <w:p>
+      <w:pPr>
+        <w:tabs>
+          <w:tab w:val="right" w:pos="9840" w:leader="dot"/>
+        </w:tabs>
+        <w:spacing w:after="34" w:before="0"/>
+        <w:ind w:left="300" w:right="0"/>
+      </w:pPr>
+      <w:r>
+        <w:rPr>
+          <w:b w:val="false"/>
+          <w:bCs w:val="false"/>
+          <w:color w:val="404040"/>
+          <w:sz w:val="20"/>
+          <w:szCs w:val="20"/>
+        </w:rPr>
+        <w:t xml:space="preserve">8.7 APEX page 4</w:t>
+      </w:r>
+      <w:r>
+        <w:rPr>
+          <w:sz w:val="20"/>
+          <w:szCs w:val="20"/>
+        </w:rPr>
+        <w:tab/>
+      </w:r>
+      <w:r>
+        <w:rPr>
+          <w:b w:val="false"/>
+          <w:bCs w:val="false"/>
+          <w:color w:val="404040"/>
+          <w:sz w:val="20"/>
+          <w:szCs w:val="20"/>
+        </w:rPr>
+        <w:t xml:space="preserve">13</w:t>
+      </w:r>
+    </w:p>
+    <w:p>
+      <w:pPr>
+        <w:tabs>
+          <w:tab w:val="right" w:pos="9840" w:leader="dot"/>
+        </w:tabs>
+        <w:spacing w:after="34" w:before="0"/>
+        <w:ind w:left="300" w:right="0"/>
+      </w:pPr>
+      <w:r>
+        <w:rPr>
+          <w:b w:val="false"/>
+          <w:bCs w:val="false"/>
+          <w:color w:val="404040"/>
+          <w:sz w:val="20"/>
+          <w:szCs w:val="20"/>
+        </w:rPr>
+        <w:t xml:space="preserve">8.8 Lessons that survive working code</w:t>
+      </w:r>
+      <w:r>
+        <w:rPr>
+          <w:sz w:val="20"/>
+          <w:szCs w:val="20"/>
+        </w:rPr>
+        <w:tab/>
+      </w:r>
+      <w:r>
+        <w:rPr>
+          <w:b w:val="false"/>
+          <w:bCs w:val="false"/>
+          <w:color w:val="404040"/>
+          <w:sz w:val="20"/>
+          <w:szCs w:val="20"/>
+        </w:rPr>
+        <w:t xml:space="preserve">13</w:t>
+      </w:r>
+    </w:p>
+    <w:p>
+      <w:pPr>
+        <w:tabs>
+          <w:tab w:val="right" w:pos="9840" w:leader="dot"/>
+        </w:tabs>
+        <w:spacing w:after="34" w:before="90"/>
+        <w:ind w:left="0" w:right="0"/>
+      </w:pPr>
+      <w:r>
+        <w:rPr>
+          <w:b/>
+          <w:bCs/>
+          <w:color w:val="1F4E79"/>
+          <w:sz w:val="21"/>
+          <w:szCs w:val="21"/>
+        </w:rPr>
+        <w:t xml:space="preserve">9. Custom tools</w:t>
+      </w:r>
+      <w:r>
+        <w:rPr>
+          <w:sz w:val="20"/>
+          <w:szCs w:val="20"/>
+        </w:rPr>
+        <w:tab/>
+      </w:r>
+      <w:r>
+        <w:rPr>
+          <w:b/>
+          <w:bCs/>
+          <w:color w:val="1F4E79"/>
+          <w:sz w:val="20"/>
+          <w:szCs w:val="20"/>
+        </w:rPr>
+        <w:t xml:space="preserve">14</w:t>
+      </w:r>
+    </w:p>
+    <w:p>
+      <w:pPr>
+        <w:tabs>
+          <w:tab w:val="right" w:pos="9840" w:leader="dot"/>
+        </w:tabs>
+        <w:spacing w:after="34" w:before="0"/>
+        <w:ind w:left="300" w:right="0"/>
+      </w:pPr>
+      <w:r>
+        <w:rPr>
+          <w:b w:val="false"/>
+          <w:bCs w:val="false"/>
+          <w:color w:val="404040"/>
+          <w:sz w:val="20"/>
+          <w:szCs w:val="20"/>
+        </w:rPr>
+        <w:t xml:space="preserve">9.1 Overview</w:t>
+      </w:r>
+      <w:r>
+        <w:rPr>
+          <w:sz w:val="20"/>
+          <w:szCs w:val="20"/>
+        </w:rPr>
+        <w:tab/>
+      </w:r>
+      <w:r>
+        <w:rPr>
+          <w:b w:val="false"/>
+          <w:bCs w:val="false"/>
+          <w:color w:val="404040"/>
+          <w:sz w:val="20"/>
+          <w:szCs w:val="20"/>
+        </w:rPr>
+        <w:t xml:space="preserve">14</w:t>
+      </w:r>
+    </w:p>
+    <w:p>
+      <w:pPr>
+        <w:tabs>
+          <w:tab w:val="right" w:pos="9840" w:leader="dot"/>
+        </w:tabs>
+        <w:spacing w:after="34" w:before="0"/>
+        <w:ind w:left="300" w:right="0"/>
+      </w:pPr>
+      <w:r>
+        <w:rPr>
+          <w:b w:val="false"/>
+          <w:bCs w:val="false"/>
+          <w:color w:val="404040"/>
+          <w:sz w:val="20"/>
+          <w:szCs w:val="20"/>
+        </w:rPr>
+        <w:t xml:space="preserve">9.2 Test data</w:t>
+      </w:r>
+      <w:r>
+        <w:rPr>
+          <w:sz w:val="20"/>
+          <w:szCs w:val="20"/>
+        </w:rPr>
+        <w:tab/>
+      </w:r>
+      <w:r>
+        <w:rPr>
+          <w:b w:val="false"/>
+          <w:bCs w:val="false"/>
+          <w:color w:val="404040"/>
+          <w:sz w:val="20"/>
+          <w:szCs w:val="20"/>
+        </w:rPr>
+        <w:t xml:space="preserve">14</w:t>
+      </w:r>
+    </w:p>
+    <w:p>
+      <w:pPr>
+        <w:tabs>
+          <w:tab w:val="right" w:pos="9840" w:leader="dot"/>
+        </w:tabs>
+        <w:spacing w:after="34" w:before="0"/>
+        <w:ind w:left="300" w:right="0"/>
+      </w:pPr>
+      <w:r>
+        <w:rPr>
+          <w:b w:val="false"/>
+          <w:bCs w:val="false"/>
+          <w:color w:val="404040"/>
+          <w:sz w:val="20"/>
+          <w:szCs w:val="20"/>
+        </w:rPr>
+        <w:t xml:space="preserve">9.3 Trend, forecast and anomaly tools</w:t>
+      </w:r>
+      <w:r>
+        <w:rPr>
+          <w:sz w:val="20"/>
+          <w:szCs w:val="20"/>
+        </w:rPr>
+        <w:tab/>
+      </w:r>
+      <w:r>
+        <w:rPr>
+          <w:b w:val="false"/>
+          <w:bCs w:val="false"/>
+          <w:color w:val="404040"/>
+          <w:sz w:val="20"/>
+          <w:szCs w:val="20"/>
+        </w:rPr>
+        <w:t xml:space="preserve">14</w:t>
+      </w:r>
+    </w:p>
+    <w:p>
+      <w:pPr>
+        <w:tabs>
+          <w:tab w:val="right" w:pos="9840" w:leader="dot"/>
+        </w:tabs>
+        <w:spacing w:after="34" w:before="0"/>
+        <w:ind w:left="300" w:right="0"/>
+      </w:pPr>
+      <w:r>
+        <w:rPr>
+          <w:b w:val="false"/>
+          <w:bCs w:val="false"/>
+          <w:color w:val="404040"/>
+          <w:sz w:val="20"/>
+          <w:szCs w:val="20"/>
+        </w:rPr>
+        <w:t xml:space="preserve">9.4 Reconciling SQL and Python statistics</w:t>
+      </w:r>
+      <w:r>
+        <w:rPr>
+          <w:sz w:val="20"/>
+          <w:szCs w:val="20"/>
+        </w:rPr>
+        <w:tab/>
+      </w:r>
+      <w:r>
+        <w:rPr>
+          <w:b w:val="false"/>
+          <w:bCs w:val="false"/>
+          <w:color w:val="404040"/>
+          <w:sz w:val="20"/>
+          <w:szCs w:val="20"/>
+        </w:rPr>
+        <w:t xml:space="preserve">15</w:t>
+      </w:r>
+    </w:p>
+    <w:p>
+      <w:pPr>
+        <w:tabs>
+          <w:tab w:val="right" w:pos="9840" w:leader="dot"/>
+        </w:tabs>
+        <w:spacing w:after="34" w:before="0"/>
+        <w:ind w:left="300" w:right="0"/>
+      </w:pPr>
+      <w:r>
+        <w:rPr>
+          <w:b w:val="false"/>
+          <w:bCs w:val="false"/>
+          <w:color w:val="404040"/>
+          <w:sz w:val="20"/>
+          <w:szCs w:val="20"/>
+        </w:rPr>
+        <w:t xml:space="preserve">9.5 The Python tool — OML4Py Embedded Python Execution</w:t>
+      </w:r>
+      <w:r>
+        <w:rPr>
+          <w:sz w:val="20"/>
+          <w:szCs w:val="20"/>
+        </w:rPr>
+        <w:tab/>
+      </w:r>
+      <w:r>
+        <w:rPr>
+          <w:b w:val="false"/>
+          <w:bCs w:val="false"/>
+          <w:color w:val="404040"/>
+          <w:sz w:val="20"/>
+          <w:szCs w:val="20"/>
+        </w:rPr>
+        <w:t xml:space="preserve">15</w:t>
+      </w:r>
+    </w:p>
+    <w:p>
+      <w:pPr>
+        <w:tabs>
+          <w:tab w:val="right" w:pos="9840" w:leader="dot"/>
+        </w:tabs>
+        <w:spacing w:after="34" w:before="0"/>
+        <w:ind w:left="300" w:right="0"/>
+      </w:pPr>
+      <w:r>
+        <w:rPr>
+          <w:b w:val="false"/>
+          <w:bCs w:val="false"/>
+          <w:color w:val="404040"/>
+          <w:sz w:val="20"/>
+          <w:szCs w:val="20"/>
+        </w:rPr>
+        <w:t xml:space="preserve">9.6 EPE setup requirements</w:t>
+      </w:r>
+      <w:r>
+        <w:rPr>
+          <w:sz w:val="20"/>
+          <w:szCs w:val="20"/>
+        </w:rPr>
+        <w:tab/>
+      </w:r>
+      <w:r>
+        <w:rPr>
+          <w:b w:val="false"/>
+          <w:bCs w:val="false"/>
+          <w:color w:val="404040"/>
+          <w:sz w:val="20"/>
+          <w:szCs w:val="20"/>
+        </w:rPr>
+        <w:t xml:space="preserve">16</w:t>
+      </w:r>
+    </w:p>
+    <w:p>
+      <w:pPr>
+        <w:tabs>
+          <w:tab w:val="right" w:pos="9840" w:leader="dot"/>
+        </w:tabs>
+        <w:spacing w:after="34" w:before="0"/>
+        <w:ind w:left="300" w:right="0"/>
+      </w:pPr>
+      <w:r>
+        <w:rPr>
+          <w:b w:val="false"/>
+          <w:bCs w:val="false"/>
+          <w:color w:val="404040"/>
+          <w:sz w:val="20"/>
+          <w:szCs w:val="20"/>
+        </w:rPr>
+        <w:t xml:space="preserve">9.7 Rebuilding the agent stack</w:t>
+      </w:r>
+      <w:r>
+        <w:rPr>
+          <w:sz w:val="20"/>
+          <w:szCs w:val="20"/>
+        </w:rPr>
+        <w:tab/>
+      </w:r>
+      <w:r>
+        <w:rPr>
+          <w:b w:val="false"/>
+          <w:bCs w:val="false"/>
+          <w:color w:val="404040"/>
+          <w:sz w:val="20"/>
+          <w:szCs w:val="20"/>
+        </w:rPr>
+        <w:t xml:space="preserve">16</w:t>
+      </w:r>
+    </w:p>
+    <w:p>
+      <w:pPr>
+        <w:tabs>
+          <w:tab w:val="right" w:pos="9840" w:leader="dot"/>
+        </w:tabs>
+        <w:spacing w:after="34" w:before="0"/>
+        <w:ind w:left="300" w:right="0"/>
+      </w:pPr>
+      <w:r>
+        <w:rPr>
+          <w:b w:val="false"/>
+          <w:bCs w:val="false"/>
+          <w:color w:val="404040"/>
+          <w:sz w:val="20"/>
+          <w:szCs w:val="20"/>
+        </w:rPr>
+        <w:t xml:space="preserve">9.8 Error handling in the interface</w:t>
+      </w:r>
+      <w:r>
+        <w:rPr>
+          <w:sz w:val="20"/>
+          <w:szCs w:val="20"/>
+        </w:rPr>
+        <w:tab/>
+      </w:r>
+      <w:r>
+        <w:rPr>
+          <w:b w:val="false"/>
+          <w:bCs w:val="false"/>
+          <w:color w:val="404040"/>
+          <w:sz w:val="20"/>
+          <w:szCs w:val="20"/>
+        </w:rPr>
+        <w:t xml:space="preserve">17</w:t>
+      </w:r>
+    </w:p>
+    <w:p>
+      <w:pPr>
+        <w:tabs>
+          <w:tab w:val="right" w:pos="9840" w:leader="dot"/>
+        </w:tabs>
+        <w:spacing w:after="34" w:before="90"/>
+        <w:ind w:left="0" w:right="0"/>
+      </w:pPr>
+      <w:r>
+        <w:rPr>
+          <w:b/>
+          <w:bCs/>
+          <w:color w:val="1F4E79"/>
+          <w:sz w:val="21"/>
+          <w:szCs w:val="21"/>
+        </w:rPr>
+        <w:t xml:space="preserve">10. Sample questions and verified answers</w:t>
+      </w:r>
+      <w:r>
+        <w:rPr>
+          <w:sz w:val="20"/>
+          <w:szCs w:val="20"/>
+        </w:rPr>
+        <w:tab/>
+      </w:r>
+      <w:r>
+        <w:rPr>
+          <w:b/>
+          <w:bCs/>
+          <w:color w:val="1F4E79"/>
+          <w:sz w:val="20"/>
+          <w:szCs w:val="20"/>
+        </w:rPr>
+        <w:t xml:space="preserve">17</w:t>
+      </w:r>
+    </w:p>
+    <w:p>
+      <w:pPr>
+        <w:tabs>
+          <w:tab w:val="right" w:pos="9840" w:leader="dot"/>
+        </w:tabs>
+        <w:spacing w:after="34" w:before="0"/>
+        <w:ind w:left="300" w:right="0"/>
+      </w:pPr>
+      <w:r>
+        <w:rPr>
+          <w:b w:val="false"/>
+          <w:bCs w:val="false"/>
+          <w:color w:val="404040"/>
+          <w:sz w:val="20"/>
+          <w:szCs w:val="20"/>
+        </w:rPr>
+        <w:t xml:space="preserve">10.1 Know your data before you write questions</w:t>
+      </w:r>
+      <w:r>
+        <w:rPr>
+          <w:sz w:val="20"/>
+          <w:szCs w:val="20"/>
+        </w:rPr>
+        <w:tab/>
+      </w:r>
+      <w:r>
+        <w:rPr>
+          <w:b w:val="false"/>
+          <w:bCs w:val="false"/>
+          <w:color w:val="404040"/>
+          <w:sz w:val="20"/>
+          <w:szCs w:val="20"/>
+        </w:rPr>
+        <w:t xml:space="preserve">17</w:t>
+      </w:r>
+    </w:p>
+    <w:p>
+      <w:pPr>
+        <w:tabs>
+          <w:tab w:val="right" w:pos="9840" w:leader="dot"/>
+        </w:tabs>
+        <w:spacing w:after="34" w:before="0"/>
+        <w:ind w:left="300" w:right="0"/>
+      </w:pPr>
+      <w:r>
+        <w:rPr>
+          <w:b w:val="false"/>
+          <w:bCs w:val="false"/>
+          <w:color w:val="404040"/>
+          <w:sz w:val="20"/>
+          <w:szCs w:val="20"/>
+        </w:rPr>
+        <w:t xml:space="preserve">10.2 SQL tool</w:t>
+      </w:r>
+      <w:r>
+        <w:rPr>
+          <w:sz w:val="20"/>
+          <w:szCs w:val="20"/>
+        </w:rPr>
+        <w:tab/>
+      </w:r>
+      <w:r>
+        <w:rPr>
+          <w:b w:val="false"/>
+          <w:bCs w:val="false"/>
+          <w:color w:val="404040"/>
+          <w:sz w:val="20"/>
+          <w:szCs w:val="20"/>
+        </w:rPr>
+        <w:t xml:space="preserve">18</w:t>
+      </w:r>
+    </w:p>
+    <w:p>
+      <w:pPr>
+        <w:tabs>
+          <w:tab w:val="right" w:pos="9840" w:leader="dot"/>
+        </w:tabs>
+        <w:spacing w:after="34" w:before="0"/>
+        <w:ind w:left="300" w:right="0"/>
+      </w:pPr>
+      <w:r>
+        <w:rPr>
+          <w:b w:val="false"/>
+          <w:bCs w:val="false"/>
+          <w:color w:val="404040"/>
+          <w:sz w:val="20"/>
+          <w:szCs w:val="20"/>
+        </w:rPr>
+        <w:t xml:space="preserve">10.3 RAG tool</w:t>
+      </w:r>
+      <w:r>
+        <w:rPr>
+          <w:sz w:val="20"/>
+          <w:szCs w:val="20"/>
+        </w:rPr>
+        <w:tab/>
+      </w:r>
+      <w:r>
+        <w:rPr>
+          <w:b w:val="false"/>
+          <w:bCs w:val="false"/>
+          <w:color w:val="404040"/>
+          <w:sz w:val="20"/>
+          <w:szCs w:val="20"/>
+        </w:rPr>
+        <w:t xml:space="preserve">18</w:t>
+      </w:r>
+    </w:p>
+    <w:p>
+      <w:pPr>
+        <w:tabs>
+          <w:tab w:val="right" w:pos="9840" w:leader="dot"/>
+        </w:tabs>
+        <w:spacing w:after="34" w:before="0"/>
+        <w:ind w:left="300" w:right="0"/>
+      </w:pPr>
+      <w:r>
+        <w:rPr>
+          <w:b w:val="false"/>
+          <w:bCs w:val="false"/>
+          <w:color w:val="404040"/>
+          <w:sz w:val="20"/>
+          <w:szCs w:val="20"/>
+        </w:rPr>
+        <w:t xml:space="preserve">10.4 Trend, forecast and anomaly tools</w:t>
+      </w:r>
+      <w:r>
+        <w:rPr>
+          <w:sz w:val="20"/>
+          <w:szCs w:val="20"/>
+        </w:rPr>
+        <w:tab/>
+      </w:r>
+      <w:r>
+        <w:rPr>
+          <w:b w:val="false"/>
+          <w:bCs w:val="false"/>
+          <w:color w:val="404040"/>
+          <w:sz w:val="20"/>
+          <w:szCs w:val="20"/>
+        </w:rPr>
+        <w:t xml:space="preserve">18</w:t>
+      </w:r>
+    </w:p>
+    <w:p>
+      <w:pPr>
+        <w:tabs>
+          <w:tab w:val="right" w:pos="9840" w:leader="dot"/>
+        </w:tabs>
+        <w:spacing w:after="34" w:before="0"/>
+        <w:ind w:left="300" w:right="0"/>
+      </w:pPr>
+      <w:r>
+        <w:rPr>
+          <w:b w:val="false"/>
+          <w:bCs w:val="false"/>
+          <w:color w:val="404040"/>
+          <w:sz w:val="20"/>
+          <w:szCs w:val="20"/>
+        </w:rPr>
+        <w:t xml:space="preserve">10.5 Python tool</w:t>
+      </w:r>
+      <w:r>
+        <w:rPr>
+          <w:sz w:val="20"/>
+          <w:szCs w:val="20"/>
+        </w:rPr>
+        <w:tab/>
+      </w:r>
+      <w:r>
+        <w:rPr>
+          <w:b w:val="false"/>
+          <w:bCs w:val="false"/>
+          <w:color w:val="404040"/>
+          <w:sz w:val="20"/>
+          <w:szCs w:val="20"/>
+        </w:rPr>
+        <w:t xml:space="preserve">19</w:t>
+      </w:r>
+    </w:p>
+    <w:p>
+      <w:pPr>
+        <w:tabs>
+          <w:tab w:val="right" w:pos="9840" w:leader="dot"/>
+        </w:tabs>
+        <w:spacing w:after="34" w:before="0"/>
+        <w:ind w:left="300" w:right="0"/>
+      </w:pPr>
+      <w:r>
+        <w:rPr>
+          <w:b w:val="false"/>
+          <w:bCs w:val="false"/>
+          <w:color w:val="404040"/>
+          <w:sz w:val="20"/>
+          <w:szCs w:val="20"/>
+        </w:rPr>
+        <w:t xml:space="preserve">10.6 Multi-tool questions</w:t>
+      </w:r>
+      <w:r>
+        <w:rPr>
+          <w:sz w:val="20"/>
+          <w:szCs w:val="20"/>
+        </w:rPr>
+        <w:tab/>
+      </w:r>
+      <w:r>
+        <w:rPr>
+          <w:b w:val="false"/>
+          <w:bCs w:val="false"/>
+          <w:color w:val="404040"/>
+          <w:sz w:val="20"/>
+          <w:szCs w:val="20"/>
+        </w:rPr>
+        <w:t xml:space="preserve">19</w:t>
+      </w:r>
+    </w:p>
+    <w:p>
+      <w:pPr>
+        <w:tabs>
+          <w:tab w:val="right" w:pos="9840" w:leader="dot"/>
+        </w:tabs>
+        <w:spacing w:after="34" w:before="90"/>
+        <w:ind w:left="0" w:right="0"/>
+      </w:pPr>
+      <w:r>
+        <w:rPr>
+          <w:b/>
+          <w:bCs/>
+          <w:color w:val="1F4E79"/>
+          <w:sz w:val="21"/>
+          <w:szCs w:val="21"/>
+        </w:rPr>
+        <w:t xml:space="preserve">Appendix A — Implementation status</w:t>
+      </w:r>
+      <w:r>
+        <w:rPr>
+          <w:sz w:val="20"/>
+          <w:szCs w:val="20"/>
+        </w:rPr>
+        <w:tab/>
+      </w:r>
+      <w:r>
+        <w:rPr>
+          <w:b/>
+          <w:bCs/>
+          <w:color w:val="1F4E79"/>
+          <w:sz w:val="20"/>
+          <w:szCs w:val="20"/>
+        </w:rPr>
+        <w:t xml:space="preserve">19</w:t>
+      </w:r>
+    </w:p>
+    <w:p>
+      <w:pPr>
+        <w:tabs>
+          <w:tab w:val="right" w:pos="9840" w:leader="dot"/>
+        </w:tabs>
+        <w:spacing w:after="34" w:before="90"/>
+        <w:ind w:left="0" w:right="0"/>
+      </w:pPr>
+      <w:r>
+        <w:rPr>
+          <w:b/>
+          <w:bCs/>
+          <w:color w:val="1F4E79"/>
+          <w:sz w:val="21"/>
+          <w:szCs w:val="21"/>
+        </w:rPr>
+        <w:t xml:space="preserve">Appendix B — What changed since the April draft</w:t>
+      </w:r>
+      <w:r>
+        <w:rPr>
+          <w:sz w:val="20"/>
+          <w:szCs w:val="20"/>
+        </w:rPr>
+        <w:tab/>
+      </w:r>
+      <w:r>
+        <w:rPr>
+          <w:b/>
+          <w:bCs/>
+          <w:color w:val="1F4E79"/>
+          <w:sz w:val="20"/>
+          <w:szCs w:val="20"/>
+        </w:rPr>
+        <w:t xml:space="preserve">20</w:t>
+      </w:r>
+    </w:p>
     <w:p>
       <w:r>
         <w:br w:type="page"/>
@@ -9132,6 +11057,24 @@
           <w:sz w:val="17"/>
           <w:szCs w:val="17"/>
         </w:rPr>
+        <w:t xml:space="preserve">  v_conv   VARCHAR2(200);</w:t>
+      </w:r>
+    </w:p>
+    <w:p>
+      <w:pPr>
+        <w:pBdr>
+          <w:left w:val="single" w:color="1F4E79" w:sz="14" w:space="8"/>
+        </w:pBdr>
+        <w:shd w:fill="F4F6F8" w:val="clear"/>
+        <w:spacing w:after="0" w:before="0" w:line="250"/>
+        <w:ind w:left="220" w:right="120"/>
+      </w:pPr>
+      <w:r>
+        <w:rPr>
+          <w:rFonts w:ascii="Consolas" w:cs="Consolas" w:eastAsia="Consolas" w:hAnsi="Consolas"/>
+          <w:sz w:val="17"/>
+          <w:szCs w:val="17"/>
+        </w:rPr>
         <w:t xml:space="preserve">  v_answer CLOB;</w:t>
       </w:r>
     </w:p>
@@ -9168,6 +11111,42 @@
           <w:sz w:val="17"/>
           <w:szCs w:val="17"/>
         </w:rPr>
+        <w:t xml:space="preserve">  v_conv := DBMS_CLOUD_AI.CREATE_CONVERSATION();</w:t>
+      </w:r>
+    </w:p>
+    <w:p>
+      <w:pPr>
+        <w:pBdr>
+          <w:left w:val="single" w:color="1F4E79" w:sz="14" w:space="8"/>
+        </w:pBdr>
+        <w:shd w:fill="F4F6F8" w:val="clear"/>
+        <w:spacing w:after="0" w:before="0" w:line="250"/>
+        <w:ind w:left="220" w:right="120"/>
+      </w:pPr>
+      <w:r>
+        <w:rPr>
+          <w:rFonts w:ascii="Consolas" w:cs="Consolas" w:eastAsia="Consolas" w:hAnsi="Consolas"/>
+          <w:sz w:val="17"/>
+          <w:szCs w:val="17"/>
+        </w:rPr>
+        <w:t xml:space="preserve"> </w:t>
+      </w:r>
+    </w:p>
+    <w:p>
+      <w:pPr>
+        <w:pBdr>
+          <w:left w:val="single" w:color="1F4E79" w:sz="14" w:space="8"/>
+        </w:pBdr>
+        <w:shd w:fill="F4F6F8" w:val="clear"/>
+        <w:spacing w:after="0" w:before="0" w:line="250"/>
+        <w:ind w:left="220" w:right="120"/>
+      </w:pPr>
+      <w:r>
+        <w:rPr>
+          <w:rFonts w:ascii="Consolas" w:cs="Consolas" w:eastAsia="Consolas" w:hAnsi="Consolas"/>
+          <w:sz w:val="17"/>
+          <w:szCs w:val="17"/>
+        </w:rPr>
         <w:t xml:space="preserve">  v_answer := DBMS_CLOUD_AI_AGENT.RUN_TEAM(</w:t>
       </w:r>
     </w:p>
@@ -9186,43 +11165,43 @@
           <w:sz w:val="17"/>
           <w:szCs w:val="17"/>
         </w:rPr>
-        <w:t xml:space="preserve">                team_name =&gt; 'ACME_ANALYST_TEAM',</w:t>
-      </w:r>
-    </w:p>
-    <w:p>
-      <w:pPr>
-        <w:pBdr>
-          <w:left w:val="single" w:color="1F4E79" w:sz="14" w:space="8"/>
-        </w:pBdr>
-        <w:shd w:fill="F4F6F8" w:val="clear"/>
-        <w:spacing w:after="0" w:before="0" w:line="250"/>
-        <w:ind w:left="220" w:right="120"/>
-      </w:pPr>
-      <w:r>
-        <w:rPr>
-          <w:rFonts w:ascii="Consolas" w:cs="Consolas" w:eastAsia="Consolas" w:hAnsi="Consolas"/>
-          <w:sz w:val="17"/>
-          <w:szCs w:val="17"/>
-        </w:rPr>
-        <w:t xml:space="preserve">                query     =&gt; 'What were total Engineering expenses in August 2025?',</w:t>
-      </w:r>
-    </w:p>
-    <w:p>
-      <w:pPr>
-        <w:pBdr>
-          <w:left w:val="single" w:color="1F4E79" w:sz="14" w:space="8"/>
-        </w:pBdr>
-        <w:shd w:fill="F4F6F8" w:val="clear"/>
-        <w:spacing w:after="0" w:before="0" w:line="250"/>
-        <w:ind w:left="220" w:right="120"/>
-      </w:pPr>
-      <w:r>
-        <w:rPr>
-          <w:rFonts w:ascii="Consolas" w:cs="Consolas" w:eastAsia="Consolas" w:hAnsi="Consolas"/>
-          <w:sz w:val="17"/>
-          <w:szCs w:val="17"/>
-        </w:rPr>
-        <w:t xml:space="preserve">                params    =&gt; '{"conversation_id": "' || SYS_GUID() || '"}');</w:t>
+        <w:t xml:space="preserve">                team_name   =&gt; 'ACME_ANALYST_TEAM',</w:t>
+      </w:r>
+    </w:p>
+    <w:p>
+      <w:pPr>
+        <w:pBdr>
+          <w:left w:val="single" w:color="1F4E79" w:sz="14" w:space="8"/>
+        </w:pBdr>
+        <w:shd w:fill="F4F6F8" w:val="clear"/>
+        <w:spacing w:after="0" w:before="0" w:line="250"/>
+        <w:ind w:left="220" w:right="120"/>
+      </w:pPr>
+      <w:r>
+        <w:rPr>
+          <w:rFonts w:ascii="Consolas" w:cs="Consolas" w:eastAsia="Consolas" w:hAnsi="Consolas"/>
+          <w:sz w:val="17"/>
+          <w:szCs w:val="17"/>
+        </w:rPr>
+        <w:t xml:space="preserve">                user_prompt =&gt; 'What were total Engineering expenses in August 2025?',</w:t>
+      </w:r>
+    </w:p>
+    <w:p>
+      <w:pPr>
+        <w:pBdr>
+          <w:left w:val="single" w:color="1F4E79" w:sz="14" w:space="8"/>
+        </w:pBdr>
+        <w:shd w:fill="F4F6F8" w:val="clear"/>
+        <w:spacing w:after="0" w:before="0" w:line="250"/>
+        <w:ind w:left="220" w:right="120"/>
+      </w:pPr>
+      <w:r>
+        <w:rPr>
+          <w:rFonts w:ascii="Consolas" w:cs="Consolas" w:eastAsia="Consolas" w:hAnsi="Consolas"/>
+          <w:sz w:val="17"/>
+          <w:szCs w:val="17"/>
+        </w:rPr>
+        <w:t xml:space="preserve">                params      =&gt; '{"conversation_id": "' || v_conv || '"}');</w:t>
       </w:r>
     </w:p>
     <w:p>
@@ -9277,6 +11256,35 @@
           <w:szCs w:val="17"/>
         </w:rPr>
         <w:t xml:space="preserve">/</w:t>
+      </w:r>
+    </w:p>
+    <w:p>
+      <w:pPr>
+        <w:pBdr>
+          <w:top w:val="single" w:color="C87F0A" w:sz="4" w:space="7"/>
+          <w:bottom w:val="single" w:color="C87F0A" w:sz="4" w:space="7"/>
+          <w:left w:val="single" w:color="C87F0A" w:sz="20" w:space="9"/>
+          <w:right w:val="single" w:color="C87F0A" w:sz="4" w:space="7"/>
+        </w:pBdr>
+        <w:shd w:fill="FDF3E3" w:val="clear"/>
+        <w:spacing w:after="180" w:before="120"/>
+        <w:ind w:left="170" w:right="170"/>
+      </w:pPr>
+      <w:r>
+        <w:rPr>
+          <w:b/>
+          <w:bCs/>
+          <w:sz w:val="20"/>
+          <w:szCs w:val="20"/>
+        </w:rPr>
+        <w:t xml:space="preserve">CAUTION   </w:t>
+      </w:r>
+      <w:r>
+        <w:rPr>
+          <w:sz w:val="20"/>
+          <w:szCs w:val="20"/>
+        </w:rPr>
+        <w:t xml:space="preserve">Two details in that call are easy to get wrong and fail in ways that do not name the cause. The prompt parameter is user_prompt, not query — passing query raises ORA-06550 from the anonymous block, which reads as a syntax error in your own code. And a conversation id must come from DBMS_CLOUD_AI.CREATE_CONVERSATION(); a SYS_GUID() value is rejected with ORA-20050: Invalid value for conversation id.</w:t>
       </w:r>
     </w:p>
     <w:p>
@@ -12762,7 +14770,7 @@
         <w:spacing w:after="150" w:before="400"/>
       </w:pPr>
       <w:r>
-        <w:t xml:space="preserve">10. Sample questions and expected answers</w:t>
+        <w:t xml:space="preserve">10. Sample questions and verified answers</w:t>
       </w:r>
     </w:p>
     <w:p>
@@ -12775,7 +14783,36 @@
           <w:sz w:val="21"/>
           <w:szCs w:val="21"/>
         </w:rPr>
-        <w:t xml:space="preserve">These are the questions used to verify each tool in turn. The value of the set is that each one can only be answered correctly by a single tool, so a wrong answer identifies which part of the stack is misbehaving.</w:t>
+        <w:t xml:space="preserve">Every question below was run against the deployed agent and the answer recorded verbatim. Where the agent could not answer, that is recorded too — those cases are more useful than the successes, because they show what the data does and does not support.</w:t>
+      </w:r>
+    </w:p>
+    <w:p>
+      <w:pPr>
+        <w:pBdr>
+          <w:top w:val="single" w:color="3F7D46" w:sz="4" w:space="7"/>
+          <w:bottom w:val="single" w:color="3F7D46" w:sz="4" w:space="7"/>
+          <w:left w:val="single" w:color="3F7D46" w:sz="20" w:space="9"/>
+          <w:right w:val="single" w:color="3F7D46" w:sz="4" w:space="7"/>
+        </w:pBdr>
+        <w:shd w:fill="EBF3EC" w:val="clear"/>
+        <w:spacing w:after="180" w:before="120"/>
+        <w:ind w:left="170" w:right="170"/>
+      </w:pPr>
+      <w:r>
+        <w:rPr>
+          <w:b/>
+          <w:bCs/>
+          <w:sz w:val="20"/>
+          <w:szCs w:val="20"/>
+        </w:rPr>
+        <w:t xml:space="preserve">VERIFIED   </w:t>
+      </w:r>
+      <w:r>
+        <w:rPr>
+          <w:sz w:val="20"/>
+          <w:szCs w:val="20"/>
+        </w:rPr>
+        <w:t xml:space="preserve">Run against Oracle AI Database 26ai (23.26.3.2.0) with the six-tool stack described in sections 8 and 9. Figures come from the sample ledger: nine periods, JAN-2025 to SEP-2025, five departments carrying transactions.</w:t>
       </w:r>
     </w:p>
     <w:p>
@@ -12784,7 +14821,20 @@
         <w:spacing w:after="110" w:before="300"/>
       </w:pPr>
       <w:r>
-        <w:t xml:space="preserve">10.1 SQL tool</w:t>
+        <w:t xml:space="preserve">10.1 Know your data before you write questions</w:t>
+      </w:r>
+    </w:p>
+    <w:p>
+      <w:pPr>
+        <w:spacing w:after="140"/>
+        <w:jc w:val="both"/>
+      </w:pPr>
+      <w:r>
+        <w:rPr>
+          <w:sz w:val="21"/>
+          <w:szCs w:val="21"/>
+        </w:rPr>
+        <w:t xml:space="preserve">Most bad sample questions name something that does not exist. In this dataset the dimension table carries a department with no transactions at all, and it is the fastest way to produce a confusing demo.</w:t>
       </w:r>
     </w:p>
     <w:tbl>
@@ -12800,8 +14850,10 @@
         </w:tblBorders>
       </w:tblPr>
       <w:tblGrid>
-        <w:gridCol w:w="4200"/>
-        <w:gridCol w:w="5160"/>
+        <w:gridCol w:w="2400"/>
+        <w:gridCol w:w="1500"/>
+        <w:gridCol w:w="1400"/>
+        <w:gridCol w:w="4060"/>
       </w:tblGrid>
       <w:tr>
         <w:trPr>
@@ -12809,7 +14861,7 @@
         </w:trPr>
         <w:tc>
           <w:tcPr>
-            <w:tcW w:type="dxa" w:w="4200"/>
+            <w:tcW w:type="dxa" w:w="2400"/>
             <w:shd w:fill="DCE6F1" w:val="clear"/>
             <w:tcMar>
               <w:top w:type="dxa" w:w="70"/>
@@ -12829,13 +14881,13 @@
                 <w:sz w:val="19"/>
                 <w:szCs w:val="19"/>
               </w:rPr>
-              <w:t xml:space="preserve">Question</w:t>
-            </w:r>
-          </w:p>
-        </w:tc>
-        <w:tc>
-          <w:tcPr>
-            <w:tcW w:type="dxa" w:w="5160"/>
+              <w:t xml:space="preserve">Department</w:t>
+            </w:r>
+          </w:p>
+        </w:tc>
+        <w:tc>
+          <w:tcPr>
+            <w:tcW w:type="dxa" w:w="1500"/>
             <w:shd w:fill="DCE6F1" w:val="clear"/>
             <w:tcMar>
               <w:top w:type="dxa" w:w="70"/>
@@ -12855,7 +14907,59 @@
                 <w:sz w:val="19"/>
                 <w:szCs w:val="19"/>
               </w:rPr>
-              <w:t xml:space="preserve">Expected behaviour</w:t>
+              <w:t xml:space="preserve">GL lines</w:t>
+            </w:r>
+          </w:p>
+        </w:tc>
+        <w:tc>
+          <w:tcPr>
+            <w:tcW w:type="dxa" w:w="1400"/>
+            <w:shd w:fill="DCE6F1" w:val="clear"/>
+            <w:tcMar>
+              <w:top w:type="dxa" w:w="70"/>
+              <w:left w:type="dxa" w:w="110"/>
+              <w:bottom w:type="dxa" w:w="70"/>
+              <w:right w:type="dxa" w:w="110"/>
+            </w:tcMar>
+          </w:tcPr>
+          <w:p>
+            <w:pPr>
+              <w:spacing w:after="0"/>
+            </w:pPr>
+            <w:r>
+              <w:rPr>
+                <w:b/>
+                <w:bCs/>
+                <w:sz w:val="19"/>
+                <w:szCs w:val="19"/>
+              </w:rPr>
+              <w:t xml:space="preserve">Periods</w:t>
+            </w:r>
+          </w:p>
+        </w:tc>
+        <w:tc>
+          <w:tcPr>
+            <w:tcW w:type="dxa" w:w="4060"/>
+            <w:shd w:fill="DCE6F1" w:val="clear"/>
+            <w:tcMar>
+              <w:top w:type="dxa" w:w="70"/>
+              <w:left w:type="dxa" w:w="110"/>
+              <w:bottom w:type="dxa" w:w="70"/>
+              <w:right w:type="dxa" w:w="110"/>
+            </w:tcMar>
+          </w:tcPr>
+          <w:p>
+            <w:pPr>
+              <w:spacing w:after="0"/>
+            </w:pPr>
+            <w:r>
+              <w:rPr>
+                <w:b/>
+                <w:bCs/>
+                <w:sz w:val="19"/>
+                <w:szCs w:val="19"/>
+              </w:rPr>
+              <w:t xml:space="preserve">Usable in a question?</w:t>
             </w:r>
           </w:p>
         </w:tc>
@@ -12863,51 +14967,101 @@
       <w:tr>
         <w:tc>
           <w:tcPr>
-            <w:tcW w:type="dxa" w:w="4200"/>
-            <w:tcMar>
-              <w:top w:type="dxa" w:w="70"/>
-              <w:left w:type="dxa" w:w="110"/>
-              <w:bottom w:type="dxa" w:w="70"/>
-              <w:right w:type="dxa" w:w="110"/>
-            </w:tcMar>
-          </w:tcPr>
-          <w:p>
-            <w:pPr>
-              <w:spacing w:after="0"/>
-            </w:pPr>
-            <w:r>
-              <w:rPr>
-                <w:b w:val="false"/>
-                <w:bCs w:val="false"/>
-                <w:sz w:val="19"/>
-                <w:szCs w:val="19"/>
-              </w:rPr>
-              <w:t xml:space="preserve">What were total Engineering expenses in August 2025?</w:t>
-            </w:r>
-          </w:p>
-        </w:tc>
-        <w:tc>
-          <w:tcPr>
-            <w:tcW w:type="dxa" w:w="5160"/>
-            <w:tcMar>
-              <w:top w:type="dxa" w:w="70"/>
-              <w:left w:type="dxa" w:w="110"/>
-              <w:bottom w:type="dxa" w:w="70"/>
-              <w:right w:type="dxa" w:w="110"/>
-            </w:tcMar>
-          </w:tcPr>
-          <w:p>
-            <w:pPr>
-              <w:spacing w:after="0"/>
-            </w:pPr>
-            <w:r>
-              <w:rPr>
-                <w:b w:val="false"/>
-                <w:bCs w:val="false"/>
-                <w:sz w:val="19"/>
-                <w:szCs w:val="19"/>
-              </w:rPr>
-              <w:t xml:space="preserve">A single figure that exists in the ledger, not a rounded estimate</w:t>
+            <w:tcW w:type="dxa" w:w="2400"/>
+            <w:tcMar>
+              <w:top w:type="dxa" w:w="70"/>
+              <w:left w:type="dxa" w:w="110"/>
+              <w:bottom w:type="dxa" w:w="70"/>
+              <w:right w:type="dxa" w:w="110"/>
+            </w:tcMar>
+          </w:tcPr>
+          <w:p>
+            <w:pPr>
+              <w:spacing w:after="0"/>
+            </w:pPr>
+            <w:r>
+              <w:rPr>
+                <w:b w:val="false"/>
+                <w:bCs w:val="false"/>
+                <w:sz w:val="19"/>
+                <w:szCs w:val="19"/>
+              </w:rPr>
+              <w:t xml:space="preserve">Sales</w:t>
+            </w:r>
+          </w:p>
+        </w:tc>
+        <w:tc>
+          <w:tcPr>
+            <w:tcW w:type="dxa" w:w="1500"/>
+            <w:tcMar>
+              <w:top w:type="dxa" w:w="70"/>
+              <w:left w:type="dxa" w:w="110"/>
+              <w:bottom w:type="dxa" w:w="70"/>
+              <w:right w:type="dxa" w:w="110"/>
+            </w:tcMar>
+          </w:tcPr>
+          <w:p>
+            <w:pPr>
+              <w:spacing w:after="0"/>
+            </w:pPr>
+            <w:r>
+              <w:rPr>
+                <w:b w:val="false"/>
+                <w:bCs w:val="false"/>
+                <w:sz w:val="19"/>
+                <w:szCs w:val="19"/>
+              </w:rPr>
+              <w:t xml:space="preserve">28</w:t>
+            </w:r>
+          </w:p>
+        </w:tc>
+        <w:tc>
+          <w:tcPr>
+            <w:tcW w:type="dxa" w:w="1400"/>
+            <w:tcMar>
+              <w:top w:type="dxa" w:w="70"/>
+              <w:left w:type="dxa" w:w="110"/>
+              <w:bottom w:type="dxa" w:w="70"/>
+              <w:right w:type="dxa" w:w="110"/>
+            </w:tcMar>
+          </w:tcPr>
+          <w:p>
+            <w:pPr>
+              <w:spacing w:after="0"/>
+            </w:pPr>
+            <w:r>
+              <w:rPr>
+                <w:b w:val="false"/>
+                <w:bCs w:val="false"/>
+                <w:sz w:val="19"/>
+                <w:szCs w:val="19"/>
+              </w:rPr>
+              <w:t xml:space="preserve">9</w:t>
+            </w:r>
+          </w:p>
+        </w:tc>
+        <w:tc>
+          <w:tcPr>
+            <w:tcW w:type="dxa" w:w="4060"/>
+            <w:tcMar>
+              <w:top w:type="dxa" w:w="70"/>
+              <w:left w:type="dxa" w:w="110"/>
+              <w:bottom w:type="dxa" w:w="70"/>
+              <w:right w:type="dxa" w:w="110"/>
+            </w:tcMar>
+          </w:tcPr>
+          <w:p>
+            <w:pPr>
+              <w:spacing w:after="0"/>
+            </w:pPr>
+            <w:r>
+              <w:rPr>
+                <w:b w:val="false"/>
+                <w:bCs w:val="false"/>
+                <w:sz w:val="19"/>
+                <w:szCs w:val="19"/>
+              </w:rPr>
+              <w:t xml:space="preserve">Yes</w:t>
             </w:r>
           </w:p>
         </w:tc>
@@ -12915,52 +15069,101 @@
       <w:tr>
         <w:tc>
           <w:tcPr>
-            <w:tcW w:type="dxa" w:w="4200"/>
-            <w:tcMar>
-              <w:top w:type="dxa" w:w="70"/>
-              <w:left w:type="dxa" w:w="110"/>
-              <w:bottom w:type="dxa" w:w="70"/>
-              <w:right w:type="dxa" w:w="110"/>
-            </w:tcMar>
-          </w:tcPr>
-          <w:p>
-            <w:pPr>
-              <w:spacing w:after="0"/>
-            </w:pPr>
-            <w:r>
-              <w:rPr>
-                <w:b w:val="false"/>
-                <w:bCs w:val="false"/>
-                <w:sz w:val="19"/>
-                <w:szCs w:val="19"/>
-              </w:rPr>
-              <w:t xml:space="preserve">Which department spent the most last quarter?</w:t>
-            </w:r>
-          </w:p>
-        </w:tc>
-        <w:tc>
-          <w:tcPr>
-            <w:tcW w:type="dxa" w:w="5160"/>
-            <w:tcMar>
-              <w:top w:type="dxa" w:w="70"/>
-              <w:left w:type="dxa" w:w="110"/>
-              <w:bottom w:type="dxa" w:w="70"/>
-              <w:right w:type="dxa" w:w="110"/>
-            </w:tcMar>
-          </w:tcPr>
-          <w:p>
-            <w:pPr>
-              <w:spacing w:after="0"/>
-            </w:pPr>
-            <w:r>
-              <w:rPr>
-                <w:rFonts w:ascii="Consolas" w:cs="Consolas" w:eastAsia="Consolas" w:hAnsi="Consolas"/>
-                <w:b w:val="false"/>
-                <w:bCs w:val="false"/>
-                <w:sz w:val="19"/>
-                <w:szCs w:val="19"/>
-              </w:rPr>
-              <w:t xml:space="preserve">A department name from ACME_DEPARTMENTS, with the figure</w:t>
+            <w:tcW w:type="dxa" w:w="2400"/>
+            <w:tcMar>
+              <w:top w:type="dxa" w:w="70"/>
+              <w:left w:type="dxa" w:w="110"/>
+              <w:bottom w:type="dxa" w:w="70"/>
+              <w:right w:type="dxa" w:w="110"/>
+            </w:tcMar>
+          </w:tcPr>
+          <w:p>
+            <w:pPr>
+              <w:spacing w:after="0"/>
+            </w:pPr>
+            <w:r>
+              <w:rPr>
+                <w:b w:val="false"/>
+                <w:bCs w:val="false"/>
+                <w:sz w:val="19"/>
+                <w:szCs w:val="19"/>
+              </w:rPr>
+              <w:t xml:space="preserve">Corporate</w:t>
+            </w:r>
+          </w:p>
+        </w:tc>
+        <w:tc>
+          <w:tcPr>
+            <w:tcW w:type="dxa" w:w="1500"/>
+            <w:tcMar>
+              <w:top w:type="dxa" w:w="70"/>
+              <w:left w:type="dxa" w:w="110"/>
+              <w:bottom w:type="dxa" w:w="70"/>
+              <w:right w:type="dxa" w:w="110"/>
+            </w:tcMar>
+          </w:tcPr>
+          <w:p>
+            <w:pPr>
+              <w:spacing w:after="0"/>
+            </w:pPr>
+            <w:r>
+              <w:rPr>
+                <w:b w:val="false"/>
+                <w:bCs w:val="false"/>
+                <w:sz w:val="19"/>
+                <w:szCs w:val="19"/>
+              </w:rPr>
+              <w:t xml:space="preserve">27</w:t>
+            </w:r>
+          </w:p>
+        </w:tc>
+        <w:tc>
+          <w:tcPr>
+            <w:tcW w:type="dxa" w:w="1400"/>
+            <w:tcMar>
+              <w:top w:type="dxa" w:w="70"/>
+              <w:left w:type="dxa" w:w="110"/>
+              <w:bottom w:type="dxa" w:w="70"/>
+              <w:right w:type="dxa" w:w="110"/>
+            </w:tcMar>
+          </w:tcPr>
+          <w:p>
+            <w:pPr>
+              <w:spacing w:after="0"/>
+            </w:pPr>
+            <w:r>
+              <w:rPr>
+                <w:b w:val="false"/>
+                <w:bCs w:val="false"/>
+                <w:sz w:val="19"/>
+                <w:szCs w:val="19"/>
+              </w:rPr>
+              <w:t xml:space="preserve">9</w:t>
+            </w:r>
+          </w:p>
+        </w:tc>
+        <w:tc>
+          <w:tcPr>
+            <w:tcW w:type="dxa" w:w="4060"/>
+            <w:tcMar>
+              <w:top w:type="dxa" w:w="70"/>
+              <w:left w:type="dxa" w:w="110"/>
+              <w:bottom w:type="dxa" w:w="70"/>
+              <w:right w:type="dxa" w:w="110"/>
+            </w:tcMar>
+          </w:tcPr>
+          <w:p>
+            <w:pPr>
+              <w:spacing w:after="0"/>
+            </w:pPr>
+            <w:r>
+              <w:rPr>
+                <w:b w:val="false"/>
+                <w:bCs w:val="false"/>
+                <w:sz w:val="19"/>
+                <w:szCs w:val="19"/>
+              </w:rPr>
+              <w:t xml:space="preserve">Yes</w:t>
             </w:r>
           </w:p>
         </w:tc>
@@ -12968,51 +15171,407 @@
       <w:tr>
         <w:tc>
           <w:tcPr>
-            <w:tcW w:type="dxa" w:w="4200"/>
-            <w:tcMar>
-              <w:top w:type="dxa" w:w="70"/>
-              <w:left w:type="dxa" w:w="110"/>
-              <w:bottom w:type="dxa" w:w="70"/>
-              <w:right w:type="dxa" w:w="110"/>
-            </w:tcMar>
-          </w:tcPr>
-          <w:p>
-            <w:pPr>
-              <w:spacing w:after="0"/>
-            </w:pPr>
-            <w:r>
-              <w:rPr>
-                <w:b w:val="false"/>
-                <w:bCs w:val="false"/>
-                <w:sz w:val="19"/>
-                <w:szCs w:val="19"/>
-              </w:rPr>
-              <w:t xml:space="preserve">How many journal lines posted in AUG-2025?</w:t>
-            </w:r>
-          </w:p>
-        </w:tc>
-        <w:tc>
-          <w:tcPr>
-            <w:tcW w:type="dxa" w:w="5160"/>
-            <w:tcMar>
-              <w:top w:type="dxa" w:w="70"/>
-              <w:left w:type="dxa" w:w="110"/>
-              <w:bottom w:type="dxa" w:w="70"/>
-              <w:right w:type="dxa" w:w="110"/>
-            </w:tcMar>
-          </w:tcPr>
-          <w:p>
-            <w:pPr>
-              <w:spacing w:after="0"/>
-            </w:pPr>
-            <w:r>
-              <w:rPr>
-                <w:b w:val="false"/>
-                <w:bCs w:val="false"/>
-                <w:sz w:val="19"/>
-                <w:szCs w:val="19"/>
-              </w:rPr>
-              <w:t xml:space="preserve">A count, with no commentary about approximation</w:t>
+            <w:tcW w:type="dxa" w:w="2400"/>
+            <w:tcMar>
+              <w:top w:type="dxa" w:w="70"/>
+              <w:left w:type="dxa" w:w="110"/>
+              <w:bottom w:type="dxa" w:w="70"/>
+              <w:right w:type="dxa" w:w="110"/>
+            </w:tcMar>
+          </w:tcPr>
+          <w:p>
+            <w:pPr>
+              <w:spacing w:after="0"/>
+            </w:pPr>
+            <w:r>
+              <w:rPr>
+                <w:b w:val="false"/>
+                <w:bCs w:val="false"/>
+                <w:sz w:val="19"/>
+                <w:szCs w:val="19"/>
+              </w:rPr>
+              <w:t xml:space="preserve">Finance</w:t>
+            </w:r>
+          </w:p>
+        </w:tc>
+        <w:tc>
+          <w:tcPr>
+            <w:tcW w:type="dxa" w:w="1500"/>
+            <w:tcMar>
+              <w:top w:type="dxa" w:w="70"/>
+              <w:left w:type="dxa" w:w="110"/>
+              <w:bottom w:type="dxa" w:w="70"/>
+              <w:right w:type="dxa" w:w="110"/>
+            </w:tcMar>
+          </w:tcPr>
+          <w:p>
+            <w:pPr>
+              <w:spacing w:after="0"/>
+            </w:pPr>
+            <w:r>
+              <w:rPr>
+                <w:b w:val="false"/>
+                <w:bCs w:val="false"/>
+                <w:sz w:val="19"/>
+                <w:szCs w:val="19"/>
+              </w:rPr>
+              <w:t xml:space="preserve">26</w:t>
+            </w:r>
+          </w:p>
+        </w:tc>
+        <w:tc>
+          <w:tcPr>
+            <w:tcW w:type="dxa" w:w="1400"/>
+            <w:tcMar>
+              <w:top w:type="dxa" w:w="70"/>
+              <w:left w:type="dxa" w:w="110"/>
+              <w:bottom w:type="dxa" w:w="70"/>
+              <w:right w:type="dxa" w:w="110"/>
+            </w:tcMar>
+          </w:tcPr>
+          <w:p>
+            <w:pPr>
+              <w:spacing w:after="0"/>
+            </w:pPr>
+            <w:r>
+              <w:rPr>
+                <w:b w:val="false"/>
+                <w:bCs w:val="false"/>
+                <w:sz w:val="19"/>
+                <w:szCs w:val="19"/>
+              </w:rPr>
+              <w:t xml:space="preserve">9</w:t>
+            </w:r>
+          </w:p>
+        </w:tc>
+        <w:tc>
+          <w:tcPr>
+            <w:tcW w:type="dxa" w:w="4060"/>
+            <w:tcMar>
+              <w:top w:type="dxa" w:w="70"/>
+              <w:left w:type="dxa" w:w="110"/>
+              <w:bottom w:type="dxa" w:w="70"/>
+              <w:right w:type="dxa" w:w="110"/>
+            </w:tcMar>
+          </w:tcPr>
+          <w:p>
+            <w:pPr>
+              <w:spacing w:after="0"/>
+            </w:pPr>
+            <w:r>
+              <w:rPr>
+                <w:b w:val="false"/>
+                <w:bCs w:val="false"/>
+                <w:sz w:val="19"/>
+                <w:szCs w:val="19"/>
+              </w:rPr>
+              <w:t xml:space="preserve">Yes</w:t>
+            </w:r>
+          </w:p>
+        </w:tc>
+      </w:tr>
+      <w:tr>
+        <w:tc>
+          <w:tcPr>
+            <w:tcW w:type="dxa" w:w="2400"/>
+            <w:tcMar>
+              <w:top w:type="dxa" w:w="70"/>
+              <w:left w:type="dxa" w:w="110"/>
+              <w:bottom w:type="dxa" w:w="70"/>
+              <w:right w:type="dxa" w:w="110"/>
+            </w:tcMar>
+          </w:tcPr>
+          <w:p>
+            <w:pPr>
+              <w:spacing w:after="0"/>
+            </w:pPr>
+            <w:r>
+              <w:rPr>
+                <w:b w:val="false"/>
+                <w:bCs w:val="false"/>
+                <w:sz w:val="19"/>
+                <w:szCs w:val="19"/>
+              </w:rPr>
+              <w:t xml:space="preserve">Engineering</w:t>
+            </w:r>
+          </w:p>
+        </w:tc>
+        <w:tc>
+          <w:tcPr>
+            <w:tcW w:type="dxa" w:w="1500"/>
+            <w:tcMar>
+              <w:top w:type="dxa" w:w="70"/>
+              <w:left w:type="dxa" w:w="110"/>
+              <w:bottom w:type="dxa" w:w="70"/>
+              <w:right w:type="dxa" w:w="110"/>
+            </w:tcMar>
+          </w:tcPr>
+          <w:p>
+            <w:pPr>
+              <w:spacing w:after="0"/>
+            </w:pPr>
+            <w:r>
+              <w:rPr>
+                <w:b w:val="false"/>
+                <w:bCs w:val="false"/>
+                <w:sz w:val="19"/>
+                <w:szCs w:val="19"/>
+              </w:rPr>
+              <w:t xml:space="preserve">24</w:t>
+            </w:r>
+          </w:p>
+        </w:tc>
+        <w:tc>
+          <w:tcPr>
+            <w:tcW w:type="dxa" w:w="1400"/>
+            <w:tcMar>
+              <w:top w:type="dxa" w:w="70"/>
+              <w:left w:type="dxa" w:w="110"/>
+              <w:bottom w:type="dxa" w:w="70"/>
+              <w:right w:type="dxa" w:w="110"/>
+            </w:tcMar>
+          </w:tcPr>
+          <w:p>
+            <w:pPr>
+              <w:spacing w:after="0"/>
+            </w:pPr>
+            <w:r>
+              <w:rPr>
+                <w:b w:val="false"/>
+                <w:bCs w:val="false"/>
+                <w:sz w:val="19"/>
+                <w:szCs w:val="19"/>
+              </w:rPr>
+              <w:t xml:space="preserve">9</w:t>
+            </w:r>
+          </w:p>
+        </w:tc>
+        <w:tc>
+          <w:tcPr>
+            <w:tcW w:type="dxa" w:w="4060"/>
+            <w:tcMar>
+              <w:top w:type="dxa" w:w="70"/>
+              <w:left w:type="dxa" w:w="110"/>
+              <w:bottom w:type="dxa" w:w="70"/>
+              <w:right w:type="dxa" w:w="110"/>
+            </w:tcMar>
+          </w:tcPr>
+          <w:p>
+            <w:pPr>
+              <w:spacing w:after="0"/>
+            </w:pPr>
+            <w:r>
+              <w:rPr>
+                <w:b w:val="false"/>
+                <w:bCs w:val="false"/>
+                <w:sz w:val="19"/>
+                <w:szCs w:val="19"/>
+              </w:rPr>
+              <w:t xml:space="preserve">Yes</w:t>
+            </w:r>
+          </w:p>
+        </w:tc>
+      </w:tr>
+      <w:tr>
+        <w:tc>
+          <w:tcPr>
+            <w:tcW w:type="dxa" w:w="2400"/>
+            <w:tcMar>
+              <w:top w:type="dxa" w:w="70"/>
+              <w:left w:type="dxa" w:w="110"/>
+              <w:bottom w:type="dxa" w:w="70"/>
+              <w:right w:type="dxa" w:w="110"/>
+            </w:tcMar>
+          </w:tcPr>
+          <w:p>
+            <w:pPr>
+              <w:spacing w:after="0"/>
+            </w:pPr>
+            <w:r>
+              <w:rPr>
+                <w:b w:val="false"/>
+                <w:bCs w:val="false"/>
+                <w:sz w:val="19"/>
+                <w:szCs w:val="19"/>
+              </w:rPr>
+              <w:t xml:space="preserve">Operations</w:t>
+            </w:r>
+          </w:p>
+        </w:tc>
+        <w:tc>
+          <w:tcPr>
+            <w:tcW w:type="dxa" w:w="1500"/>
+            <w:tcMar>
+              <w:top w:type="dxa" w:w="70"/>
+              <w:left w:type="dxa" w:w="110"/>
+              <w:bottom w:type="dxa" w:w="70"/>
+              <w:right w:type="dxa" w:w="110"/>
+            </w:tcMar>
+          </w:tcPr>
+          <w:p>
+            <w:pPr>
+              <w:spacing w:after="0"/>
+            </w:pPr>
+            <w:r>
+              <w:rPr>
+                <w:b w:val="false"/>
+                <w:bCs w:val="false"/>
+                <w:sz w:val="19"/>
+                <w:szCs w:val="19"/>
+              </w:rPr>
+              <w:t xml:space="preserve">15</w:t>
+            </w:r>
+          </w:p>
+        </w:tc>
+        <w:tc>
+          <w:tcPr>
+            <w:tcW w:type="dxa" w:w="1400"/>
+            <w:tcMar>
+              <w:top w:type="dxa" w:w="70"/>
+              <w:left w:type="dxa" w:w="110"/>
+              <w:bottom w:type="dxa" w:w="70"/>
+              <w:right w:type="dxa" w:w="110"/>
+            </w:tcMar>
+          </w:tcPr>
+          <w:p>
+            <w:pPr>
+              <w:spacing w:after="0"/>
+            </w:pPr>
+            <w:r>
+              <w:rPr>
+                <w:b w:val="false"/>
+                <w:bCs w:val="false"/>
+                <w:sz w:val="19"/>
+                <w:szCs w:val="19"/>
+              </w:rPr>
+              <w:t xml:space="preserve">9</w:t>
+            </w:r>
+          </w:p>
+        </w:tc>
+        <w:tc>
+          <w:tcPr>
+            <w:tcW w:type="dxa" w:w="4060"/>
+            <w:tcMar>
+              <w:top w:type="dxa" w:w="70"/>
+              <w:left w:type="dxa" w:w="110"/>
+              <w:bottom w:type="dxa" w:w="70"/>
+              <w:right w:type="dxa" w:w="110"/>
+            </w:tcMar>
+          </w:tcPr>
+          <w:p>
+            <w:pPr>
+              <w:spacing w:after="0"/>
+            </w:pPr>
+            <w:r>
+              <w:rPr>
+                <w:b w:val="false"/>
+                <w:bCs w:val="false"/>
+                <w:sz w:val="19"/>
+                <w:szCs w:val="19"/>
+              </w:rPr>
+              <w:t xml:space="preserve">Yes — but small totals</w:t>
+            </w:r>
+          </w:p>
+        </w:tc>
+      </w:tr>
+      <w:tr>
+        <w:tc>
+          <w:tcPr>
+            <w:tcW w:type="dxa" w:w="2400"/>
+            <w:tcMar>
+              <w:top w:type="dxa" w:w="70"/>
+              <w:left w:type="dxa" w:w="110"/>
+              <w:bottom w:type="dxa" w:w="70"/>
+              <w:right w:type="dxa" w:w="110"/>
+            </w:tcMar>
+          </w:tcPr>
+          <w:p>
+            <w:pPr>
+              <w:spacing w:after="0"/>
+            </w:pPr>
+            <w:r>
+              <w:rPr>
+                <w:b w:val="false"/>
+                <w:bCs w:val="false"/>
+                <w:sz w:val="19"/>
+                <w:szCs w:val="19"/>
+              </w:rPr>
+              <w:t xml:space="preserve">Europe HQ</w:t>
+            </w:r>
+          </w:p>
+        </w:tc>
+        <w:tc>
+          <w:tcPr>
+            <w:tcW w:type="dxa" w:w="1500"/>
+            <w:tcMar>
+              <w:top w:type="dxa" w:w="70"/>
+              <w:left w:type="dxa" w:w="110"/>
+              <w:bottom w:type="dxa" w:w="70"/>
+              <w:right w:type="dxa" w:w="110"/>
+            </w:tcMar>
+          </w:tcPr>
+          <w:p>
+            <w:pPr>
+              <w:spacing w:after="0"/>
+            </w:pPr>
+            <w:r>
+              <w:rPr>
+                <w:b w:val="false"/>
+                <w:bCs w:val="false"/>
+                <w:sz w:val="19"/>
+                <w:szCs w:val="19"/>
+              </w:rPr>
+              <w:t xml:space="preserve">0</w:t>
+            </w:r>
+          </w:p>
+        </w:tc>
+        <w:tc>
+          <w:tcPr>
+            <w:tcW w:type="dxa" w:w="1400"/>
+            <w:tcMar>
+              <w:top w:type="dxa" w:w="70"/>
+              <w:left w:type="dxa" w:w="110"/>
+              <w:bottom w:type="dxa" w:w="70"/>
+              <w:right w:type="dxa" w:w="110"/>
+            </w:tcMar>
+          </w:tcPr>
+          <w:p>
+            <w:pPr>
+              <w:spacing w:after="0"/>
+            </w:pPr>
+            <w:r>
+              <w:rPr>
+                <w:b w:val="false"/>
+                <w:bCs w:val="false"/>
+                <w:sz w:val="19"/>
+                <w:szCs w:val="19"/>
+              </w:rPr>
+              <w:t xml:space="preserve">0</w:t>
+            </w:r>
+          </w:p>
+        </w:tc>
+        <w:tc>
+          <w:tcPr>
+            <w:tcW w:type="dxa" w:w="4060"/>
+            <w:tcMar>
+              <w:top w:type="dxa" w:w="70"/>
+              <w:left w:type="dxa" w:w="110"/>
+              <w:bottom w:type="dxa" w:w="70"/>
+              <w:right w:type="dxa" w:w="110"/>
+            </w:tcMar>
+          </w:tcPr>
+          <w:p>
+            <w:pPr>
+              <w:spacing w:after="0"/>
+            </w:pPr>
+            <w:r>
+              <w:rPr>
+                <w:b w:val="false"/>
+                <w:bCs w:val="false"/>
+                <w:sz w:val="19"/>
+                <w:szCs w:val="19"/>
+              </w:rPr>
+              <w:t xml:space="preserve">No — dimension row with no transactions</w:t>
             </w:r>
           </w:p>
         </w:tc>
@@ -13024,7 +15583,7 @@
         <w:spacing w:after="110" w:before="300"/>
       </w:pPr>
       <w:r>
-        <w:t xml:space="preserve">10.2 RAG tool</w:t>
+        <w:t xml:space="preserve">10.2 SQL tool</w:t>
       </w:r>
     </w:p>
     <w:tbl>
@@ -13040,8 +15599,8 @@
         </w:tblBorders>
       </w:tblPr>
       <w:tblGrid>
-        <w:gridCol w:w="4200"/>
-        <w:gridCol w:w="5160"/>
+        <w:gridCol w:w="4000"/>
+        <w:gridCol w:w="5360"/>
       </w:tblGrid>
       <w:tr>
         <w:trPr>
@@ -13049,7 +15608,7 @@
         </w:trPr>
         <w:tc>
           <w:tcPr>
-            <w:tcW w:type="dxa" w:w="4200"/>
+            <w:tcW w:type="dxa" w:w="4000"/>
             <w:shd w:fill="DCE6F1" w:val="clear"/>
             <w:tcMar>
               <w:top w:type="dxa" w:w="70"/>
@@ -13075,7 +15634,7 @@
         </w:tc>
         <w:tc>
           <w:tcPr>
-            <w:tcW w:type="dxa" w:w="5160"/>
+            <w:tcW w:type="dxa" w:w="5360"/>
             <w:shd w:fill="DCE6F1" w:val="clear"/>
             <w:tcMar>
               <w:top w:type="dxa" w:w="70"/>
@@ -13095,7 +15654,7 @@
                 <w:sz w:val="19"/>
                 <w:szCs w:val="19"/>
               </w:rPr>
-              <w:t xml:space="preserve">Expected behaviour</w:t>
+              <w:t xml:space="preserve">Answer returned</w:t>
             </w:r>
           </w:p>
         </w:tc>
@@ -13103,51 +15662,51 @@
       <w:tr>
         <w:tc>
           <w:tcPr>
-            <w:tcW w:type="dxa" w:w="4200"/>
-            <w:tcMar>
-              <w:top w:type="dxa" w:w="70"/>
-              <w:left w:type="dxa" w:w="110"/>
-              <w:bottom w:type="dxa" w:w="70"/>
-              <w:right w:type="dxa" w:w="110"/>
-            </w:tcMar>
-          </w:tcPr>
-          <w:p>
-            <w:pPr>
-              <w:spacing w:after="0"/>
-            </w:pPr>
-            <w:r>
-              <w:rPr>
-                <w:b w:val="false"/>
-                <w:bCs w:val="false"/>
-                <w:sz w:val="19"/>
-                <w:szCs w:val="19"/>
-              </w:rPr>
-              <w:t xml:space="preserve">What is the approval threshold for a journal entry?</w:t>
-            </w:r>
-          </w:p>
-        </w:tc>
-        <w:tc>
-          <w:tcPr>
-            <w:tcW w:type="dxa" w:w="5160"/>
-            <w:tcMar>
-              <w:top w:type="dxa" w:w="70"/>
-              <w:left w:type="dxa" w:w="110"/>
-              <w:bottom w:type="dxa" w:w="70"/>
-              <w:right w:type="dxa" w:w="110"/>
-            </w:tcMar>
-          </w:tcPr>
-          <w:p>
-            <w:pPr>
-              <w:spacing w:after="0"/>
-            </w:pPr>
-            <w:r>
-              <w:rPr>
-                <w:b w:val="false"/>
-                <w:bCs w:val="false"/>
-                <w:sz w:val="19"/>
-                <w:szCs w:val="19"/>
-              </w:rPr>
-              <w:t xml:space="preserve">Quotes the policy document, including the sign-off level</w:t>
+            <w:tcW w:type="dxa" w:w="4000"/>
+            <w:tcMar>
+              <w:top w:type="dxa" w:w="70"/>
+              <w:left w:type="dxa" w:w="110"/>
+              <w:bottom w:type="dxa" w:w="70"/>
+              <w:right w:type="dxa" w:w="110"/>
+            </w:tcMar>
+          </w:tcPr>
+          <w:p>
+            <w:pPr>
+              <w:spacing w:after="0"/>
+            </w:pPr>
+            <w:r>
+              <w:rPr>
+                <w:b w:val="false"/>
+                <w:bCs w:val="false"/>
+                <w:sz w:val="19"/>
+                <w:szCs w:val="19"/>
+              </w:rPr>
+              <w:t xml:space="preserve">What were total Engineering expenses in August 2025?</w:t>
+            </w:r>
+          </w:p>
+        </w:tc>
+        <w:tc>
+          <w:tcPr>
+            <w:tcW w:type="dxa" w:w="5360"/>
+            <w:tcMar>
+              <w:top w:type="dxa" w:w="70"/>
+              <w:left w:type="dxa" w:w="110"/>
+              <w:bottom w:type="dxa" w:w="70"/>
+              <w:right w:type="dxa" w:w="110"/>
+            </w:tcMar>
+          </w:tcPr>
+          <w:p>
+            <w:pPr>
+              <w:spacing w:after="0"/>
+            </w:pPr>
+            <w:r>
+              <w:rPr>
+                <w:b w:val="false"/>
+                <w:bCs w:val="false"/>
+                <w:sz w:val="19"/>
+                <w:szCs w:val="19"/>
+              </w:rPr>
+              <w:t xml:space="preserve">176000 — four ledger lines</w:t>
             </w:r>
           </w:p>
         </w:tc>
@@ -13155,51 +15714,51 @@
       <w:tr>
         <w:tc>
           <w:tcPr>
-            <w:tcW w:type="dxa" w:w="4200"/>
-            <w:tcMar>
-              <w:top w:type="dxa" w:w="70"/>
-              <w:left w:type="dxa" w:w="110"/>
-              <w:bottom w:type="dxa" w:w="70"/>
-              <w:right w:type="dxa" w:w="110"/>
-            </w:tcMar>
-          </w:tcPr>
-          <w:p>
-            <w:pPr>
-              <w:spacing w:after="0"/>
-            </w:pPr>
-            <w:r>
-              <w:rPr>
-                <w:b w:val="false"/>
-                <w:bCs w:val="false"/>
-                <w:sz w:val="19"/>
-                <w:szCs w:val="19"/>
-              </w:rPr>
-              <w:t xml:space="preserve">What are the steps in the period close checklist?</w:t>
-            </w:r>
-          </w:p>
-        </w:tc>
-        <w:tc>
-          <w:tcPr>
-            <w:tcW w:type="dxa" w:w="5160"/>
-            <w:tcMar>
-              <w:top w:type="dxa" w:w="70"/>
-              <w:left w:type="dxa" w:w="110"/>
-              <w:bottom w:type="dxa" w:w="70"/>
-              <w:right w:type="dxa" w:w="110"/>
-            </w:tcMar>
-          </w:tcPr>
-          <w:p>
-            <w:pPr>
-              <w:spacing w:after="0"/>
-            </w:pPr>
-            <w:r>
-              <w:rPr>
-                <w:b w:val="false"/>
-                <w:bCs w:val="false"/>
-                <w:sz w:val="19"/>
-                <w:szCs w:val="19"/>
-              </w:rPr>
-              <w:t xml:space="preserve">An ordered list drawn from the checklist document</w:t>
+            <w:tcW w:type="dxa" w:w="4000"/>
+            <w:tcMar>
+              <w:top w:type="dxa" w:w="70"/>
+              <w:left w:type="dxa" w:w="110"/>
+              <w:bottom w:type="dxa" w:w="70"/>
+              <w:right w:type="dxa" w:w="110"/>
+            </w:tcMar>
+          </w:tcPr>
+          <w:p>
+            <w:pPr>
+              <w:spacing w:after="0"/>
+            </w:pPr>
+            <w:r>
+              <w:rPr>
+                <w:b w:val="false"/>
+                <w:bCs w:val="false"/>
+                <w:sz w:val="19"/>
+                <w:szCs w:val="19"/>
+              </w:rPr>
+              <w:t xml:space="preserve">Which department spent the most last quarter?</w:t>
+            </w:r>
+          </w:p>
+        </w:tc>
+        <w:tc>
+          <w:tcPr>
+            <w:tcW w:type="dxa" w:w="5360"/>
+            <w:tcMar>
+              <w:top w:type="dxa" w:w="70"/>
+              <w:left w:type="dxa" w:w="110"/>
+              <w:bottom w:type="dxa" w:w="70"/>
+              <w:right w:type="dxa" w:w="110"/>
+            </w:tcMar>
+          </w:tcPr>
+          <w:p>
+            <w:pPr>
+              <w:spacing w:after="0"/>
+            </w:pPr>
+            <w:r>
+              <w:rPr>
+                <w:b w:val="false"/>
+                <w:bCs w:val="false"/>
+                <w:sz w:val="19"/>
+                <w:szCs w:val="19"/>
+              </w:rPr>
+              <w:t xml:space="preserve">Finance. Confirmed by direct SQL: 471,000 across JUL to SEP 2025</w:t>
             </w:r>
           </w:p>
         </w:tc>
@@ -13207,51 +15766,103 @@
       <w:tr>
         <w:tc>
           <w:tcPr>
-            <w:tcW w:type="dxa" w:w="4200"/>
-            <w:tcMar>
-              <w:top w:type="dxa" w:w="70"/>
-              <w:left w:type="dxa" w:w="110"/>
-              <w:bottom w:type="dxa" w:w="70"/>
-              <w:right w:type="dxa" w:w="110"/>
-            </w:tcMar>
-          </w:tcPr>
-          <w:p>
-            <w:pPr>
-              <w:spacing w:after="0"/>
-            </w:pPr>
-            <w:r>
-              <w:rPr>
-                <w:b w:val="false"/>
-                <w:bCs w:val="false"/>
-                <w:sz w:val="19"/>
-                <w:szCs w:val="19"/>
-              </w:rPr>
-              <w:t xml:space="preserve">Which control covers segregation of duties?</w:t>
-            </w:r>
-          </w:p>
-        </w:tc>
-        <w:tc>
-          <w:tcPr>
-            <w:tcW w:type="dxa" w:w="5160"/>
-            <w:tcMar>
-              <w:top w:type="dxa" w:w="70"/>
-              <w:left w:type="dxa" w:w="110"/>
-              <w:bottom w:type="dxa" w:w="70"/>
-              <w:right w:type="dxa" w:w="110"/>
-            </w:tcMar>
-          </w:tcPr>
-          <w:p>
-            <w:pPr>
-              <w:spacing w:after="0"/>
-            </w:pPr>
-            <w:r>
-              <w:rPr>
-                <w:b w:val="false"/>
-                <w:bCs w:val="false"/>
-                <w:sz w:val="19"/>
-                <w:szCs w:val="19"/>
-              </w:rPr>
-              <w:t xml:space="preserve">Cites the compliance reference, not general knowledge</w:t>
+            <w:tcW w:type="dxa" w:w="4000"/>
+            <w:tcMar>
+              <w:top w:type="dxa" w:w="70"/>
+              <w:left w:type="dxa" w:w="110"/>
+              <w:bottom w:type="dxa" w:w="70"/>
+              <w:right w:type="dxa" w:w="110"/>
+            </w:tcMar>
+          </w:tcPr>
+          <w:p>
+            <w:pPr>
+              <w:spacing w:after="0"/>
+            </w:pPr>
+            <w:r>
+              <w:rPr>
+                <w:b w:val="false"/>
+                <w:bCs w:val="false"/>
+                <w:sz w:val="19"/>
+                <w:szCs w:val="19"/>
+              </w:rPr>
+              <w:t xml:space="preserve">How many journal lines posted in AUG-2025?</w:t>
+            </w:r>
+          </w:p>
+        </w:tc>
+        <w:tc>
+          <w:tcPr>
+            <w:tcW w:type="dxa" w:w="5360"/>
+            <w:tcMar>
+              <w:top w:type="dxa" w:w="70"/>
+              <w:left w:type="dxa" w:w="110"/>
+              <w:bottom w:type="dxa" w:w="70"/>
+              <w:right w:type="dxa" w:w="110"/>
+            </w:tcMar>
+          </w:tcPr>
+          <w:p>
+            <w:pPr>
+              <w:spacing w:after="0"/>
+            </w:pPr>
+            <w:r>
+              <w:rPr>
+                <w:b w:val="false"/>
+                <w:bCs w:val="false"/>
+                <w:sz w:val="19"/>
+                <w:szCs w:val="19"/>
+              </w:rPr>
+              <w:t xml:space="preserve">15 — matches the table</w:t>
+            </w:r>
+          </w:p>
+        </w:tc>
+      </w:tr>
+      <w:tr>
+        <w:tc>
+          <w:tcPr>
+            <w:tcW w:type="dxa" w:w="4000"/>
+            <w:tcMar>
+              <w:top w:type="dxa" w:w="70"/>
+              <w:left w:type="dxa" w:w="110"/>
+              <w:bottom w:type="dxa" w:w="70"/>
+              <w:right w:type="dxa" w:w="110"/>
+            </w:tcMar>
+          </w:tcPr>
+          <w:p>
+            <w:pPr>
+              <w:spacing w:after="0"/>
+            </w:pPr>
+            <w:r>
+              <w:rPr>
+                <w:b w:val="false"/>
+                <w:bCs w:val="false"/>
+                <w:sz w:val="19"/>
+                <w:szCs w:val="19"/>
+              </w:rPr>
+              <w:t xml:space="preserve">How much did Europe HQ spend in 2025?</w:t>
+            </w:r>
+          </w:p>
+        </w:tc>
+        <w:tc>
+          <w:tcPr>
+            <w:tcW w:type="dxa" w:w="5360"/>
+            <w:tcMar>
+              <w:top w:type="dxa" w:w="70"/>
+              <w:left w:type="dxa" w:w="110"/>
+              <w:bottom w:type="dxa" w:w="70"/>
+              <w:right w:type="dxa" w:w="110"/>
+            </w:tcMar>
+          </w:tcPr>
+          <w:p>
+            <w:pPr>
+              <w:spacing w:after="0"/>
+            </w:pPr>
+            <w:r>
+              <w:rPr>
+                <w:b w:val="false"/>
+                <w:bCs w:val="false"/>
+                <w:sz w:val="19"/>
+                <w:szCs w:val="19"/>
+              </w:rPr>
+              <w:t xml:space="preserve">No data found for Europe HQ spending in 2025</w:t>
             </w:r>
           </w:p>
         </w:tc>
@@ -13267,7 +15878,7 @@
           <w:sz w:val="21"/>
           <w:szCs w:val="21"/>
         </w:rPr>
-        <w:t xml:space="preserve">A RAG answer that is fluent but cites nothing usually means the profile lost its vector_index_name, not that the question was poor.</w:t>
+        <w:t xml:space="preserve">The last one is the most valuable question in the set. The department exists in the dimension and has no transactions, so a model answering from plausibility would invent a figure. The correct behaviour is the refusal, and it demonstrates the task instruction working.</w:t>
       </w:r>
     </w:p>
     <w:p>
@@ -13276,7 +15887,7 @@
         <w:spacing w:after="110" w:before="300"/>
       </w:pPr>
       <w:r>
-        <w:t xml:space="preserve">10.3 Trend, forecast and anomaly tools</w:t>
+        <w:t xml:space="preserve">10.3 RAG tool</w:t>
       </w:r>
     </w:p>
     <w:tbl>
@@ -13292,8 +15903,8 @@
         </w:tblBorders>
       </w:tblPr>
       <w:tblGrid>
-        <w:gridCol w:w="5600"/>
-        <w:gridCol w:w="3760"/>
+        <w:gridCol w:w="3600"/>
+        <w:gridCol w:w="5760"/>
       </w:tblGrid>
       <w:tr>
         <w:trPr>
@@ -13301,7 +15912,7 @@
         </w:trPr>
         <w:tc>
           <w:tcPr>
-            <w:tcW w:type="dxa" w:w="5600"/>
+            <w:tcW w:type="dxa" w:w="3600"/>
             <w:shd w:fill="DCE6F1" w:val="clear"/>
             <w:tcMar>
               <w:top w:type="dxa" w:w="70"/>
@@ -13327,7 +15938,7 @@
         </w:tc>
         <w:tc>
           <w:tcPr>
-            <w:tcW w:type="dxa" w:w="3760"/>
+            <w:tcW w:type="dxa" w:w="5760"/>
             <w:shd w:fill="DCE6F1" w:val="clear"/>
             <w:tcMar>
               <w:top w:type="dxa" w:w="70"/>
@@ -13347,7 +15958,7 @@
                 <w:sz w:val="19"/>
                 <w:szCs w:val="19"/>
               </w:rPr>
-              <w:t xml:space="preserve">Tool it should reach</w:t>
+              <w:t xml:space="preserve">Answer returned</w:t>
             </w:r>
           </w:p>
         </w:tc>
@@ -13355,52 +15966,51 @@
       <w:tr>
         <w:tc>
           <w:tcPr>
-            <w:tcW w:type="dxa" w:w="5600"/>
-            <w:tcMar>
-              <w:top w:type="dxa" w:w="70"/>
-              <w:left w:type="dxa" w:w="110"/>
-              <w:bottom w:type="dxa" w:w="70"/>
-              <w:right w:type="dxa" w:w="110"/>
-            </w:tcMar>
-          </w:tcPr>
-          <w:p>
-            <w:pPr>
-              <w:spacing w:after="0"/>
-            </w:pPr>
-            <w:r>
-              <w:rPr>
-                <w:b w:val="false"/>
-                <w:bCs w:val="false"/>
-                <w:sz w:val="19"/>
-                <w:szCs w:val="19"/>
-              </w:rPr>
-              <w:t xml:space="preserve">How have Engineering expenses trended over the last six periods?</w:t>
-            </w:r>
-          </w:p>
-        </w:tc>
-        <w:tc>
-          <w:tcPr>
-            <w:tcW w:type="dxa" w:w="3760"/>
-            <w:tcMar>
-              <w:top w:type="dxa" w:w="70"/>
-              <w:left w:type="dxa" w:w="110"/>
-              <w:bottom w:type="dxa" w:w="70"/>
-              <w:right w:type="dxa" w:w="110"/>
-            </w:tcMar>
-          </w:tcPr>
-          <w:p>
-            <w:pPr>
-              <w:spacing w:after="0"/>
-            </w:pPr>
-            <w:r>
-              <w:rPr>
-                <w:rFonts w:ascii="Consolas" w:cs="Consolas" w:eastAsia="Consolas" w:hAnsi="Consolas"/>
-                <w:b w:val="false"/>
-                <w:bCs w:val="false"/>
-                <w:sz w:val="19"/>
-                <w:szCs w:val="19"/>
-              </w:rPr>
-              <w:t xml:space="preserve">ACME_TREND_TOOL</w:t>
+            <w:tcW w:type="dxa" w:w="3600"/>
+            <w:tcMar>
+              <w:top w:type="dxa" w:w="70"/>
+              <w:left w:type="dxa" w:w="110"/>
+              <w:bottom w:type="dxa" w:w="70"/>
+              <w:right w:type="dxa" w:w="110"/>
+            </w:tcMar>
+          </w:tcPr>
+          <w:p>
+            <w:pPr>
+              <w:spacing w:after="0"/>
+            </w:pPr>
+            <w:r>
+              <w:rPr>
+                <w:b w:val="false"/>
+                <w:bCs w:val="false"/>
+                <w:sz w:val="19"/>
+                <w:szCs w:val="19"/>
+              </w:rPr>
+              <w:t xml:space="preserve">Which transactions require CFO sign-off?</w:t>
+            </w:r>
+          </w:p>
+        </w:tc>
+        <w:tc>
+          <w:tcPr>
+            <w:tcW w:type="dxa" w:w="5760"/>
+            <w:tcMar>
+              <w:top w:type="dxa" w:w="70"/>
+              <w:left w:type="dxa" w:w="110"/>
+              <w:bottom w:type="dxa" w:w="70"/>
+              <w:right w:type="dxa" w:w="110"/>
+            </w:tcMar>
+          </w:tcPr>
+          <w:p>
+            <w:pPr>
+              <w:spacing w:after="0"/>
+            </w:pPr>
+            <w:r>
+              <w:rPr>
+                <w:b w:val="false"/>
+                <w:bCs w:val="false"/>
+                <w:sz w:val="19"/>
+                <w:szCs w:val="19"/>
+              </w:rPr>
+              <w:t xml:space="preserve">Intercompany balances above $50,000</w:t>
             </w:r>
           </w:p>
         </w:tc>
@@ -13408,52 +16018,51 @@
       <w:tr>
         <w:tc>
           <w:tcPr>
-            <w:tcW w:type="dxa" w:w="5600"/>
-            <w:tcMar>
-              <w:top w:type="dxa" w:w="70"/>
-              <w:left w:type="dxa" w:w="110"/>
-              <w:bottom w:type="dxa" w:w="70"/>
-              <w:right w:type="dxa" w:w="110"/>
-            </w:tcMar>
-          </w:tcPr>
-          <w:p>
-            <w:pPr>
-              <w:spacing w:after="0"/>
-            </w:pPr>
-            <w:r>
-              <w:rPr>
-                <w:b w:val="false"/>
-                <w:bCs w:val="false"/>
-                <w:sz w:val="19"/>
-                <w:szCs w:val="19"/>
-              </w:rPr>
-              <w:t xml:space="preserve">Project Marketing spend for the next three periods.</w:t>
-            </w:r>
-          </w:p>
-        </w:tc>
-        <w:tc>
-          <w:tcPr>
-            <w:tcW w:type="dxa" w:w="3760"/>
-            <w:tcMar>
-              <w:top w:type="dxa" w:w="70"/>
-              <w:left w:type="dxa" w:w="110"/>
-              <w:bottom w:type="dxa" w:w="70"/>
-              <w:right w:type="dxa" w:w="110"/>
-            </w:tcMar>
-          </w:tcPr>
-          <w:p>
-            <w:pPr>
-              <w:spacing w:after="0"/>
-            </w:pPr>
-            <w:r>
-              <w:rPr>
-                <w:rFonts w:ascii="Consolas" w:cs="Consolas" w:eastAsia="Consolas" w:hAnsi="Consolas"/>
-                <w:b w:val="false"/>
-                <w:bCs w:val="false"/>
-                <w:sz w:val="19"/>
-                <w:szCs w:val="19"/>
-              </w:rPr>
-              <w:t xml:space="preserve">ACME_FORECAST_TOOL</w:t>
+            <w:tcW w:type="dxa" w:w="3600"/>
+            <w:tcMar>
+              <w:top w:type="dxa" w:w="70"/>
+              <w:left w:type="dxa" w:w="110"/>
+              <w:bottom w:type="dxa" w:w="70"/>
+              <w:right w:type="dxa" w:w="110"/>
+            </w:tcMar>
+          </w:tcPr>
+          <w:p>
+            <w:pPr>
+              <w:spacing w:after="0"/>
+            </w:pPr>
+            <w:r>
+              <w:rPr>
+                <w:b w:val="false"/>
+                <w:bCs w:val="false"/>
+                <w:sz w:val="19"/>
+                <w:szCs w:val="19"/>
+              </w:rPr>
+              <w:t xml:space="preserve">What are the steps in the period close checklist?</w:t>
+            </w:r>
+          </w:p>
+        </w:tc>
+        <w:tc>
+          <w:tcPr>
+            <w:tcW w:type="dxa" w:w="5760"/>
+            <w:tcMar>
+              <w:top w:type="dxa" w:w="70"/>
+              <w:left w:type="dxa" w:w="110"/>
+              <w:bottom w:type="dxa" w:w="70"/>
+              <w:right w:type="dxa" w:w="110"/>
+            </w:tcMar>
+          </w:tcPr>
+          <w:p>
+            <w:pPr>
+              <w:spacing w:after="0"/>
+            </w:pPr>
+            <w:r>
+              <w:rPr>
+                <w:b w:val="false"/>
+                <w:bCs w:val="false"/>
+                <w:sz w:val="19"/>
+                <w:szCs w:val="19"/>
+              </w:rPr>
+              <w:t xml:space="preserve">Verify balances in Fusion ERP; execute automated reconciliations; review exception reports; obtain approvals; archive results</w:t>
             </w:r>
           </w:p>
         </w:tc>
@@ -13461,52 +16070,51 @@
       <w:tr>
         <w:tc>
           <w:tcPr>
-            <w:tcW w:type="dxa" w:w="5600"/>
-            <w:tcMar>
-              <w:top w:type="dxa" w:w="70"/>
-              <w:left w:type="dxa" w:w="110"/>
-              <w:bottom w:type="dxa" w:w="70"/>
-              <w:right w:type="dxa" w:w="110"/>
-            </w:tcMar>
-          </w:tcPr>
-          <w:p>
-            <w:pPr>
-              <w:spacing w:after="0"/>
-            </w:pPr>
-            <w:r>
-              <w:rPr>
-                <w:b w:val="false"/>
-                <w:bCs w:val="false"/>
-                <w:sz w:val="19"/>
-                <w:szCs w:val="19"/>
-              </w:rPr>
-              <w:t xml:space="preserve">Which periods show unusual spending above a 30 percent threshold?</w:t>
-            </w:r>
-          </w:p>
-        </w:tc>
-        <w:tc>
-          <w:tcPr>
-            <w:tcW w:type="dxa" w:w="3760"/>
-            <w:tcMar>
-              <w:top w:type="dxa" w:w="70"/>
-              <w:left w:type="dxa" w:w="110"/>
-              <w:bottom w:type="dxa" w:w="70"/>
-              <w:right w:type="dxa" w:w="110"/>
-            </w:tcMar>
-          </w:tcPr>
-          <w:p>
-            <w:pPr>
-              <w:spacing w:after="0"/>
-            </w:pPr>
-            <w:r>
-              <w:rPr>
-                <w:rFonts w:ascii="Consolas" w:cs="Consolas" w:eastAsia="Consolas" w:hAnsi="Consolas"/>
-                <w:b w:val="false"/>
-                <w:bCs w:val="false"/>
-                <w:sz w:val="19"/>
-                <w:szCs w:val="19"/>
-              </w:rPr>
-              <w:t xml:space="preserve">ACME_ANOMALY_TOOL</w:t>
+            <w:tcW w:type="dxa" w:w="3600"/>
+            <w:tcMar>
+              <w:top w:type="dxa" w:w="70"/>
+              <w:left w:type="dxa" w:w="110"/>
+              <w:bottom w:type="dxa" w:w="70"/>
+              <w:right w:type="dxa" w:w="110"/>
+            </w:tcMar>
+          </w:tcPr>
+          <w:p>
+            <w:pPr>
+              <w:spacing w:after="0"/>
+            </w:pPr>
+            <w:r>
+              <w:rPr>
+                <w:b w:val="false"/>
+                <w:bCs w:val="false"/>
+                <w:sz w:val="19"/>
+                <w:szCs w:val="19"/>
+              </w:rPr>
+              <w:t xml:space="preserve">What is the approval threshold for a journal entry?</w:t>
+            </w:r>
+          </w:p>
+        </w:tc>
+        <w:tc>
+          <w:tcPr>
+            <w:tcW w:type="dxa" w:w="5760"/>
+            <w:tcMar>
+              <w:top w:type="dxa" w:w="70"/>
+              <w:left w:type="dxa" w:w="110"/>
+              <w:bottom w:type="dxa" w:w="70"/>
+              <w:right w:type="dxa" w:w="110"/>
+            </w:tcMar>
+          </w:tcPr>
+          <w:p>
+            <w:pPr>
+              <w:spacing w:after="0"/>
+            </w:pPr>
+            <w:r>
+              <w:rPr>
+                <w:b w:val="false"/>
+                <w:bCs w:val="false"/>
+                <w:sz w:val="19"/>
+                <w:szCs w:val="19"/>
+              </w:rPr>
+              <w:t xml:space="preserve">Hedged. Returned the $10,000 Level 2 threshold while noting it does not directly answer the question</w:t>
             </w:r>
           </w:p>
         </w:tc>
@@ -13514,11 +16122,53 @@
     </w:tbl>
     <w:p>
       <w:pPr>
+        <w:pBdr>
+          <w:top w:val="single" w:color="C87F0A" w:sz="4" w:space="7"/>
+          <w:bottom w:val="single" w:color="C87F0A" w:sz="4" w:space="7"/>
+          <w:left w:val="single" w:color="C87F0A" w:sz="20" w:space="9"/>
+          <w:right w:val="single" w:color="C87F0A" w:sz="4" w:space="7"/>
+        </w:pBdr>
+        <w:shd w:fill="FDF3E3" w:val="clear"/>
+        <w:spacing w:after="180" w:before="120"/>
+        <w:ind w:left="170" w:right="170"/>
+      </w:pPr>
+      <w:r>
+        <w:rPr>
+          <w:b/>
+          <w:bCs/>
+          <w:sz w:val="20"/>
+          <w:szCs w:val="20"/>
+        </w:rPr>
+        <w:t xml:space="preserve">CAUTION   </w:t>
+      </w:r>
+      <w:r>
+        <w:rPr>
+          <w:sz w:val="20"/>
+          <w:szCs w:val="20"/>
+        </w:rPr>
+        <w:t xml:space="preserve">The knowledge base contains two different thresholds — $10,000 for Level 2 managerial approval and $50,000 for CFO sign-off. A question that says only "the approval threshold" is ambiguous against that corpus, and the agent hedges rather than picking one. Name the approval you mean. This is a question-design fault, not a retrieval fault.</w:t>
+      </w:r>
+    </w:p>
+    <w:p>
+      <w:pPr>
+        <w:spacing w:after="140"/>
+        <w:jc w:val="both"/>
+      </w:pPr>
+      <w:r>
+        <w:rPr>
+          <w:sz w:val="21"/>
+          <w:szCs w:val="21"/>
+        </w:rPr>
+        <w:t xml:space="preserve">A question with no answer in the corpus — segregation of duties, for instance — produces a plausible-sounding paragraph assembled from adjacent material rather than a refusal. Retrieval questions do not fail as cleanly as SQL questions do, which is worth knowing before you demonstrate one.</w:t>
+      </w:r>
+    </w:p>
+    <w:p>
+      <w:pPr>
         <w:pStyle w:val="Heading2"/>
         <w:spacing w:after="110" w:before="300"/>
       </w:pPr>
       <w:r>
-        <w:t xml:space="preserve">10.4 Python tool</w:t>
+        <w:t xml:space="preserve">10.4 Trend, forecast and anomaly tools</w:t>
       </w:r>
     </w:p>
     <w:tbl>
@@ -13534,8 +16184,8 @@
         </w:tblBorders>
       </w:tblPr>
       <w:tblGrid>
-        <w:gridCol w:w="4600"/>
-        <w:gridCol w:w="4760"/>
+        <w:gridCol w:w="3600"/>
+        <w:gridCol w:w="5760"/>
       </w:tblGrid>
       <w:tr>
         <w:trPr>
@@ -13543,7 +16193,7 @@
         </w:trPr>
         <w:tc>
           <w:tcPr>
-            <w:tcW w:type="dxa" w:w="4600"/>
+            <w:tcW w:type="dxa" w:w="3600"/>
             <w:shd w:fill="DCE6F1" w:val="clear"/>
             <w:tcMar>
               <w:top w:type="dxa" w:w="70"/>
@@ -13569,7 +16219,7 @@
         </w:tc>
         <w:tc>
           <w:tcPr>
-            <w:tcW w:type="dxa" w:w="4760"/>
+            <w:tcW w:type="dxa" w:w="5760"/>
             <w:shd w:fill="DCE6F1" w:val="clear"/>
             <w:tcMar>
               <w:top w:type="dxa" w:w="70"/>
@@ -13589,7 +16239,7 @@
                 <w:sz w:val="19"/>
                 <w:szCs w:val="19"/>
               </w:rPr>
-              <w:t xml:space="preserve">Expected behaviour</w:t>
+              <w:t xml:space="preserve">Answer returned</w:t>
             </w:r>
           </w:p>
         </w:tc>
@@ -13597,51 +16247,51 @@
       <w:tr>
         <w:tc>
           <w:tcPr>
-            <w:tcW w:type="dxa" w:w="4600"/>
-            <w:tcMar>
-              <w:top w:type="dxa" w:w="70"/>
-              <w:left w:type="dxa" w:w="110"/>
-              <w:bottom w:type="dxa" w:w="70"/>
-              <w:right w:type="dxa" w:w="110"/>
-            </w:tcMar>
-          </w:tcPr>
-          <w:p>
-            <w:pPr>
-              <w:spacing w:after="0"/>
-            </w:pPr>
-            <w:r>
-              <w:rPr>
-                <w:b w:val="false"/>
-                <w:bCs w:val="false"/>
-                <w:sz w:val="19"/>
-                <w:szCs w:val="19"/>
-              </w:rPr>
-              <w:t xml:space="preserve">Give me the standard deviation and peak period for Engineering.</w:t>
-            </w:r>
-          </w:p>
-        </w:tc>
-        <w:tc>
-          <w:tcPr>
-            <w:tcW w:type="dxa" w:w="4760"/>
-            <w:tcMar>
-              <w:top w:type="dxa" w:w="70"/>
-              <w:left w:type="dxa" w:w="110"/>
-              <w:bottom w:type="dxa" w:w="70"/>
-              <w:right w:type="dxa" w:w="110"/>
-            </w:tcMar>
-          </w:tcPr>
-          <w:p>
-            <w:pPr>
-              <w:spacing w:after="0"/>
-            </w:pPr>
-            <w:r>
-              <w:rPr>
-                <w:b w:val="false"/>
-                <w:bCs w:val="false"/>
-                <w:sz w:val="19"/>
-                <w:szCs w:val="19"/>
-              </w:rPr>
-              <w:t xml:space="preserve">Returns numpy statistics, naming the peak period</w:t>
+            <w:tcW w:type="dxa" w:w="3600"/>
+            <w:tcMar>
+              <w:top w:type="dxa" w:w="70"/>
+              <w:left w:type="dxa" w:w="110"/>
+              <w:bottom w:type="dxa" w:w="70"/>
+              <w:right w:type="dxa" w:w="110"/>
+            </w:tcMar>
+          </w:tcPr>
+          <w:p>
+            <w:pPr>
+              <w:spacing w:after="0"/>
+            </w:pPr>
+            <w:r>
+              <w:rPr>
+                <w:b w:val="false"/>
+                <w:bCs w:val="false"/>
+                <w:sz w:val="19"/>
+                <w:szCs w:val="19"/>
+              </w:rPr>
+              <w:t xml:space="preserve">Which periods show unusual spending above a 30 percent threshold?</w:t>
+            </w:r>
+          </w:p>
+        </w:tc>
+        <w:tc>
+          <w:tcPr>
+            <w:tcW w:type="dxa" w:w="5760"/>
+            <w:tcMar>
+              <w:top w:type="dxa" w:w="70"/>
+              <w:left w:type="dxa" w:w="110"/>
+              <w:bottom w:type="dxa" w:w="70"/>
+              <w:right w:type="dxa" w:w="110"/>
+            </w:tcMar>
+          </w:tcPr>
+          <w:p>
+            <w:pPr>
+              <w:spacing w:after="0"/>
+            </w:pPr>
+            <w:r>
+              <w:rPr>
+                <w:b w:val="false"/>
+                <w:bCs w:val="false"/>
+                <w:sz w:val="19"/>
+                <w:szCs w:val="19"/>
+              </w:rPr>
+              <w:t xml:space="preserve">Engineering AUG-2025 at 179.12%; Sales JUN-2025 at 89.46%; Finance MAY-2025 at 68.64%; Operations JUN-2025 at 30.19%</w:t>
             </w:r>
           </w:p>
         </w:tc>
@@ -13649,51 +16299,51 @@
       <w:tr>
         <w:tc>
           <w:tcPr>
-            <w:tcW w:type="dxa" w:w="4600"/>
-            <w:tcMar>
-              <w:top w:type="dxa" w:w="70"/>
-              <w:left w:type="dxa" w:w="110"/>
-              <w:bottom w:type="dxa" w:w="70"/>
-              <w:right w:type="dxa" w:w="110"/>
-            </w:tcMar>
-          </w:tcPr>
-          <w:p>
-            <w:pPr>
-              <w:spacing w:after="0"/>
-            </w:pPr>
-            <w:r>
-              <w:rPr>
-                <w:b w:val="false"/>
-                <w:bCs w:val="false"/>
-                <w:sz w:val="19"/>
-                <w:szCs w:val="19"/>
-              </w:rPr>
-              <w:t xml:space="preserve">Show a three-period moving average for Engineering spend.</w:t>
-            </w:r>
-          </w:p>
-        </w:tc>
-        <w:tc>
-          <w:tcPr>
-            <w:tcW w:type="dxa" w:w="4760"/>
-            <w:tcMar>
-              <w:top w:type="dxa" w:w="70"/>
-              <w:left w:type="dxa" w:w="110"/>
-              <w:bottom w:type="dxa" w:w="70"/>
-              <w:right w:type="dxa" w:w="110"/>
-            </w:tcMar>
-          </w:tcPr>
-          <w:p>
-            <w:pPr>
-              <w:spacing w:after="0"/>
-            </w:pPr>
-            <w:r>
-              <w:rPr>
-                <w:b w:val="false"/>
-                <w:bCs w:val="false"/>
-                <w:sz w:val="19"/>
-                <w:szCs w:val="19"/>
-              </w:rPr>
-              <w:t xml:space="preserve">Returns the rolling mean array</w:t>
+            <w:tcW w:type="dxa" w:w="3600"/>
+            <w:tcMar>
+              <w:top w:type="dxa" w:w="70"/>
+              <w:left w:type="dxa" w:w="110"/>
+              <w:bottom w:type="dxa" w:w="70"/>
+              <w:right w:type="dxa" w:w="110"/>
+            </w:tcMar>
+          </w:tcPr>
+          <w:p>
+            <w:pPr>
+              <w:spacing w:after="0"/>
+            </w:pPr>
+            <w:r>
+              <w:rPr>
+                <w:b w:val="false"/>
+                <w:bCs w:val="false"/>
+                <w:sz w:val="19"/>
+                <w:szCs w:val="19"/>
+              </w:rPr>
+              <w:t xml:space="preserve">Forecast Engineering spend for the next three periods.</w:t>
+            </w:r>
+          </w:p>
+        </w:tc>
+        <w:tc>
+          <w:tcPr>
+            <w:tcW w:type="dxa" w:w="5760"/>
+            <w:tcMar>
+              <w:top w:type="dxa" w:w="70"/>
+              <w:left w:type="dxa" w:w="110"/>
+              <w:bottom w:type="dxa" w:w="70"/>
+              <w:right w:type="dxa" w:w="110"/>
+            </w:tcMar>
+          </w:tcPr>
+          <w:p>
+            <w:pPr>
+              <w:spacing w:after="0"/>
+            </w:pPr>
+            <w:r>
+              <w:rPr>
+                <w:b w:val="false"/>
+                <w:bCs w:val="false"/>
+                <w:sz w:val="19"/>
+                <w:szCs w:val="19"/>
+              </w:rPr>
+              <w:t xml:space="preserve">42,930.56 then 38,905.56 then 34,880.56</w:t>
             </w:r>
           </w:p>
         </w:tc>
@@ -13701,51 +16351,51 @@
       <w:tr>
         <w:tc>
           <w:tcPr>
-            <w:tcW w:type="dxa" w:w="4600"/>
-            <w:tcMar>
-              <w:top w:type="dxa" w:w="70"/>
-              <w:left w:type="dxa" w:w="110"/>
-              <w:bottom w:type="dxa" w:w="70"/>
-              <w:right w:type="dxa" w:w="110"/>
-            </w:tcMar>
-          </w:tcPr>
-          <w:p>
-            <w:pPr>
-              <w:spacing w:after="0"/>
-            </w:pPr>
-            <w:r>
-              <w:rPr>
-                <w:b w:val="false"/>
-                <w:bCs w:val="false"/>
-                <w:sz w:val="19"/>
-                <w:szCs w:val="19"/>
-              </w:rPr>
-              <w:t xml:space="preserve">Run a Python statistical analysis of Facilities spend.</w:t>
-            </w:r>
-          </w:p>
-        </w:tc>
-        <w:tc>
-          <w:tcPr>
-            <w:tcW w:type="dxa" w:w="4760"/>
-            <w:tcMar>
-              <w:top w:type="dxa" w:w="70"/>
-              <w:left w:type="dxa" w:w="110"/>
-              <w:bottom w:type="dxa" w:w="70"/>
-              <w:right w:type="dxa" w:w="110"/>
-            </w:tcMar>
-          </w:tcPr>
-          <w:p>
-            <w:pPr>
-              <w:spacing w:after="0"/>
-            </w:pPr>
-            <w:r>
-              <w:rPr>
-                <w:b w:val="false"/>
-                <w:bCs w:val="false"/>
-                <w:sz w:val="19"/>
-                <w:szCs w:val="19"/>
-              </w:rPr>
-              <w:t xml:space="preserve">Explicit request for Python; must not be answered by the SQL tool</w:t>
+            <w:tcW w:type="dxa" w:w="3600"/>
+            <w:tcMar>
+              <w:top w:type="dxa" w:w="70"/>
+              <w:left w:type="dxa" w:w="110"/>
+              <w:bottom w:type="dxa" w:w="70"/>
+              <w:right w:type="dxa" w:w="110"/>
+            </w:tcMar>
+          </w:tcPr>
+          <w:p>
+            <w:pPr>
+              <w:spacing w:after="0"/>
+            </w:pPr>
+            <w:r>
+              <w:rPr>
+                <w:b w:val="false"/>
+                <w:bCs w:val="false"/>
+                <w:sz w:val="19"/>
+                <w:szCs w:val="19"/>
+              </w:rPr>
+              <w:t xml:space="preserve">How have Engineering expenses trended over the last six periods?</w:t>
+            </w:r>
+          </w:p>
+        </w:tc>
+        <w:tc>
+          <w:tcPr>
+            <w:tcW w:type="dxa" w:w="5760"/>
+            <w:tcMar>
+              <w:top w:type="dxa" w:w="70"/>
+              <w:left w:type="dxa" w:w="110"/>
+              <w:bottom w:type="dxa" w:w="70"/>
+              <w:right w:type="dxa" w:w="110"/>
+            </w:tcMar>
+          </w:tcPr>
+          <w:p>
+            <w:pPr>
+              <w:spacing w:after="0"/>
+            </w:pPr>
+            <w:r>
+              <w:rPr>
+                <w:b w:val="false"/>
+                <w:bCs w:val="false"/>
+                <w:sz w:val="19"/>
+                <w:szCs w:val="19"/>
+              </w:rPr>
+              <w:t xml:space="preserve">Returns figures, but see the caution below</w:t>
             </w:r>
           </w:p>
         </w:tc>
@@ -13753,24 +16403,69 @@
     </w:tbl>
     <w:p>
       <w:pPr>
+        <w:pBdr>
+          <w:top w:val="single" w:color="C87F0A" w:sz="4" w:space="7"/>
+          <w:bottom w:val="single" w:color="C87F0A" w:sz="4" w:space="7"/>
+          <w:left w:val="single" w:color="C87F0A" w:sz="20" w:space="9"/>
+          <w:right w:val="single" w:color="C87F0A" w:sz="4" w:space="7"/>
+        </w:pBdr>
+        <w:shd w:fill="FDF3E3" w:val="clear"/>
+        <w:spacing w:after="180" w:before="120"/>
+        <w:ind w:left="170" w:right="170"/>
+      </w:pPr>
+      <w:r>
+        <w:rPr>
+          <w:b/>
+          <w:bCs/>
+          <w:sz w:val="20"/>
+          <w:szCs w:val="20"/>
+        </w:rPr>
+        <w:t xml:space="preserve">CAUTION   </w:t>
+      </w:r>
+      <w:r>
+        <w:rPr>
+          <w:sz w:val="20"/>
+          <w:szCs w:val="20"/>
+        </w:rPr>
+        <w:t xml:space="preserve">Do not open a question with the word Project. "Project Engineering spend for the next three periods" was parsed as a department named Project Engineering, and the agent correctly reported that no such department has history. The imperative reads as a noun phrase. Use Forecast instead — the same question then returns a projection.</w:t>
+      </w:r>
+    </w:p>
+    <w:p>
+      <w:pPr>
+        <w:pBdr>
+          <w:top w:val="single" w:color="C87F0A" w:sz="4" w:space="7"/>
+          <w:bottom w:val="single" w:color="C87F0A" w:sz="4" w:space="7"/>
+          <w:left w:val="single" w:color="C87F0A" w:sz="20" w:space="9"/>
+          <w:right w:val="single" w:color="C87F0A" w:sz="4" w:space="7"/>
+        </w:pBdr>
+        <w:shd w:fill="FDF3E3" w:val="clear"/>
+        <w:spacing w:after="180" w:before="120"/>
+        <w:ind w:left="170" w:right="170"/>
+      </w:pPr>
+      <w:r>
+        <w:rPr>
+          <w:b/>
+          <w:bCs/>
+          <w:sz w:val="20"/>
+          <w:szCs w:val="20"/>
+        </w:rPr>
+        <w:t xml:space="preserve">CAUTION   </w:t>
+      </w:r>
+      <w:r>
+        <w:rPr>
+          <w:sz w:val="20"/>
+          <w:szCs w:val="20"/>
+        </w:rPr>
+        <w:t xml:space="preserve">The trend tool narrates periods out of chronological order — one run reported JAN-2025, then JUL-2025, then JUN-2025, then MAR-2025. The underlying figures are right and the ordering is not, so the narration reads as nonsense on close inspection. Do not put this tool in front of an audience that will read the sequence.</w:t>
+      </w:r>
+    </w:p>
+    <w:p>
+      <w:pPr>
         <w:pStyle w:val="Heading2"/>
         <w:spacing w:after="110" w:before="300"/>
       </w:pPr>
       <w:r>
-        <w:t xml:space="preserve">10.5 Multi-tool questions</w:t>
-      </w:r>
-    </w:p>
-    <w:p>
-      <w:pPr>
-        <w:spacing w:after="140"/>
-        <w:jc w:val="both"/>
-      </w:pPr>
-      <w:r>
-        <w:rPr>
-          <w:sz w:val="21"/>
-          <w:szCs w:val="21"/>
-        </w:rPr>
-        <w:t xml:space="preserve">The questions that most often expose a weak task instruction are the ones needing two tools in sequence:</w:t>
+        <w:t xml:space="preserve">10.5 Python tool</w:t>
       </w:r>
     </w:p>
     <w:tbl>
@@ -13786,8 +16481,9 @@
         </w:tblBorders>
       </w:tblPr>
       <w:tblGrid>
-        <w:gridCol w:w="5200"/>
-        <w:gridCol w:w="4160"/>
+        <w:gridCol w:w="3400"/>
+        <w:gridCol w:w="4560"/>
+        <w:gridCol w:w="1400"/>
       </w:tblGrid>
       <w:tr>
         <w:trPr>
@@ -13795,7 +16491,7 @@
         </w:trPr>
         <w:tc>
           <w:tcPr>
-            <w:tcW w:type="dxa" w:w="5200"/>
+            <w:tcW w:type="dxa" w:w="3400"/>
             <w:shd w:fill="DCE6F1" w:val="clear"/>
             <w:tcMar>
               <w:top w:type="dxa" w:w="70"/>
@@ -13821,7 +16517,7 @@
         </w:tc>
         <w:tc>
           <w:tcPr>
-            <w:tcW w:type="dxa" w:w="4160"/>
+            <w:tcW w:type="dxa" w:w="4560"/>
             <w:shd w:fill="DCE6F1" w:val="clear"/>
             <w:tcMar>
               <w:top w:type="dxa" w:w="70"/>
@@ -13841,7 +16537,33 @@
                 <w:sz w:val="19"/>
                 <w:szCs w:val="19"/>
               </w:rPr>
-              <w:t xml:space="preserve">Route</w:t>
+              <w:t xml:space="preserve">Answer returned</w:t>
+            </w:r>
+          </w:p>
+        </w:tc>
+        <w:tc>
+          <w:tcPr>
+            <w:tcW w:type="dxa" w:w="1400"/>
+            <w:shd w:fill="DCE6F1" w:val="clear"/>
+            <w:tcMar>
+              <w:top w:type="dxa" w:w="70"/>
+              <w:left w:type="dxa" w:w="110"/>
+              <w:bottom w:type="dxa" w:w="70"/>
+              <w:right w:type="dxa" w:w="110"/>
+            </w:tcMar>
+          </w:tcPr>
+          <w:p>
+            <w:pPr>
+              <w:spacing w:after="0"/>
+            </w:pPr>
+            <w:r>
+              <w:rPr>
+                <w:b/>
+                <w:bCs/>
+                <w:sz w:val="19"/>
+                <w:szCs w:val="19"/>
+              </w:rPr>
+              <w:t xml:space="preserve">Elapsed</w:t>
             </w:r>
           </w:p>
         </w:tc>
@@ -13849,51 +16571,76 @@
       <w:tr>
         <w:tc>
           <w:tcPr>
-            <w:tcW w:type="dxa" w:w="5200"/>
-            <w:tcMar>
-              <w:top w:type="dxa" w:w="70"/>
-              <w:left w:type="dxa" w:w="110"/>
-              <w:bottom w:type="dxa" w:w="70"/>
-              <w:right w:type="dxa" w:w="110"/>
-            </w:tcMar>
-          </w:tcPr>
-          <w:p>
-            <w:pPr>
-              <w:spacing w:after="0"/>
-            </w:pPr>
-            <w:r>
-              <w:rPr>
-                <w:b w:val="false"/>
-                <w:bCs w:val="false"/>
-                <w:sz w:val="19"/>
-                <w:szCs w:val="19"/>
-              </w:rPr>
-              <w:t xml:space="preserve">Engineering is over budget — what does policy say about overspend approval?</w:t>
-            </w:r>
-          </w:p>
-        </w:tc>
-        <w:tc>
-          <w:tcPr>
-            <w:tcW w:type="dxa" w:w="4160"/>
-            <w:tcMar>
-              <w:top w:type="dxa" w:w="70"/>
-              <w:left w:type="dxa" w:w="110"/>
-              <w:bottom w:type="dxa" w:w="70"/>
-              <w:right w:type="dxa" w:w="110"/>
-            </w:tcMar>
-          </w:tcPr>
-          <w:p>
-            <w:pPr>
-              <w:spacing w:after="0"/>
-            </w:pPr>
-            <w:r>
-              <w:rPr>
-                <w:b w:val="false"/>
-                <w:bCs w:val="false"/>
-                <w:sz w:val="19"/>
-                <w:szCs w:val="19"/>
-              </w:rPr>
-              <w:t xml:space="preserve">SQL for the figure, then RAG for the policy</w:t>
+            <w:tcW w:type="dxa" w:w="3400"/>
+            <w:tcMar>
+              <w:top w:type="dxa" w:w="70"/>
+              <w:left w:type="dxa" w:w="110"/>
+              <w:bottom w:type="dxa" w:w="70"/>
+              <w:right w:type="dxa" w:w="110"/>
+            </w:tcMar>
+          </w:tcPr>
+          <w:p>
+            <w:pPr>
+              <w:spacing w:after="0"/>
+            </w:pPr>
+            <w:r>
+              <w:rPr>
+                <w:b w:val="false"/>
+                <w:bCs w:val="false"/>
+                <w:sz w:val="19"/>
+                <w:szCs w:val="19"/>
+              </w:rPr>
+              <w:t xml:space="preserve">Give me the standard deviation and peak period for Engineering.</w:t>
+            </w:r>
+          </w:p>
+        </w:tc>
+        <w:tc>
+          <w:tcPr>
+            <w:tcW w:type="dxa" w:w="4560"/>
+            <w:tcMar>
+              <w:top w:type="dxa" w:w="70"/>
+              <w:left w:type="dxa" w:w="110"/>
+              <w:bottom w:type="dxa" w:w="70"/>
+              <w:right w:type="dxa" w:w="110"/>
+            </w:tcMar>
+          </w:tcPr>
+          <w:p>
+            <w:pPr>
+              <w:spacing w:after="0"/>
+            </w:pPr>
+            <w:r>
+              <w:rPr>
+                <w:b w:val="false"/>
+                <w:bCs w:val="false"/>
+                <w:sz w:val="19"/>
+                <w:szCs w:val="19"/>
+              </w:rPr>
+              <w:t xml:space="preserve">Standard deviation 42,667.61; peak period AUG-2025</w:t>
+            </w:r>
+          </w:p>
+        </w:tc>
+        <w:tc>
+          <w:tcPr>
+            <w:tcW w:type="dxa" w:w="1400"/>
+            <w:tcMar>
+              <w:top w:type="dxa" w:w="70"/>
+              <w:left w:type="dxa" w:w="110"/>
+              <w:bottom w:type="dxa" w:w="70"/>
+              <w:right w:type="dxa" w:w="110"/>
+            </w:tcMar>
+          </w:tcPr>
+          <w:p>
+            <w:pPr>
+              <w:spacing w:after="0"/>
+            </w:pPr>
+            <w:r>
+              <w:rPr>
+                <w:b w:val="false"/>
+                <w:bCs w:val="false"/>
+                <w:sz w:val="19"/>
+                <w:szCs w:val="19"/>
+              </w:rPr>
+              <w:t xml:space="preserve">38s</w:t>
             </w:r>
           </w:p>
         </w:tc>
@@ -13901,51 +16648,153 @@
       <w:tr>
         <w:tc>
           <w:tcPr>
-            <w:tcW w:type="dxa" w:w="5200"/>
-            <w:tcMar>
-              <w:top w:type="dxa" w:w="70"/>
-              <w:left w:type="dxa" w:w="110"/>
-              <w:bottom w:type="dxa" w:w="70"/>
-              <w:right w:type="dxa" w:w="110"/>
-            </w:tcMar>
-          </w:tcPr>
-          <w:p>
-            <w:pPr>
-              <w:spacing w:after="0"/>
-            </w:pPr>
-            <w:r>
-              <w:rPr>
-                <w:b w:val="false"/>
-                <w:bCs w:val="false"/>
-                <w:sz w:val="19"/>
-                <w:szCs w:val="19"/>
-              </w:rPr>
-              <w:t xml:space="preserve">Is last month's Marketing spend anomalous, and what should happen next?</w:t>
-            </w:r>
-          </w:p>
-        </w:tc>
-        <w:tc>
-          <w:tcPr>
-            <w:tcW w:type="dxa" w:w="4160"/>
-            <w:tcMar>
-              <w:top w:type="dxa" w:w="70"/>
-              <w:left w:type="dxa" w:w="110"/>
-              <w:bottom w:type="dxa" w:w="70"/>
-              <w:right w:type="dxa" w:w="110"/>
-            </w:tcMar>
-          </w:tcPr>
-          <w:p>
-            <w:pPr>
-              <w:spacing w:after="0"/>
-            </w:pPr>
-            <w:r>
-              <w:rPr>
-                <w:b w:val="false"/>
-                <w:bCs w:val="false"/>
-                <w:sz w:val="19"/>
-                <w:szCs w:val="19"/>
-              </w:rPr>
-              <w:t xml:space="preserve">ANOMALY for the detection, then RAG for the procedure</w:t>
+            <w:tcW w:type="dxa" w:w="3400"/>
+            <w:tcMar>
+              <w:top w:type="dxa" w:w="70"/>
+              <w:left w:type="dxa" w:w="110"/>
+              <w:bottom w:type="dxa" w:w="70"/>
+              <w:right w:type="dxa" w:w="110"/>
+            </w:tcMar>
+          </w:tcPr>
+          <w:p>
+            <w:pPr>
+              <w:spacing w:after="0"/>
+            </w:pPr>
+            <w:r>
+              <w:rPr>
+                <w:b w:val="false"/>
+                <w:bCs w:val="false"/>
+                <w:sz w:val="19"/>
+                <w:szCs w:val="19"/>
+              </w:rPr>
+              <w:t xml:space="preserve">Give me the standard deviation and peak period for Sales.</w:t>
+            </w:r>
+          </w:p>
+        </w:tc>
+        <w:tc>
+          <w:tcPr>
+            <w:tcW w:type="dxa" w:w="4560"/>
+            <w:tcMar>
+              <w:top w:type="dxa" w:w="70"/>
+              <w:left w:type="dxa" w:w="110"/>
+              <w:bottom w:type="dxa" w:w="70"/>
+              <w:right w:type="dxa" w:w="110"/>
+            </w:tcMar>
+          </w:tcPr>
+          <w:p>
+            <w:pPr>
+              <w:spacing w:after="0"/>
+            </w:pPr>
+            <w:r>
+              <w:rPr>
+                <w:b w:val="false"/>
+                <w:bCs w:val="false"/>
+                <w:sz w:val="19"/>
+                <w:szCs w:val="19"/>
+              </w:rPr>
+              <w:t xml:space="preserve">Standard deviation 24,569.51; peak period JUN-2025</w:t>
+            </w:r>
+          </w:p>
+        </w:tc>
+        <w:tc>
+          <w:tcPr>
+            <w:tcW w:type="dxa" w:w="1400"/>
+            <w:tcMar>
+              <w:top w:type="dxa" w:w="70"/>
+              <w:left w:type="dxa" w:w="110"/>
+              <w:bottom w:type="dxa" w:w="70"/>
+              <w:right w:type="dxa" w:w="110"/>
+            </w:tcMar>
+          </w:tcPr>
+          <w:p>
+            <w:pPr>
+              <w:spacing w:after="0"/>
+            </w:pPr>
+            <w:r>
+              <w:rPr>
+                <w:b w:val="false"/>
+                <w:bCs w:val="false"/>
+                <w:sz w:val="19"/>
+                <w:szCs w:val="19"/>
+              </w:rPr>
+              <w:t xml:space="preserve">36s</w:t>
+            </w:r>
+          </w:p>
+        </w:tc>
+      </w:tr>
+      <w:tr>
+        <w:tc>
+          <w:tcPr>
+            <w:tcW w:type="dxa" w:w="3400"/>
+            <w:tcMar>
+              <w:top w:type="dxa" w:w="70"/>
+              <w:left w:type="dxa" w:w="110"/>
+              <w:bottom w:type="dxa" w:w="70"/>
+              <w:right w:type="dxa" w:w="110"/>
+            </w:tcMar>
+          </w:tcPr>
+          <w:p>
+            <w:pPr>
+              <w:spacing w:after="0"/>
+            </w:pPr>
+            <w:r>
+              <w:rPr>
+                <w:b w:val="false"/>
+                <w:bCs w:val="false"/>
+                <w:sz w:val="19"/>
+                <w:szCs w:val="19"/>
+              </w:rPr>
+              <w:t xml:space="preserve">Run a Python statistical analysis of Facilities spend.</w:t>
+            </w:r>
+          </w:p>
+        </w:tc>
+        <w:tc>
+          <w:tcPr>
+            <w:tcW w:type="dxa" w:w="4560"/>
+            <w:tcMar>
+              <w:top w:type="dxa" w:w="70"/>
+              <w:left w:type="dxa" w:w="110"/>
+              <w:bottom w:type="dxa" w:w="70"/>
+              <w:right w:type="dxa" w:w="110"/>
+            </w:tcMar>
+          </w:tcPr>
+          <w:p>
+            <w:pPr>
+              <w:spacing w:after="0"/>
+            </w:pPr>
+            <w:r>
+              <w:rPr>
+                <w:b w:val="false"/>
+                <w:bCs w:val="false"/>
+                <w:sz w:val="19"/>
+                <w:szCs w:val="19"/>
+              </w:rPr>
+              <w:t xml:space="preserve">No data available for the Facilities department</w:t>
+            </w:r>
+          </w:p>
+        </w:tc>
+        <w:tc>
+          <w:tcPr>
+            <w:tcW w:type="dxa" w:w="1400"/>
+            <w:tcMar>
+              <w:top w:type="dxa" w:w="70"/>
+              <w:left w:type="dxa" w:w="110"/>
+              <w:bottom w:type="dxa" w:w="70"/>
+              <w:right w:type="dxa" w:w="110"/>
+            </w:tcMar>
+          </w:tcPr>
+          <w:p>
+            <w:pPr>
+              <w:spacing w:after="0"/>
+            </w:pPr>
+            <w:r>
+              <w:rPr>
+                <w:b w:val="false"/>
+                <w:bCs w:val="false"/>
+                <w:sz w:val="19"/>
+                <w:szCs w:val="19"/>
+              </w:rPr>
+              <w:t xml:space="preserve">78s</w:t>
             </w:r>
           </w:p>
         </w:tc>
@@ -13953,6 +16802,44 @@
     </w:tbl>
     <w:p>
       <w:pPr>
+        <w:pBdr>
+          <w:top w:val="single" w:color="C87F0A" w:sz="4" w:space="7"/>
+          <w:bottom w:val="single" w:color="C87F0A" w:sz="4" w:space="7"/>
+          <w:left w:val="single" w:color="C87F0A" w:sz="20" w:space="9"/>
+          <w:right w:val="single" w:color="C87F0A" w:sz="4" w:space="7"/>
+        </w:pBdr>
+        <w:shd w:fill="FDF3E3" w:val="clear"/>
+        <w:spacing w:after="180" w:before="120"/>
+        <w:ind w:left="170" w:right="170"/>
+      </w:pPr>
+      <w:r>
+        <w:rPr>
+          <w:b/>
+          <w:bCs/>
+          <w:sz w:val="20"/>
+          <w:szCs w:val="20"/>
+        </w:rPr>
+        <w:t xml:space="preserve">CAUTION   </w:t>
+      </w:r>
+      <w:r>
+        <w:rPr>
+          <w:sz w:val="20"/>
+          <w:szCs w:val="20"/>
+        </w:rPr>
+        <w:t xml:space="preserve">The Python tool takes 35 to 80 seconds, against 4 to 8 seconds for every other tool. That is the token exchange and the Embedded Python round trip, not the statistics. Budget for it in any live demonstration, and be aware that a question naming a department that does not exist takes longest of all — the work happens before the absence is discovered.</w:t>
+      </w:r>
+    </w:p>
+    <w:p>
+      <w:pPr>
+        <w:pStyle w:val="Heading2"/>
+        <w:spacing w:after="110" w:before="300"/>
+      </w:pPr>
+      <w:r>
+        <w:t xml:space="preserve">10.6 Multi-tool questions</w:t>
+      </w:r>
+    </w:p>
+    <w:p>
+      <w:pPr>
         <w:spacing w:after="140"/>
         <w:jc w:val="both"/>
       </w:pPr>
@@ -13961,16 +16848,7 @@
           <w:sz w:val="21"/>
           <w:szCs w:val="21"/>
         </w:rPr>
-        <w:t xml:space="preserve">If either is answered with only one tool, the instruction is not decomposing the question. That is an instruction problem, not a model problem.</w:t>
-      </w:r>
-    </w:p>
-    <w:p>
-      <w:pPr>
-        <w:pStyle w:val="Heading1"/>
-        <w:spacing w:after="150" w:before="400"/>
-      </w:pPr>
-      <w:r>
-        <w:t xml:space="preserve">Appendix A — Implementation status</w:t>
+        <w:t xml:space="preserve">Questions needing two tools in sequence are where a weak task instruction shows. Results here were mixed, and the mixed result is the honest finding:</w:t>
       </w:r>
     </w:p>
     <w:tbl>
@@ -13986,9 +16864,8 @@
         </w:tblBorders>
       </w:tblPr>
       <w:tblGrid>
-        <w:gridCol w:w="3000"/>
-        <w:gridCol w:w="1400"/>
-        <w:gridCol w:w="4960"/>
+        <w:gridCol w:w="3900"/>
+        <w:gridCol w:w="5460"/>
       </w:tblGrid>
       <w:tr>
         <w:trPr>
@@ -13996,7 +16873,7 @@
         </w:trPr>
         <w:tc>
           <w:tcPr>
-            <w:tcW w:type="dxa" w:w="3000"/>
+            <w:tcW w:type="dxa" w:w="3900"/>
             <w:shd w:fill="DCE6F1" w:val="clear"/>
             <w:tcMar>
               <w:top w:type="dxa" w:w="70"/>
@@ -14016,13 +16893,13 @@
                 <w:sz w:val="19"/>
                 <w:szCs w:val="19"/>
               </w:rPr>
-              <w:t xml:space="preserve">Component</w:t>
-            </w:r>
-          </w:p>
-        </w:tc>
-        <w:tc>
-          <w:tcPr>
-            <w:tcW w:type="dxa" w:w="1400"/>
+              <w:t xml:space="preserve">Question</w:t>
+            </w:r>
+          </w:p>
+        </w:tc>
+        <w:tc>
+          <w:tcPr>
+            <w:tcW w:type="dxa" w:w="5460"/>
             <w:shd w:fill="DCE6F1" w:val="clear"/>
             <w:tcMar>
               <w:top w:type="dxa" w:w="70"/>
@@ -14042,33 +16919,7 @@
                 <w:sz w:val="19"/>
                 <w:szCs w:val="19"/>
               </w:rPr>
-              <w:t xml:space="preserve">Status</w:t>
-            </w:r>
-          </w:p>
-        </w:tc>
-        <w:tc>
-          <w:tcPr>
-            <w:tcW w:type="dxa" w:w="4960"/>
-            <w:shd w:fill="DCE6F1" w:val="clear"/>
-            <w:tcMar>
-              <w:top w:type="dxa" w:w="70"/>
-              <w:left w:type="dxa" w:w="110"/>
-              <w:bottom w:type="dxa" w:w="70"/>
-              <w:right w:type="dxa" w:w="110"/>
-            </w:tcMar>
-          </w:tcPr>
-          <w:p>
-            <w:pPr>
-              <w:spacing w:after="0"/>
-            </w:pPr>
-            <w:r>
-              <w:rPr>
-                <w:b/>
-                <w:bCs/>
-                <w:sz w:val="19"/>
-                <w:szCs w:val="19"/>
-              </w:rPr>
-              <w:t xml:space="preserve">Notes</w:t>
+              <w:t xml:space="preserve">What happened</w:t>
             </w:r>
           </w:p>
         </w:tc>
@@ -14076,76 +16927,51 @@
       <w:tr>
         <w:tc>
           <w:tcPr>
-            <w:tcW w:type="dxa" w:w="3000"/>
-            <w:tcMar>
-              <w:top w:type="dxa" w:w="70"/>
-              <w:left w:type="dxa" w:w="110"/>
-              <w:bottom w:type="dxa" w:w="70"/>
-              <w:right w:type="dxa" w:w="110"/>
-            </w:tcMar>
-          </w:tcPr>
-          <w:p>
-            <w:pPr>
-              <w:spacing w:after="0"/>
-            </w:pPr>
-            <w:r>
-              <w:rPr>
-                <w:b w:val="false"/>
-                <w:bCs w:val="false"/>
-                <w:sz w:val="19"/>
-                <w:szCs w:val="19"/>
-              </w:rPr>
-              <w:t xml:space="preserve">OCI GenAI Agent (pages 2 and 3)</w:t>
-            </w:r>
-          </w:p>
-        </w:tc>
-        <w:tc>
-          <w:tcPr>
-            <w:tcW w:type="dxa" w:w="1400"/>
-            <w:tcMar>
-              <w:top w:type="dxa" w:w="70"/>
-              <w:left w:type="dxa" w:w="110"/>
-              <w:bottom w:type="dxa" w:w="70"/>
-              <w:right w:type="dxa" w:w="110"/>
-            </w:tcMar>
-          </w:tcPr>
-          <w:p>
-            <w:pPr>
-              <w:spacing w:after="0"/>
-            </w:pPr>
-            <w:r>
-              <w:rPr>
-                <w:b w:val="false"/>
-                <w:bCs w:val="false"/>
-                <w:sz w:val="19"/>
-                <w:szCs w:val="19"/>
-              </w:rPr>
-              <w:t xml:space="preserve">Working</w:t>
-            </w:r>
-          </w:p>
-        </w:tc>
-        <w:tc>
-          <w:tcPr>
-            <w:tcW w:type="dxa" w:w="4960"/>
-            <w:tcMar>
-              <w:top w:type="dxa" w:w="70"/>
-              <w:left w:type="dxa" w:w="110"/>
-              <w:bottom w:type="dxa" w:w="70"/>
-              <w:right w:type="dxa" w:w="110"/>
-            </w:tcMar>
-          </w:tcPr>
-          <w:p>
-            <w:pPr>
-              <w:spacing w:after="0"/>
-            </w:pPr>
-            <w:r>
-              <w:rPr>
-                <w:b w:val="false"/>
-                <w:bCs w:val="false"/>
-                <w:sz w:val="19"/>
-                <w:szCs w:val="19"/>
-              </w:rPr>
-              <w:t xml:space="preserve">Resource Principal, knowledge base indexed, citations returned</w:t>
+            <w:tcW w:type="dxa" w:w="3900"/>
+            <w:tcMar>
+              <w:top w:type="dxa" w:w="70"/>
+              <w:left w:type="dxa" w:w="110"/>
+              <w:bottom w:type="dxa" w:w="70"/>
+              <w:right w:type="dxa" w:w="110"/>
+            </w:tcMar>
+          </w:tcPr>
+          <w:p>
+            <w:pPr>
+              <w:spacing w:after="0"/>
+            </w:pPr>
+            <w:r>
+              <w:rPr>
+                <w:b w:val="false"/>
+                <w:bCs w:val="false"/>
+                <w:sz w:val="19"/>
+                <w:szCs w:val="19"/>
+              </w:rPr>
+              <w:t xml:space="preserve">Engineering is over budget — what does policy say about overspend approval?</w:t>
+            </w:r>
+          </w:p>
+        </w:tc>
+        <w:tc>
+          <w:tcPr>
+            <w:tcW w:type="dxa" w:w="5460"/>
+            <w:tcMar>
+              <w:top w:type="dxa" w:w="70"/>
+              <w:left w:type="dxa" w:w="110"/>
+              <w:bottom w:type="dxa" w:w="70"/>
+              <w:right w:type="dxa" w:w="110"/>
+            </w:tcMar>
+          </w:tcPr>
+          <w:p>
+            <w:pPr>
+              <w:spacing w:after="0"/>
+            </w:pPr>
+            <w:r>
+              <w:rPr>
+                <w:b w:val="false"/>
+                <w:bCs w:val="false"/>
+                <w:sz w:val="19"/>
+                <w:szCs w:val="19"/>
+              </w:rPr>
+              <w:t xml:space="preserve">Routed to RAG and returned the $10,000 Level 2 threshold. Correct.</w:t>
             </w:r>
           </w:p>
         </w:tc>
@@ -14153,461 +16979,51 @@
       <w:tr>
         <w:tc>
           <w:tcPr>
-            <w:tcW w:type="dxa" w:w="3000"/>
-            <w:tcMar>
-              <w:top w:type="dxa" w:w="70"/>
-              <w:left w:type="dxa" w:w="110"/>
-              <w:bottom w:type="dxa" w:w="70"/>
-              <w:right w:type="dxa" w:w="110"/>
-            </w:tcMar>
-          </w:tcPr>
-          <w:p>
-            <w:pPr>
-              <w:spacing w:after="0"/>
-            </w:pPr>
-            <w:r>
-              <w:rPr>
-                <w:b w:val="false"/>
-                <w:bCs w:val="false"/>
-                <w:sz w:val="19"/>
-                <w:szCs w:val="19"/>
-              </w:rPr>
-              <w:t xml:space="preserve">Select AI Agent (page 4)</w:t>
-            </w:r>
-          </w:p>
-        </w:tc>
-        <w:tc>
-          <w:tcPr>
-            <w:tcW w:type="dxa" w:w="1400"/>
-            <w:tcMar>
-              <w:top w:type="dxa" w:w="70"/>
-              <w:left w:type="dxa" w:w="110"/>
-              <w:bottom w:type="dxa" w:w="70"/>
-              <w:right w:type="dxa" w:w="110"/>
-            </w:tcMar>
-          </w:tcPr>
-          <w:p>
-            <w:pPr>
-              <w:spacing w:after="0"/>
-            </w:pPr>
-            <w:r>
-              <w:rPr>
-                <w:b w:val="false"/>
-                <w:bCs w:val="false"/>
-                <w:sz w:val="19"/>
-                <w:szCs w:val="19"/>
-              </w:rPr>
-              <w:t xml:space="preserve">Working</w:t>
-            </w:r>
-          </w:p>
-        </w:tc>
-        <w:tc>
-          <w:tcPr>
-            <w:tcW w:type="dxa" w:w="4960"/>
-            <w:tcMar>
-              <w:top w:type="dxa" w:w="70"/>
-              <w:left w:type="dxa" w:w="110"/>
-              <w:bottom w:type="dxa" w:w="70"/>
-              <w:right w:type="dxa" w:w="110"/>
-            </w:tcMar>
-          </w:tcPr>
-          <w:p>
-            <w:pPr>
-              <w:spacing w:after="0"/>
-            </w:pPr>
-            <w:r>
-              <w:rPr>
-                <w:b w:val="false"/>
-                <w:bCs w:val="false"/>
-                <w:sz w:val="19"/>
-                <w:szCs w:val="19"/>
-              </w:rPr>
-              <w:t xml:space="preserve">Six tools, sequential team</w:t>
-            </w:r>
-          </w:p>
-        </w:tc>
-      </w:tr>
-      <w:tr>
-        <w:tc>
-          <w:tcPr>
-            <w:tcW w:type="dxa" w:w="3000"/>
-            <w:tcMar>
-              <w:top w:type="dxa" w:w="70"/>
-              <w:left w:type="dxa" w:w="110"/>
-              <w:bottom w:type="dxa" w:w="70"/>
-              <w:right w:type="dxa" w:w="110"/>
-            </w:tcMar>
-          </w:tcPr>
-          <w:p>
-            <w:pPr>
-              <w:spacing w:after="0"/>
-            </w:pPr>
-            <w:r>
-              <w:rPr>
-                <w:b w:val="false"/>
-                <w:bCs w:val="false"/>
-                <w:sz w:val="19"/>
-                <w:szCs w:val="19"/>
-              </w:rPr>
-              <w:t xml:space="preserve">NL2SQL profile</w:t>
-            </w:r>
-          </w:p>
-        </w:tc>
-        <w:tc>
-          <w:tcPr>
-            <w:tcW w:type="dxa" w:w="1400"/>
-            <w:tcMar>
-              <w:top w:type="dxa" w:w="70"/>
-              <w:left w:type="dxa" w:w="110"/>
-              <w:bottom w:type="dxa" w:w="70"/>
-              <w:right w:type="dxa" w:w="110"/>
-            </w:tcMar>
-          </w:tcPr>
-          <w:p>
-            <w:pPr>
-              <w:spacing w:after="0"/>
-            </w:pPr>
-            <w:r>
-              <w:rPr>
-                <w:b w:val="false"/>
-                <w:bCs w:val="false"/>
-                <w:sz w:val="19"/>
-                <w:szCs w:val="19"/>
-              </w:rPr>
-              <w:t xml:space="preserve">Working</w:t>
-            </w:r>
-          </w:p>
-        </w:tc>
-        <w:tc>
-          <w:tcPr>
-            <w:tcW w:type="dxa" w:w="4960"/>
-            <w:tcMar>
-              <w:top w:type="dxa" w:w="70"/>
-              <w:left w:type="dxa" w:w="110"/>
-              <w:bottom w:type="dxa" w:w="70"/>
-              <w:right w:type="dxa" w:w="110"/>
-            </w:tcMar>
-          </w:tcPr>
-          <w:p>
-            <w:pPr>
-              <w:spacing w:after="0"/>
-            </w:pPr>
-            <w:r>
-              <w:rPr>
-                <w:b w:val="false"/>
-                <w:bCs w:val="false"/>
-                <w:sz w:val="19"/>
-                <w:szCs w:val="19"/>
-              </w:rPr>
-              <w:t xml:space="preserve">No region attribute; comments and constraints enabled</w:t>
-            </w:r>
-          </w:p>
-        </w:tc>
-      </w:tr>
-      <w:tr>
-        <w:tc>
-          <w:tcPr>
-            <w:tcW w:type="dxa" w:w="3000"/>
-            <w:tcMar>
-              <w:top w:type="dxa" w:w="70"/>
-              <w:left w:type="dxa" w:w="110"/>
-              <w:bottom w:type="dxa" w:w="70"/>
-              <w:right w:type="dxa" w:w="110"/>
-            </w:tcMar>
-          </w:tcPr>
-          <w:p>
-            <w:pPr>
-              <w:spacing w:after="0"/>
-            </w:pPr>
-            <w:r>
-              <w:rPr>
-                <w:b w:val="false"/>
-                <w:bCs w:val="false"/>
-                <w:sz w:val="19"/>
-                <w:szCs w:val="19"/>
-              </w:rPr>
-              <w:t xml:space="preserve">RAG profile and vector index</w:t>
-            </w:r>
-          </w:p>
-        </w:tc>
-        <w:tc>
-          <w:tcPr>
-            <w:tcW w:type="dxa" w:w="1400"/>
-            <w:tcMar>
-              <w:top w:type="dxa" w:w="70"/>
-              <w:left w:type="dxa" w:w="110"/>
-              <w:bottom w:type="dxa" w:w="70"/>
-              <w:right w:type="dxa" w:w="110"/>
-            </w:tcMar>
-          </w:tcPr>
-          <w:p>
-            <w:pPr>
-              <w:spacing w:after="0"/>
-            </w:pPr>
-            <w:r>
-              <w:rPr>
-                <w:b w:val="false"/>
-                <w:bCs w:val="false"/>
-                <w:sz w:val="19"/>
-                <w:szCs w:val="19"/>
-              </w:rPr>
-              <w:t xml:space="preserve">Working</w:t>
-            </w:r>
-          </w:p>
-        </w:tc>
-        <w:tc>
-          <w:tcPr>
-            <w:tcW w:type="dxa" w:w="4960"/>
-            <w:tcMar>
-              <w:top w:type="dxa" w:w="70"/>
-              <w:left w:type="dxa" w:w="110"/>
-              <w:bottom w:type="dxa" w:w="70"/>
-              <w:right w:type="dxa" w:w="110"/>
-            </w:tcMar>
-          </w:tcPr>
-          <w:p>
-            <w:pPr>
-              <w:spacing w:after="0"/>
-            </w:pPr>
-            <w:r>
-              <w:rPr>
-                <w:b w:val="false"/>
-                <w:bCs w:val="false"/>
-                <w:sz w:val="19"/>
-                <w:szCs w:val="19"/>
-              </w:rPr>
-              <w:t xml:space="preserve">Content length verified per document, not row count alone</w:t>
-            </w:r>
-          </w:p>
-        </w:tc>
-      </w:tr>
-      <w:tr>
-        <w:tc>
-          <w:tcPr>
-            <w:tcW w:type="dxa" w:w="3000"/>
-            <w:tcMar>
-              <w:top w:type="dxa" w:w="70"/>
-              <w:left w:type="dxa" w:w="110"/>
-              <w:bottom w:type="dxa" w:w="70"/>
-              <w:right w:type="dxa" w:w="110"/>
-            </w:tcMar>
-          </w:tcPr>
-          <w:p>
-            <w:pPr>
-              <w:spacing w:after="0"/>
-            </w:pPr>
-            <w:r>
-              <w:rPr>
-                <w:b w:val="false"/>
-                <w:bCs w:val="false"/>
-                <w:sz w:val="19"/>
-                <w:szCs w:val="19"/>
-              </w:rPr>
-              <w:t xml:space="preserve">Trend, forecast, anomaly tools</w:t>
-            </w:r>
-          </w:p>
-        </w:tc>
-        <w:tc>
-          <w:tcPr>
-            <w:tcW w:type="dxa" w:w="1400"/>
-            <w:tcMar>
-              <w:top w:type="dxa" w:w="70"/>
-              <w:left w:type="dxa" w:w="110"/>
-              <w:bottom w:type="dxa" w:w="70"/>
-              <w:right w:type="dxa" w:w="110"/>
-            </w:tcMar>
-          </w:tcPr>
-          <w:p>
-            <w:pPr>
-              <w:spacing w:after="0"/>
-            </w:pPr>
-            <w:r>
-              <w:rPr>
-                <w:b w:val="false"/>
-                <w:bCs w:val="false"/>
-                <w:sz w:val="19"/>
-                <w:szCs w:val="19"/>
-              </w:rPr>
-              <w:t xml:space="preserve">Working</w:t>
-            </w:r>
-          </w:p>
-        </w:tc>
-        <w:tc>
-          <w:tcPr>
-            <w:tcW w:type="dxa" w:w="4960"/>
-            <w:tcMar>
-              <w:top w:type="dxa" w:w="70"/>
-              <w:left w:type="dxa" w:w="110"/>
-              <w:bottom w:type="dxa" w:w="70"/>
-              <w:right w:type="dxa" w:w="110"/>
-            </w:tcMar>
-          </w:tcPr>
-          <w:p>
-            <w:pPr>
-              <w:spacing w:after="0"/>
-            </w:pPr>
-            <w:r>
-              <w:rPr>
-                <w:b w:val="false"/>
-                <w:bCs w:val="false"/>
-                <w:sz w:val="19"/>
-                <w:szCs w:val="19"/>
-              </w:rPr>
-              <w:t xml:space="preserve">PL/SQL, registered against existing functions</w:t>
-            </w:r>
-          </w:p>
-        </w:tc>
-      </w:tr>
-      <w:tr>
-        <w:tc>
-          <w:tcPr>
-            <w:tcW w:type="dxa" w:w="3000"/>
-            <w:tcMar>
-              <w:top w:type="dxa" w:w="70"/>
-              <w:left w:type="dxa" w:w="110"/>
-              <w:bottom w:type="dxa" w:w="70"/>
-              <w:right w:type="dxa" w:w="110"/>
-            </w:tcMar>
-          </w:tcPr>
-          <w:p>
-            <w:pPr>
-              <w:spacing w:after="0"/>
-            </w:pPr>
-            <w:r>
-              <w:rPr>
-                <w:b w:val="false"/>
-                <w:bCs w:val="false"/>
-                <w:sz w:val="19"/>
-                <w:szCs w:val="19"/>
-              </w:rPr>
-              <w:t xml:space="preserve">Python tool (OML4Py)</w:t>
-            </w:r>
-          </w:p>
-        </w:tc>
-        <w:tc>
-          <w:tcPr>
-            <w:tcW w:type="dxa" w:w="1400"/>
-            <w:tcMar>
-              <w:top w:type="dxa" w:w="70"/>
-              <w:left w:type="dxa" w:w="110"/>
-              <w:bottom w:type="dxa" w:w="70"/>
-              <w:right w:type="dxa" w:w="110"/>
-            </w:tcMar>
-          </w:tcPr>
-          <w:p>
-            <w:pPr>
-              <w:spacing w:after="0"/>
-            </w:pPr>
-            <w:r>
-              <w:rPr>
-                <w:b w:val="false"/>
-                <w:bCs w:val="false"/>
-                <w:sz w:val="19"/>
-                <w:szCs w:val="19"/>
-              </w:rPr>
-              <w:t xml:space="preserve">Working</w:t>
-            </w:r>
-          </w:p>
-        </w:tc>
-        <w:tc>
-          <w:tcPr>
-            <w:tcW w:type="dxa" w:w="4960"/>
-            <w:tcMar>
-              <w:top w:type="dxa" w:w="70"/>
-              <w:left w:type="dxa" w:w="110"/>
-              <w:bottom w:type="dxa" w:w="70"/>
-              <w:right w:type="dxa" w:w="110"/>
-            </w:tcMar>
-          </w:tcPr>
-          <w:p>
-            <w:pPr>
-              <w:spacing w:after="0"/>
-            </w:pPr>
-            <w:r>
-              <w:rPr>
-                <w:b w:val="false"/>
-                <w:bCs w:val="false"/>
-                <w:sz w:val="19"/>
-                <w:szCs w:val="19"/>
-              </w:rPr>
-              <w:t xml:space="preserve">Vault-backed token refresh verified end to end</w:t>
-            </w:r>
-          </w:p>
-        </w:tc>
-      </w:tr>
-      <w:tr>
-        <w:tc>
-          <w:tcPr>
-            <w:tcW w:type="dxa" w:w="3000"/>
-            <w:tcMar>
-              <w:top w:type="dxa" w:w="70"/>
-              <w:left w:type="dxa" w:w="110"/>
-              <w:bottom w:type="dxa" w:w="70"/>
-              <w:right w:type="dxa" w:w="110"/>
-            </w:tcMar>
-          </w:tcPr>
-          <w:p>
-            <w:pPr>
-              <w:spacing w:after="0"/>
-            </w:pPr>
-            <w:r>
-              <w:rPr>
-                <w:b w:val="false"/>
-                <w:bCs w:val="false"/>
-                <w:sz w:val="19"/>
-                <w:szCs w:val="19"/>
-              </w:rPr>
-              <w:t xml:space="preserve">DS and DE login split</w:t>
-            </w:r>
-          </w:p>
-        </w:tc>
-        <w:tc>
-          <w:tcPr>
-            <w:tcW w:type="dxa" w:w="1400"/>
-            <w:tcMar>
-              <w:top w:type="dxa" w:w="70"/>
-              <w:left w:type="dxa" w:w="110"/>
-              <w:bottom w:type="dxa" w:w="70"/>
-              <w:right w:type="dxa" w:w="110"/>
-            </w:tcMar>
-          </w:tcPr>
-          <w:p>
-            <w:pPr>
-              <w:spacing w:after="0"/>
-            </w:pPr>
-            <w:r>
-              <w:rPr>
-                <w:b w:val="false"/>
-                <w:bCs w:val="false"/>
-                <w:sz w:val="19"/>
-                <w:szCs w:val="19"/>
-              </w:rPr>
-              <w:t xml:space="preserve">In place</w:t>
-            </w:r>
-          </w:p>
-        </w:tc>
-        <w:tc>
-          <w:tcPr>
-            <w:tcW w:type="dxa" w:w="4960"/>
-            <w:tcMar>
-              <w:top w:type="dxa" w:w="70"/>
-              <w:left w:type="dxa" w:w="110"/>
-              <w:bottom w:type="dxa" w:w="70"/>
-              <w:right w:type="dxa" w:w="110"/>
-            </w:tcMar>
-          </w:tcPr>
-          <w:p>
-            <w:pPr>
-              <w:spacing w:after="0"/>
-            </w:pPr>
-            <w:r>
-              <w:rPr>
-                <w:b w:val="false"/>
-                <w:bCs w:val="false"/>
-                <w:sz w:val="19"/>
-                <w:szCs w:val="19"/>
-              </w:rPr>
-              <w:t xml:space="preserve">Proxy connect with DEFAULT ROLE ALL</w:t>
+            <w:tcW w:type="dxa" w:w="3900"/>
+            <w:tcMar>
+              <w:top w:type="dxa" w:w="70"/>
+              <w:left w:type="dxa" w:w="110"/>
+              <w:bottom w:type="dxa" w:w="70"/>
+              <w:right w:type="dxa" w:w="110"/>
+            </w:tcMar>
+          </w:tcPr>
+          <w:p>
+            <w:pPr>
+              <w:spacing w:after="0"/>
+            </w:pPr>
+            <w:r>
+              <w:rPr>
+                <w:b w:val="false"/>
+                <w:bCs w:val="false"/>
+                <w:sz w:val="19"/>
+                <w:szCs w:val="19"/>
+              </w:rPr>
+              <w:t xml:space="preserve">Is Engineering spending in AUG-2025 anomalous, and what approval does policy require?</w:t>
+            </w:r>
+          </w:p>
+        </w:tc>
+        <w:tc>
+          <w:tcPr>
+            <w:tcW w:type="dxa" w:w="5460"/>
+            <w:tcMar>
+              <w:top w:type="dxa" w:w="70"/>
+              <w:left w:type="dxa" w:w="110"/>
+              <w:bottom w:type="dxa" w:w="70"/>
+              <w:right w:type="dxa" w:w="110"/>
+            </w:tcMar>
+          </w:tcPr>
+          <w:p>
+            <w:pPr>
+              <w:spacing w:after="0"/>
+            </w:pPr>
+            <w:r>
+              <w:rPr>
+                <w:b w:val="false"/>
+                <w:bCs w:val="false"/>
+                <w:sz w:val="19"/>
+                <w:szCs w:val="19"/>
+              </w:rPr>
+              <w:t xml:space="preserve">Partially wrong. Reached the forecast tool rather than the anomaly tool, then answered the policy half correctly.</w:t>
             </w:r>
           </w:p>
         </w:tc>
@@ -14615,24 +17031,24 @@
     </w:tbl>
     <w:p>
       <w:pPr>
+        <w:spacing w:after="140"/>
+        <w:jc w:val="both"/>
+      </w:pPr>
+      <w:r>
+        <w:rPr>
+          <w:sz w:val="21"/>
+          <w:szCs w:val="21"/>
+        </w:rPr>
+        <w:t xml:space="preserve">The second is worth reproducing before relying on multi-tool routing. The instruction lists anomaly detection and forecasting in adjacent sentences, and the model chose the wrong one. Where two tools are close in purpose, name the trigger words in the instruction rather than describing the intent.</w:t>
+      </w:r>
+    </w:p>
+    <w:p>
+      <w:pPr>
         <w:pStyle w:val="Heading1"/>
         <w:spacing w:after="150" w:before="400"/>
       </w:pPr>
       <w:r>
-        <w:t xml:space="preserve">Appendix B — What changed since the April draft</w:t>
-      </w:r>
-    </w:p>
-    <w:p>
-      <w:pPr>
-        <w:spacing w:after="140"/>
-        <w:jc w:val="both"/>
-      </w:pPr>
-      <w:r>
-        <w:rPr>
-          <w:sz w:val="21"/>
-          <w:szCs w:val="21"/>
-        </w:rPr>
-        <w:t xml:space="preserve">This document supersedes the April implementation notes. The changes below are the ones that alter what you should actually do, rather than wording:</w:t>
+        <w:t xml:space="preserve">Appendix A — Implementation status</w:t>
       </w:r>
     </w:p>
     <w:tbl>
@@ -14648,8 +17064,901 @@
         </w:tblBorders>
       </w:tblPr>
       <w:tblGrid>
-        <w:gridCol w:w="1700"/>
-        <w:gridCol w:w="3300"/>
+        <w:gridCol w:w="2700"/>
+        <w:gridCol w:w="1800"/>
+        <w:gridCol w:w="4860"/>
+      </w:tblGrid>
+      <w:tr>
+        <w:trPr>
+          <w:tblHeader/>
+        </w:trPr>
+        <w:tc>
+          <w:tcPr>
+            <w:tcW w:type="dxa" w:w="2700"/>
+            <w:shd w:fill="DCE6F1" w:val="clear"/>
+            <w:tcMar>
+              <w:top w:type="dxa" w:w="70"/>
+              <w:left w:type="dxa" w:w="110"/>
+              <w:bottom w:type="dxa" w:w="70"/>
+              <w:right w:type="dxa" w:w="110"/>
+            </w:tcMar>
+          </w:tcPr>
+          <w:p>
+            <w:pPr>
+              <w:spacing w:after="0"/>
+            </w:pPr>
+            <w:r>
+              <w:rPr>
+                <w:b/>
+                <w:bCs/>
+                <w:sz w:val="19"/>
+                <w:szCs w:val="19"/>
+              </w:rPr>
+              <w:t xml:space="preserve">Component</w:t>
+            </w:r>
+          </w:p>
+        </w:tc>
+        <w:tc>
+          <w:tcPr>
+            <w:tcW w:type="dxa" w:w="1800"/>
+            <w:shd w:fill="DCE6F1" w:val="clear"/>
+            <w:tcMar>
+              <w:top w:type="dxa" w:w="70"/>
+              <w:left w:type="dxa" w:w="110"/>
+              <w:bottom w:type="dxa" w:w="70"/>
+              <w:right w:type="dxa" w:w="110"/>
+            </w:tcMar>
+          </w:tcPr>
+          <w:p>
+            <w:pPr>
+              <w:spacing w:after="0"/>
+            </w:pPr>
+            <w:r>
+              <w:rPr>
+                <w:b/>
+                <w:bCs/>
+                <w:sz w:val="19"/>
+                <w:szCs w:val="19"/>
+              </w:rPr>
+              <w:t xml:space="preserve">Status</w:t>
+            </w:r>
+          </w:p>
+        </w:tc>
+        <w:tc>
+          <w:tcPr>
+            <w:tcW w:type="dxa" w:w="4860"/>
+            <w:shd w:fill="DCE6F1" w:val="clear"/>
+            <w:tcMar>
+              <w:top w:type="dxa" w:w="70"/>
+              <w:left w:type="dxa" w:w="110"/>
+              <w:bottom w:type="dxa" w:w="70"/>
+              <w:right w:type="dxa" w:w="110"/>
+            </w:tcMar>
+          </w:tcPr>
+          <w:p>
+            <w:pPr>
+              <w:spacing w:after="0"/>
+            </w:pPr>
+            <w:r>
+              <w:rPr>
+                <w:b/>
+                <w:bCs/>
+                <w:sz w:val="19"/>
+                <w:szCs w:val="19"/>
+              </w:rPr>
+              <w:t xml:space="preserve">Evidence</w:t>
+            </w:r>
+          </w:p>
+        </w:tc>
+      </w:tr>
+      <w:tr>
+        <w:tc>
+          <w:tcPr>
+            <w:tcW w:type="dxa" w:w="2700"/>
+            <w:tcMar>
+              <w:top w:type="dxa" w:w="70"/>
+              <w:left w:type="dxa" w:w="110"/>
+              <w:bottom w:type="dxa" w:w="70"/>
+              <w:right w:type="dxa" w:w="110"/>
+            </w:tcMar>
+          </w:tcPr>
+          <w:p>
+            <w:pPr>
+              <w:spacing w:after="0"/>
+            </w:pPr>
+            <w:r>
+              <w:rPr>
+                <w:b w:val="false"/>
+                <w:bCs w:val="false"/>
+                <w:sz w:val="19"/>
+                <w:szCs w:val="19"/>
+              </w:rPr>
+              <w:t xml:space="preserve">OCI GenAI Agent (pages 2 and 3)</w:t>
+            </w:r>
+          </w:p>
+        </w:tc>
+        <w:tc>
+          <w:tcPr>
+            <w:tcW w:type="dxa" w:w="1800"/>
+            <w:tcMar>
+              <w:top w:type="dxa" w:w="70"/>
+              <w:left w:type="dxa" w:w="110"/>
+              <w:bottom w:type="dxa" w:w="70"/>
+              <w:right w:type="dxa" w:w="110"/>
+            </w:tcMar>
+          </w:tcPr>
+          <w:p>
+            <w:pPr>
+              <w:spacing w:after="0"/>
+            </w:pPr>
+            <w:r>
+              <w:rPr>
+                <w:b w:val="false"/>
+                <w:bCs w:val="false"/>
+                <w:sz w:val="19"/>
+                <w:szCs w:val="19"/>
+              </w:rPr>
+              <w:t xml:space="preserve">Working</w:t>
+            </w:r>
+          </w:p>
+        </w:tc>
+        <w:tc>
+          <w:tcPr>
+            <w:tcW w:type="dxa" w:w="4860"/>
+            <w:tcMar>
+              <w:top w:type="dxa" w:w="70"/>
+              <w:left w:type="dxa" w:w="110"/>
+              <w:bottom w:type="dxa" w:w="70"/>
+              <w:right w:type="dxa" w:w="110"/>
+            </w:tcMar>
+          </w:tcPr>
+          <w:p>
+            <w:pPr>
+              <w:spacing w:after="0"/>
+            </w:pPr>
+            <w:r>
+              <w:rPr>
+                <w:b w:val="false"/>
+                <w:bCs w:val="false"/>
+                <w:sz w:val="19"/>
+                <w:szCs w:val="19"/>
+              </w:rPr>
+              <w:t xml:space="preserve">Resource Principal, knowledge base indexed, citations returned</w:t>
+            </w:r>
+          </w:p>
+        </w:tc>
+      </w:tr>
+      <w:tr>
+        <w:tc>
+          <w:tcPr>
+            <w:tcW w:type="dxa" w:w="2700"/>
+            <w:tcMar>
+              <w:top w:type="dxa" w:w="70"/>
+              <w:left w:type="dxa" w:w="110"/>
+              <w:bottom w:type="dxa" w:w="70"/>
+              <w:right w:type="dxa" w:w="110"/>
+            </w:tcMar>
+          </w:tcPr>
+          <w:p>
+            <w:pPr>
+              <w:spacing w:after="0"/>
+            </w:pPr>
+            <w:r>
+              <w:rPr>
+                <w:b w:val="false"/>
+                <w:bCs w:val="false"/>
+                <w:sz w:val="19"/>
+                <w:szCs w:val="19"/>
+              </w:rPr>
+              <w:t xml:space="preserve">Select AI Agent (page 4)</w:t>
+            </w:r>
+          </w:p>
+        </w:tc>
+        <w:tc>
+          <w:tcPr>
+            <w:tcW w:type="dxa" w:w="1800"/>
+            <w:tcMar>
+              <w:top w:type="dxa" w:w="70"/>
+              <w:left w:type="dxa" w:w="110"/>
+              <w:bottom w:type="dxa" w:w="70"/>
+              <w:right w:type="dxa" w:w="110"/>
+            </w:tcMar>
+          </w:tcPr>
+          <w:p>
+            <w:pPr>
+              <w:spacing w:after="0"/>
+            </w:pPr>
+            <w:r>
+              <w:rPr>
+                <w:b w:val="false"/>
+                <w:bCs w:val="false"/>
+                <w:sz w:val="19"/>
+                <w:szCs w:val="19"/>
+              </w:rPr>
+              <w:t xml:space="preserve">Working</w:t>
+            </w:r>
+          </w:p>
+        </w:tc>
+        <w:tc>
+          <w:tcPr>
+            <w:tcW w:type="dxa" w:w="4860"/>
+            <w:tcMar>
+              <w:top w:type="dxa" w:w="70"/>
+              <w:left w:type="dxa" w:w="110"/>
+              <w:bottom w:type="dxa" w:w="70"/>
+              <w:right w:type="dxa" w:w="110"/>
+            </w:tcMar>
+          </w:tcPr>
+          <w:p>
+            <w:pPr>
+              <w:spacing w:after="0"/>
+            </w:pPr>
+            <w:r>
+              <w:rPr>
+                <w:b w:val="false"/>
+                <w:bCs w:val="false"/>
+                <w:sz w:val="19"/>
+                <w:szCs w:val="19"/>
+              </w:rPr>
+              <w:t xml:space="preserve">Six tools registered and ENABLED, sequential team</w:t>
+            </w:r>
+          </w:p>
+        </w:tc>
+      </w:tr>
+      <w:tr>
+        <w:tc>
+          <w:tcPr>
+            <w:tcW w:type="dxa" w:w="2700"/>
+            <w:tcMar>
+              <w:top w:type="dxa" w:w="70"/>
+              <w:left w:type="dxa" w:w="110"/>
+              <w:bottom w:type="dxa" w:w="70"/>
+              <w:right w:type="dxa" w:w="110"/>
+            </w:tcMar>
+          </w:tcPr>
+          <w:p>
+            <w:pPr>
+              <w:spacing w:after="0"/>
+            </w:pPr>
+            <w:r>
+              <w:rPr>
+                <w:b w:val="false"/>
+                <w:bCs w:val="false"/>
+                <w:sz w:val="19"/>
+                <w:szCs w:val="19"/>
+              </w:rPr>
+              <w:t xml:space="preserve">NL2SQL profile</w:t>
+            </w:r>
+          </w:p>
+        </w:tc>
+        <w:tc>
+          <w:tcPr>
+            <w:tcW w:type="dxa" w:w="1800"/>
+            <w:tcMar>
+              <w:top w:type="dxa" w:w="70"/>
+              <w:left w:type="dxa" w:w="110"/>
+              <w:bottom w:type="dxa" w:w="70"/>
+              <w:right w:type="dxa" w:w="110"/>
+            </w:tcMar>
+          </w:tcPr>
+          <w:p>
+            <w:pPr>
+              <w:spacing w:after="0"/>
+            </w:pPr>
+            <w:r>
+              <w:rPr>
+                <w:b w:val="false"/>
+                <w:bCs w:val="false"/>
+                <w:sz w:val="19"/>
+                <w:szCs w:val="19"/>
+              </w:rPr>
+              <w:t xml:space="preserve">Working</w:t>
+            </w:r>
+          </w:p>
+        </w:tc>
+        <w:tc>
+          <w:tcPr>
+            <w:tcW w:type="dxa" w:w="4860"/>
+            <w:tcMar>
+              <w:top w:type="dxa" w:w="70"/>
+              <w:left w:type="dxa" w:w="110"/>
+              <w:bottom w:type="dxa" w:w="70"/>
+              <w:right w:type="dxa" w:w="110"/>
+            </w:tcMar>
+          </w:tcPr>
+          <w:p>
+            <w:pPr>
+              <w:spacing w:after="0"/>
+            </w:pPr>
+            <w:r>
+              <w:rPr>
+                <w:b w:val="false"/>
+                <w:bCs w:val="false"/>
+                <w:sz w:val="19"/>
+                <w:szCs w:val="19"/>
+              </w:rPr>
+              <w:t xml:space="preserve">176000 for Engineering AUG-2025, matching direct SQL</w:t>
+            </w:r>
+          </w:p>
+        </w:tc>
+      </w:tr>
+      <w:tr>
+        <w:tc>
+          <w:tcPr>
+            <w:tcW w:type="dxa" w:w="2700"/>
+            <w:tcMar>
+              <w:top w:type="dxa" w:w="70"/>
+              <w:left w:type="dxa" w:w="110"/>
+              <w:bottom w:type="dxa" w:w="70"/>
+              <w:right w:type="dxa" w:w="110"/>
+            </w:tcMar>
+          </w:tcPr>
+          <w:p>
+            <w:pPr>
+              <w:spacing w:after="0"/>
+            </w:pPr>
+            <w:r>
+              <w:rPr>
+                <w:b w:val="false"/>
+                <w:bCs w:val="false"/>
+                <w:sz w:val="19"/>
+                <w:szCs w:val="19"/>
+              </w:rPr>
+              <w:t xml:space="preserve">RAG profile and vector index</w:t>
+            </w:r>
+          </w:p>
+        </w:tc>
+        <w:tc>
+          <w:tcPr>
+            <w:tcW w:type="dxa" w:w="1800"/>
+            <w:tcMar>
+              <w:top w:type="dxa" w:w="70"/>
+              <w:left w:type="dxa" w:w="110"/>
+              <w:bottom w:type="dxa" w:w="70"/>
+              <w:right w:type="dxa" w:w="110"/>
+            </w:tcMar>
+          </w:tcPr>
+          <w:p>
+            <w:pPr>
+              <w:spacing w:after="0"/>
+            </w:pPr>
+            <w:r>
+              <w:rPr>
+                <w:b w:val="false"/>
+                <w:bCs w:val="false"/>
+                <w:sz w:val="19"/>
+                <w:szCs w:val="19"/>
+              </w:rPr>
+              <w:t xml:space="preserve">Working</w:t>
+            </w:r>
+          </w:p>
+        </w:tc>
+        <w:tc>
+          <w:tcPr>
+            <w:tcW w:type="dxa" w:w="4860"/>
+            <w:tcMar>
+              <w:top w:type="dxa" w:w="70"/>
+              <w:left w:type="dxa" w:w="110"/>
+              <w:bottom w:type="dxa" w:w="70"/>
+              <w:right w:type="dxa" w:w="110"/>
+            </w:tcMar>
+          </w:tcPr>
+          <w:p>
+            <w:pPr>
+              <w:spacing w:after="0"/>
+            </w:pPr>
+            <w:r>
+              <w:rPr>
+                <w:b w:val="false"/>
+                <w:bCs w:val="false"/>
+                <w:sz w:val="19"/>
+                <w:szCs w:val="19"/>
+              </w:rPr>
+              <w:t xml:space="preserve">Policy thresholds and close checklist retrieved verbatim</w:t>
+            </w:r>
+          </w:p>
+        </w:tc>
+      </w:tr>
+      <w:tr>
+        <w:tc>
+          <w:tcPr>
+            <w:tcW w:type="dxa" w:w="2700"/>
+            <w:tcMar>
+              <w:top w:type="dxa" w:w="70"/>
+              <w:left w:type="dxa" w:w="110"/>
+              <w:bottom w:type="dxa" w:w="70"/>
+              <w:right w:type="dxa" w:w="110"/>
+            </w:tcMar>
+          </w:tcPr>
+          <w:p>
+            <w:pPr>
+              <w:spacing w:after="0"/>
+            </w:pPr>
+            <w:r>
+              <w:rPr>
+                <w:b w:val="false"/>
+                <w:bCs w:val="false"/>
+                <w:sz w:val="19"/>
+                <w:szCs w:val="19"/>
+              </w:rPr>
+              <w:t xml:space="preserve">Trend tool</w:t>
+            </w:r>
+          </w:p>
+        </w:tc>
+        <w:tc>
+          <w:tcPr>
+            <w:tcW w:type="dxa" w:w="1800"/>
+            <w:tcMar>
+              <w:top w:type="dxa" w:w="70"/>
+              <w:left w:type="dxa" w:w="110"/>
+              <w:bottom w:type="dxa" w:w="70"/>
+              <w:right w:type="dxa" w:w="110"/>
+            </w:tcMar>
+          </w:tcPr>
+          <w:p>
+            <w:pPr>
+              <w:spacing w:after="0"/>
+            </w:pPr>
+            <w:r>
+              <w:rPr>
+                <w:b w:val="false"/>
+                <w:bCs w:val="false"/>
+                <w:sz w:val="19"/>
+                <w:szCs w:val="19"/>
+              </w:rPr>
+              <w:t xml:space="preserve">Working with a caveat</w:t>
+            </w:r>
+          </w:p>
+        </w:tc>
+        <w:tc>
+          <w:tcPr>
+            <w:tcW w:type="dxa" w:w="4860"/>
+            <w:tcMar>
+              <w:top w:type="dxa" w:w="70"/>
+              <w:left w:type="dxa" w:w="110"/>
+              <w:bottom w:type="dxa" w:w="70"/>
+              <w:right w:type="dxa" w:w="110"/>
+            </w:tcMar>
+          </w:tcPr>
+          <w:p>
+            <w:pPr>
+              <w:spacing w:after="0"/>
+            </w:pPr>
+            <w:r>
+              <w:rPr>
+                <w:b w:val="false"/>
+                <w:bCs w:val="false"/>
+                <w:sz w:val="19"/>
+                <w:szCs w:val="19"/>
+              </w:rPr>
+              <w:t xml:space="preserve">Figures correct; narration orders periods wrongly</w:t>
+            </w:r>
+          </w:p>
+        </w:tc>
+      </w:tr>
+      <w:tr>
+        <w:tc>
+          <w:tcPr>
+            <w:tcW w:type="dxa" w:w="2700"/>
+            <w:tcMar>
+              <w:top w:type="dxa" w:w="70"/>
+              <w:left w:type="dxa" w:w="110"/>
+              <w:bottom w:type="dxa" w:w="70"/>
+              <w:right w:type="dxa" w:w="110"/>
+            </w:tcMar>
+          </w:tcPr>
+          <w:p>
+            <w:pPr>
+              <w:spacing w:after="0"/>
+            </w:pPr>
+            <w:r>
+              <w:rPr>
+                <w:b w:val="false"/>
+                <w:bCs w:val="false"/>
+                <w:sz w:val="19"/>
+                <w:szCs w:val="19"/>
+              </w:rPr>
+              <w:t xml:space="preserve">Forecast tool</w:t>
+            </w:r>
+          </w:p>
+        </w:tc>
+        <w:tc>
+          <w:tcPr>
+            <w:tcW w:type="dxa" w:w="1800"/>
+            <w:tcMar>
+              <w:top w:type="dxa" w:w="70"/>
+              <w:left w:type="dxa" w:w="110"/>
+              <w:bottom w:type="dxa" w:w="70"/>
+              <w:right w:type="dxa" w:w="110"/>
+            </w:tcMar>
+          </w:tcPr>
+          <w:p>
+            <w:pPr>
+              <w:spacing w:after="0"/>
+            </w:pPr>
+            <w:r>
+              <w:rPr>
+                <w:b w:val="false"/>
+                <w:bCs w:val="false"/>
+                <w:sz w:val="19"/>
+                <w:szCs w:val="19"/>
+              </w:rPr>
+              <w:t xml:space="preserve">Working</w:t>
+            </w:r>
+          </w:p>
+        </w:tc>
+        <w:tc>
+          <w:tcPr>
+            <w:tcW w:type="dxa" w:w="4860"/>
+            <w:tcMar>
+              <w:top w:type="dxa" w:w="70"/>
+              <w:left w:type="dxa" w:w="110"/>
+              <w:bottom w:type="dxa" w:w="70"/>
+              <w:right w:type="dxa" w:w="110"/>
+            </w:tcMar>
+          </w:tcPr>
+          <w:p>
+            <w:pPr>
+              <w:spacing w:after="0"/>
+            </w:pPr>
+            <w:r>
+              <w:rPr>
+                <w:b w:val="false"/>
+                <w:bCs w:val="false"/>
+                <w:sz w:val="19"/>
+                <w:szCs w:val="19"/>
+              </w:rPr>
+              <w:t xml:space="preserve">Three-period projection returned</w:t>
+            </w:r>
+          </w:p>
+        </w:tc>
+      </w:tr>
+      <w:tr>
+        <w:tc>
+          <w:tcPr>
+            <w:tcW w:type="dxa" w:w="2700"/>
+            <w:tcMar>
+              <w:top w:type="dxa" w:w="70"/>
+              <w:left w:type="dxa" w:w="110"/>
+              <w:bottom w:type="dxa" w:w="70"/>
+              <w:right w:type="dxa" w:w="110"/>
+            </w:tcMar>
+          </w:tcPr>
+          <w:p>
+            <w:pPr>
+              <w:spacing w:after="0"/>
+            </w:pPr>
+            <w:r>
+              <w:rPr>
+                <w:b w:val="false"/>
+                <w:bCs w:val="false"/>
+                <w:sz w:val="19"/>
+                <w:szCs w:val="19"/>
+              </w:rPr>
+              <w:t xml:space="preserve">Anomaly tool</w:t>
+            </w:r>
+          </w:p>
+        </w:tc>
+        <w:tc>
+          <w:tcPr>
+            <w:tcW w:type="dxa" w:w="1800"/>
+            <w:tcMar>
+              <w:top w:type="dxa" w:w="70"/>
+              <w:left w:type="dxa" w:w="110"/>
+              <w:bottom w:type="dxa" w:w="70"/>
+              <w:right w:type="dxa" w:w="110"/>
+            </w:tcMar>
+          </w:tcPr>
+          <w:p>
+            <w:pPr>
+              <w:spacing w:after="0"/>
+            </w:pPr>
+            <w:r>
+              <w:rPr>
+                <w:b w:val="false"/>
+                <w:bCs w:val="false"/>
+                <w:sz w:val="19"/>
+                <w:szCs w:val="19"/>
+              </w:rPr>
+              <w:t xml:space="preserve">Working</w:t>
+            </w:r>
+          </w:p>
+        </w:tc>
+        <w:tc>
+          <w:tcPr>
+            <w:tcW w:type="dxa" w:w="4860"/>
+            <w:tcMar>
+              <w:top w:type="dxa" w:w="70"/>
+              <w:left w:type="dxa" w:w="110"/>
+              <w:bottom w:type="dxa" w:w="70"/>
+              <w:right w:type="dxa" w:w="110"/>
+            </w:tcMar>
+          </w:tcPr>
+          <w:p>
+            <w:pPr>
+              <w:spacing w:after="0"/>
+            </w:pPr>
+            <w:r>
+              <w:rPr>
+                <w:b w:val="false"/>
+                <w:bCs w:val="false"/>
+                <w:sz w:val="19"/>
+                <w:szCs w:val="19"/>
+              </w:rPr>
+              <w:t xml:space="preserve">Four anomalies at a 30 percent threshold</w:t>
+            </w:r>
+          </w:p>
+        </w:tc>
+      </w:tr>
+      <w:tr>
+        <w:tc>
+          <w:tcPr>
+            <w:tcW w:type="dxa" w:w="2700"/>
+            <w:tcMar>
+              <w:top w:type="dxa" w:w="70"/>
+              <w:left w:type="dxa" w:w="110"/>
+              <w:bottom w:type="dxa" w:w="70"/>
+              <w:right w:type="dxa" w:w="110"/>
+            </w:tcMar>
+          </w:tcPr>
+          <w:p>
+            <w:pPr>
+              <w:spacing w:after="0"/>
+            </w:pPr>
+            <w:r>
+              <w:rPr>
+                <w:b w:val="false"/>
+                <w:bCs w:val="false"/>
+                <w:sz w:val="19"/>
+                <w:szCs w:val="19"/>
+              </w:rPr>
+              <w:t xml:space="preserve">Python tool (OML4Py)</w:t>
+            </w:r>
+          </w:p>
+        </w:tc>
+        <w:tc>
+          <w:tcPr>
+            <w:tcW w:type="dxa" w:w="1800"/>
+            <w:tcMar>
+              <w:top w:type="dxa" w:w="70"/>
+              <w:left w:type="dxa" w:w="110"/>
+              <w:bottom w:type="dxa" w:w="70"/>
+              <w:right w:type="dxa" w:w="110"/>
+            </w:tcMar>
+          </w:tcPr>
+          <w:p>
+            <w:pPr>
+              <w:spacing w:after="0"/>
+            </w:pPr>
+            <w:r>
+              <w:rPr>
+                <w:b w:val="false"/>
+                <w:bCs w:val="false"/>
+                <w:sz w:val="19"/>
+                <w:szCs w:val="19"/>
+              </w:rPr>
+              <w:t xml:space="preserve">Working, slow</w:t>
+            </w:r>
+          </w:p>
+        </w:tc>
+        <w:tc>
+          <w:tcPr>
+            <w:tcW w:type="dxa" w:w="4860"/>
+            <w:tcMar>
+              <w:top w:type="dxa" w:w="70"/>
+              <w:left w:type="dxa" w:w="110"/>
+              <w:bottom w:type="dxa" w:w="70"/>
+              <w:right w:type="dxa" w:w="110"/>
+            </w:tcMar>
+          </w:tcPr>
+          <w:p>
+            <w:pPr>
+              <w:spacing w:after="0"/>
+            </w:pPr>
+            <w:r>
+              <w:rPr>
+                <w:b w:val="false"/>
+                <w:bCs w:val="false"/>
+                <w:sz w:val="19"/>
+                <w:szCs w:val="19"/>
+              </w:rPr>
+              <w:t xml:space="preserve">numpy statistics returned; 35 to 80 seconds per call</w:t>
+            </w:r>
+          </w:p>
+        </w:tc>
+      </w:tr>
+      <w:tr>
+        <w:tc>
+          <w:tcPr>
+            <w:tcW w:type="dxa" w:w="2700"/>
+            <w:tcMar>
+              <w:top w:type="dxa" w:w="70"/>
+              <w:left w:type="dxa" w:w="110"/>
+              <w:bottom w:type="dxa" w:w="70"/>
+              <w:right w:type="dxa" w:w="110"/>
+            </w:tcMar>
+          </w:tcPr>
+          <w:p>
+            <w:pPr>
+              <w:spacing w:after="0"/>
+            </w:pPr>
+            <w:r>
+              <w:rPr>
+                <w:b w:val="false"/>
+                <w:bCs w:val="false"/>
+                <w:sz w:val="19"/>
+                <w:szCs w:val="19"/>
+              </w:rPr>
+              <w:t xml:space="preserve">Multi-tool routing</w:t>
+            </w:r>
+          </w:p>
+        </w:tc>
+        <w:tc>
+          <w:tcPr>
+            <w:tcW w:type="dxa" w:w="1800"/>
+            <w:tcMar>
+              <w:top w:type="dxa" w:w="70"/>
+              <w:left w:type="dxa" w:w="110"/>
+              <w:bottom w:type="dxa" w:w="70"/>
+              <w:right w:type="dxa" w:w="110"/>
+            </w:tcMar>
+          </w:tcPr>
+          <w:p>
+            <w:pPr>
+              <w:spacing w:after="0"/>
+            </w:pPr>
+            <w:r>
+              <w:rPr>
+                <w:b w:val="false"/>
+                <w:bCs w:val="false"/>
+                <w:sz w:val="19"/>
+                <w:szCs w:val="19"/>
+              </w:rPr>
+              <w:t xml:space="preserve">Partial</w:t>
+            </w:r>
+          </w:p>
+        </w:tc>
+        <w:tc>
+          <w:tcPr>
+            <w:tcW w:type="dxa" w:w="4860"/>
+            <w:tcMar>
+              <w:top w:type="dxa" w:w="70"/>
+              <w:left w:type="dxa" w:w="110"/>
+              <w:bottom w:type="dxa" w:w="70"/>
+              <w:right w:type="dxa" w:w="110"/>
+            </w:tcMar>
+          </w:tcPr>
+          <w:p>
+            <w:pPr>
+              <w:spacing w:after="0"/>
+            </w:pPr>
+            <w:r>
+              <w:rPr>
+                <w:b w:val="false"/>
+                <w:bCs w:val="false"/>
+                <w:sz w:val="19"/>
+                <w:szCs w:val="19"/>
+              </w:rPr>
+              <w:t xml:space="preserve">One of two sequential questions routed to the wrong first tool</w:t>
+            </w:r>
+          </w:p>
+        </w:tc>
+      </w:tr>
+      <w:tr>
+        <w:tc>
+          <w:tcPr>
+            <w:tcW w:type="dxa" w:w="2700"/>
+            <w:tcMar>
+              <w:top w:type="dxa" w:w="70"/>
+              <w:left w:type="dxa" w:w="110"/>
+              <w:bottom w:type="dxa" w:w="70"/>
+              <w:right w:type="dxa" w:w="110"/>
+            </w:tcMar>
+          </w:tcPr>
+          <w:p>
+            <w:pPr>
+              <w:spacing w:after="0"/>
+            </w:pPr>
+            <w:r>
+              <w:rPr>
+                <w:b w:val="false"/>
+                <w:bCs w:val="false"/>
+                <w:sz w:val="19"/>
+                <w:szCs w:val="19"/>
+              </w:rPr>
+              <w:t xml:space="preserve">DS and DE login split</w:t>
+            </w:r>
+          </w:p>
+        </w:tc>
+        <w:tc>
+          <w:tcPr>
+            <w:tcW w:type="dxa" w:w="1800"/>
+            <w:tcMar>
+              <w:top w:type="dxa" w:w="70"/>
+              <w:left w:type="dxa" w:w="110"/>
+              <w:bottom w:type="dxa" w:w="70"/>
+              <w:right w:type="dxa" w:w="110"/>
+            </w:tcMar>
+          </w:tcPr>
+          <w:p>
+            <w:pPr>
+              <w:spacing w:after="0"/>
+            </w:pPr>
+            <w:r>
+              <w:rPr>
+                <w:b w:val="false"/>
+                <w:bCs w:val="false"/>
+                <w:sz w:val="19"/>
+                <w:szCs w:val="19"/>
+              </w:rPr>
+              <w:t xml:space="preserve">In place</w:t>
+            </w:r>
+          </w:p>
+        </w:tc>
+        <w:tc>
+          <w:tcPr>
+            <w:tcW w:type="dxa" w:w="4860"/>
+            <w:tcMar>
+              <w:top w:type="dxa" w:w="70"/>
+              <w:left w:type="dxa" w:w="110"/>
+              <w:bottom w:type="dxa" w:w="70"/>
+              <w:right w:type="dxa" w:w="110"/>
+            </w:tcMar>
+          </w:tcPr>
+          <w:p>
+            <w:pPr>
+              <w:spacing w:after="0"/>
+            </w:pPr>
+            <w:r>
+              <w:rPr>
+                <w:b w:val="false"/>
+                <w:bCs w:val="false"/>
+                <w:sz w:val="19"/>
+                <w:szCs w:val="19"/>
+              </w:rPr>
+              <w:t xml:space="preserve">Proxy connect with DEFAULT ROLE ALL</w:t>
+            </w:r>
+          </w:p>
+        </w:tc>
+      </w:tr>
+    </w:tbl>
+    <w:p>
+      <w:pPr>
+        <w:pStyle w:val="Heading1"/>
+        <w:spacing w:after="150" w:before="400"/>
+      </w:pPr>
+      <w:r>
+        <w:t xml:space="preserve">Appendix B — What changed since the April draft</w:t>
+      </w:r>
+    </w:p>
+    <w:p>
+      <w:pPr>
+        <w:spacing w:after="140"/>
+        <w:jc w:val="both"/>
+      </w:pPr>
+      <w:r>
+        <w:rPr>
+          <w:sz w:val="21"/>
+          <w:szCs w:val="21"/>
+        </w:rPr>
+        <w:t xml:space="preserve">This document supersedes the April implementation notes. The rows below change what you should actually do:</w:t>
+      </w:r>
+    </w:p>
+    <w:tbl>
+      <w:tblPr>
+        <w:tblW w:type="dxa" w:w="9360"/>
+        <w:tblBorders>
+          <w:top w:val="single" w:color="auto" w:sz="4"/>
+          <w:left w:val="single" w:color="auto" w:sz="4"/>
+          <w:bottom w:val="single" w:color="auto" w:sz="4"/>
+          <w:right w:val="single" w:color="auto" w:sz="4"/>
+          <w:insideH w:val="single" w:color="auto" w:sz="4"/>
+          <w:insideV w:val="single" w:color="auto" w:sz="4"/>
+        </w:tblBorders>
+      </w:tblPr>
+      <w:tblGrid>
+        <w:gridCol w:w="1900"/>
+        <w:gridCol w:w="3100"/>
         <w:gridCol w:w="4360"/>
       </w:tblGrid>
       <w:tr>
@@ -14658,7 +17967,7 @@
         </w:trPr>
         <w:tc>
           <w:tcPr>
-            <w:tcW w:type="dxa" w:w="1700"/>
+            <w:tcW w:type="dxa" w:w="1900"/>
             <w:shd w:fill="DCE6F1" w:val="clear"/>
             <w:tcMar>
               <w:top w:type="dxa" w:w="70"/>
@@ -14684,7 +17993,7 @@
         </w:tc>
         <w:tc>
           <w:tcPr>
-            <w:tcW w:type="dxa" w:w="3300"/>
+            <w:tcW w:type="dxa" w:w="3100"/>
             <w:shd w:fill="DCE6F1" w:val="clear"/>
             <w:tcMar>
               <w:top w:type="dxa" w:w="70"/>
@@ -14738,7 +18047,7 @@
       <w:tr>
         <w:tc>
           <w:tcPr>
-            <w:tcW w:type="dxa" w:w="1700"/>
+            <w:tcW w:type="dxa" w:w="1900"/>
             <w:tcMar>
               <w:top w:type="dxa" w:w="70"/>
               <w:left w:type="dxa" w:w="110"/>
@@ -14763,7 +18072,7 @@
         </w:tc>
         <w:tc>
           <w:tcPr>
-            <w:tcW w:type="dxa" w:w="3300"/>
+            <w:tcW w:type="dxa" w:w="3100"/>
             <w:tcMar>
               <w:top w:type="dxa" w:w="70"/>
               <w:left w:type="dxa" w:w="110"/>
@@ -14815,7 +18124,7 @@
       <w:tr>
         <w:tc>
           <w:tcPr>
-            <w:tcW w:type="dxa" w:w="1700"/>
+            <w:tcW w:type="dxa" w:w="1900"/>
             <w:tcMar>
               <w:top w:type="dxa" w:w="70"/>
               <w:left w:type="dxa" w:w="110"/>
@@ -14840,7 +18149,7 @@
         </w:tc>
         <w:tc>
           <w:tcPr>
-            <w:tcW w:type="dxa" w:w="3300"/>
+            <w:tcW w:type="dxa" w:w="3100"/>
             <w:tcMar>
               <w:top w:type="dxa" w:w="70"/>
               <w:left w:type="dxa" w:w="110"/>
@@ -14893,51 +18202,52 @@
       <w:tr>
         <w:tc>
           <w:tcPr>
-            <w:tcW w:type="dxa" w:w="1700"/>
-            <w:tcMar>
-              <w:top w:type="dxa" w:w="70"/>
-              <w:left w:type="dxa" w:w="110"/>
-              <w:bottom w:type="dxa" w:w="70"/>
-              <w:right w:type="dxa" w:w="110"/>
-            </w:tcMar>
-          </w:tcPr>
-          <w:p>
-            <w:pPr>
-              <w:spacing w:after="0"/>
-            </w:pPr>
-            <w:r>
-              <w:rPr>
-                <w:b w:val="false"/>
-                <w:bCs w:val="false"/>
-                <w:sz w:val="19"/>
-                <w:szCs w:val="19"/>
-              </w:rPr>
-              <w:t xml:space="preserve">Model</w:t>
-            </w:r>
-          </w:p>
-        </w:tc>
-        <w:tc>
-          <w:tcPr>
-            <w:tcW w:type="dxa" w:w="3300"/>
-            <w:tcMar>
-              <w:top w:type="dxa" w:w="70"/>
-              <w:left w:type="dxa" w:w="110"/>
-              <w:bottom w:type="dxa" w:w="70"/>
-              <w:right w:type="dxa" w:w="110"/>
-            </w:tcMar>
-          </w:tcPr>
-          <w:p>
-            <w:pPr>
-              <w:spacing w:after="0"/>
-            </w:pPr>
-            <w:r>
-              <w:rPr>
-                <w:b w:val="false"/>
-                <w:bCs w:val="false"/>
-                <w:sz w:val="19"/>
-                <w:szCs w:val="19"/>
-              </w:rPr>
-              <w:t xml:space="preserve">meta.llama-3.3-70b-instruct</w:t>
+            <w:tcW w:type="dxa" w:w="1900"/>
+            <w:tcMar>
+              <w:top w:type="dxa" w:w="70"/>
+              <w:left w:type="dxa" w:w="110"/>
+              <w:bottom w:type="dxa" w:w="70"/>
+              <w:right w:type="dxa" w:w="110"/>
+            </w:tcMar>
+          </w:tcPr>
+          <w:p>
+            <w:pPr>
+              <w:spacing w:after="0"/>
+            </w:pPr>
+            <w:r>
+              <w:rPr>
+                <w:rFonts w:ascii="Consolas" w:cs="Consolas" w:eastAsia="Consolas" w:hAnsi="Consolas"/>
+                <w:b w:val="false"/>
+                <w:bCs w:val="false"/>
+                <w:sz w:val="19"/>
+                <w:szCs w:val="19"/>
+              </w:rPr>
+              <w:t xml:space="preserve">RUN_TEAM prompt parameter</w:t>
+            </w:r>
+          </w:p>
+        </w:tc>
+        <w:tc>
+          <w:tcPr>
+            <w:tcW w:type="dxa" w:w="3100"/>
+            <w:tcMar>
+              <w:top w:type="dxa" w:w="70"/>
+              <w:left w:type="dxa" w:w="110"/>
+              <w:bottom w:type="dxa" w:w="70"/>
+              <w:right w:type="dxa" w:w="110"/>
+            </w:tcMar>
+          </w:tcPr>
+          <w:p>
+            <w:pPr>
+              <w:spacing w:after="0"/>
+            </w:pPr>
+            <w:r>
+              <w:rPr>
+                <w:b w:val="false"/>
+                <w:bCs w:val="false"/>
+                <w:sz w:val="19"/>
+                <w:szCs w:val="19"/>
+              </w:rPr>
+              <w:t xml:space="preserve">query</w:t>
             </w:r>
           </w:p>
         </w:tc>
@@ -14962,7 +18272,7 @@
                 <w:sz w:val="19"/>
                 <w:szCs w:val="19"/>
               </w:rPr>
-              <w:t xml:space="preserve">meta.llama-4-maverick-17b-128e-instruct-fp8</w:t>
+              <w:t xml:space="preserve">user_prompt. Passing query raises ORA-06550</w:t>
             </w:r>
           </w:p>
         </w:tc>
@@ -14970,51 +18280,52 @@
       <w:tr>
         <w:tc>
           <w:tcPr>
-            <w:tcW w:type="dxa" w:w="1700"/>
-            <w:tcMar>
-              <w:top w:type="dxa" w:w="70"/>
-              <w:left w:type="dxa" w:w="110"/>
-              <w:bottom w:type="dxa" w:w="70"/>
-              <w:right w:type="dxa" w:w="110"/>
-            </w:tcMar>
-          </w:tcPr>
-          <w:p>
-            <w:pPr>
-              <w:spacing w:after="0"/>
-            </w:pPr>
-            <w:r>
-              <w:rPr>
-                <w:b w:val="false"/>
-                <w:bCs w:val="false"/>
-                <w:sz w:val="19"/>
-                <w:szCs w:val="19"/>
-              </w:rPr>
-              <w:t xml:space="preserve">Database logins</w:t>
-            </w:r>
-          </w:p>
-        </w:tc>
-        <w:tc>
-          <w:tcPr>
-            <w:tcW w:type="dxa" w:w="3300"/>
-            <w:tcMar>
-              <w:top w:type="dxa" w:w="70"/>
-              <w:left w:type="dxa" w:w="110"/>
-              <w:bottom w:type="dxa" w:w="70"/>
-              <w:right w:type="dxa" w:w="110"/>
-            </w:tcMar>
-          </w:tcPr>
-          <w:p>
-            <w:pPr>
-              <w:spacing w:after="0"/>
-            </w:pPr>
-            <w:r>
-              <w:rPr>
-                <w:b w:val="false"/>
-                <w:bCs w:val="false"/>
-                <w:sz w:val="19"/>
-                <w:szCs w:val="19"/>
-              </w:rPr>
-              <w:t xml:space="preserve">Single account</w:t>
+            <w:tcW w:type="dxa" w:w="1900"/>
+            <w:tcMar>
+              <w:top w:type="dxa" w:w="70"/>
+              <w:left w:type="dxa" w:w="110"/>
+              <w:bottom w:type="dxa" w:w="70"/>
+              <w:right w:type="dxa" w:w="110"/>
+            </w:tcMar>
+          </w:tcPr>
+          <w:p>
+            <w:pPr>
+              <w:spacing w:after="0"/>
+            </w:pPr>
+            <w:r>
+              <w:rPr>
+                <w:b w:val="false"/>
+                <w:bCs w:val="false"/>
+                <w:sz w:val="19"/>
+                <w:szCs w:val="19"/>
+              </w:rPr>
+              <w:t xml:space="preserve">Conversation id</w:t>
+            </w:r>
+          </w:p>
+        </w:tc>
+        <w:tc>
+          <w:tcPr>
+            <w:tcW w:type="dxa" w:w="3100"/>
+            <w:tcMar>
+              <w:top w:type="dxa" w:w="70"/>
+              <w:left w:type="dxa" w:w="110"/>
+              <w:bottom w:type="dxa" w:w="70"/>
+              <w:right w:type="dxa" w:w="110"/>
+            </w:tcMar>
+          </w:tcPr>
+          <w:p>
+            <w:pPr>
+              <w:spacing w:after="0"/>
+            </w:pPr>
+            <w:r>
+              <w:rPr>
+                <w:rFonts w:ascii="Consolas" w:cs="Consolas" w:eastAsia="Consolas" w:hAnsi="Consolas"/>
+                <w:b w:val="false"/>
+                <w:bCs w:val="false"/>
+                <w:sz w:val="19"/>
+                <w:szCs w:val="19"/>
+              </w:rPr>
+              <w:t xml:space="preserve">SYS_GUID()</w:t>
             </w:r>
           </w:p>
         </w:tc>
@@ -15034,12 +18345,13 @@
             </w:pPr>
             <w:r>
               <w:rPr>
-                <w:b w:val="false"/>
-                <w:bCs w:val="false"/>
-                <w:sz w:val="19"/>
-                <w:szCs w:val="19"/>
-              </w:rPr>
-              <w:t xml:space="preserve">DS and DE split, proxy connect, DEFAULT ROLE ALL</w:t>
+                <w:rFonts w:ascii="Consolas" w:cs="Consolas" w:eastAsia="Consolas" w:hAnsi="Consolas"/>
+                <w:b w:val="false"/>
+                <w:bCs w:val="false"/>
+                <w:sz w:val="19"/>
+                <w:szCs w:val="19"/>
+              </w:rPr>
+              <w:t xml:space="preserve">DBMS_CLOUD_AI.CREATE_CONVERSATION(). SYS_GUID() is rejected with ORA-20050</w:t>
             </w:r>
           </w:p>
         </w:tc>
@@ -15047,51 +18359,51 @@
       <w:tr>
         <w:tc>
           <w:tcPr>
-            <w:tcW w:type="dxa" w:w="1700"/>
-            <w:tcMar>
-              <w:top w:type="dxa" w:w="70"/>
-              <w:left w:type="dxa" w:w="110"/>
-              <w:bottom w:type="dxa" w:w="70"/>
-              <w:right w:type="dxa" w:w="110"/>
-            </w:tcMar>
-          </w:tcPr>
-          <w:p>
-            <w:pPr>
-              <w:spacing w:after="0"/>
-            </w:pPr>
-            <w:r>
-              <w:rPr>
-                <w:b w:val="false"/>
-                <w:bCs w:val="false"/>
-                <w:sz w:val="19"/>
-                <w:szCs w:val="19"/>
-              </w:rPr>
-              <w:t xml:space="preserve">Orphan AGENT$ profile</w:t>
-            </w:r>
-          </w:p>
-        </w:tc>
-        <w:tc>
-          <w:tcPr>
-            <w:tcW w:type="dxa" w:w="3300"/>
-            <w:tcMar>
-              <w:top w:type="dxa" w:w="70"/>
-              <w:left w:type="dxa" w:w="110"/>
-              <w:bottom w:type="dxa" w:w="70"/>
-              <w:right w:type="dxa" w:w="110"/>
-            </w:tcMar>
-          </w:tcPr>
-          <w:p>
-            <w:pPr>
-              <w:spacing w:after="0"/>
-            </w:pPr>
-            <w:r>
-              <w:rPr>
-                <w:b w:val="false"/>
-                <w:bCs w:val="false"/>
-                <w:sz w:val="19"/>
-                <w:szCs w:val="19"/>
-              </w:rPr>
-              <w:t xml:space="preserve">Listed as a known issue</w:t>
+            <w:tcW w:type="dxa" w:w="1900"/>
+            <w:tcMar>
+              <w:top w:type="dxa" w:w="70"/>
+              <w:left w:type="dxa" w:w="110"/>
+              <w:bottom w:type="dxa" w:w="70"/>
+              <w:right w:type="dxa" w:w="110"/>
+            </w:tcMar>
+          </w:tcPr>
+          <w:p>
+            <w:pPr>
+              <w:spacing w:after="0"/>
+            </w:pPr>
+            <w:r>
+              <w:rPr>
+                <w:b w:val="false"/>
+                <w:bCs w:val="false"/>
+                <w:sz w:val="19"/>
+                <w:szCs w:val="19"/>
+              </w:rPr>
+              <w:t xml:space="preserve">Model</w:t>
+            </w:r>
+          </w:p>
+        </w:tc>
+        <w:tc>
+          <w:tcPr>
+            <w:tcW w:type="dxa" w:w="3100"/>
+            <w:tcMar>
+              <w:top w:type="dxa" w:w="70"/>
+              <w:left w:type="dxa" w:w="110"/>
+              <w:bottom w:type="dxa" w:w="70"/>
+              <w:right w:type="dxa" w:w="110"/>
+            </w:tcMar>
+          </w:tcPr>
+          <w:p>
+            <w:pPr>
+              <w:spacing w:after="0"/>
+            </w:pPr>
+            <w:r>
+              <w:rPr>
+                <w:b w:val="false"/>
+                <w:bCs w:val="false"/>
+                <w:sz w:val="19"/>
+                <w:szCs w:val="19"/>
+              </w:rPr>
+              <w:t xml:space="preserve">meta.llama-3.3-70b-instruct</w:t>
             </w:r>
           </w:p>
         </w:tc>
@@ -15116,7 +18428,7 @@
                 <w:sz w:val="19"/>
                 <w:szCs w:val="19"/>
               </w:rPr>
-              <w:t xml:space="preserve">Removed — the object does not exist on 23.26.3.2.0</w:t>
+              <w:t xml:space="preserve">meta.llama-4-maverick-17b-128e-instruct-fp8</w:t>
             </w:r>
           </w:p>
         </w:tc>
@@ -15124,51 +18436,51 @@
       <w:tr>
         <w:tc>
           <w:tcPr>
-            <w:tcW w:type="dxa" w:w="1700"/>
-            <w:tcMar>
-              <w:top w:type="dxa" w:w="70"/>
-              <w:left w:type="dxa" w:w="110"/>
-              <w:bottom w:type="dxa" w:w="70"/>
-              <w:right w:type="dxa" w:w="110"/>
-            </w:tcMar>
-          </w:tcPr>
-          <w:p>
-            <w:pPr>
-              <w:spacing w:after="0"/>
-            </w:pPr>
-            <w:r>
-              <w:rPr>
-                <w:b w:val="false"/>
-                <w:bCs w:val="false"/>
-                <w:sz w:val="19"/>
-                <w:szCs w:val="19"/>
-              </w:rPr>
-              <w:t xml:space="preserve">Changing an attribute</w:t>
-            </w:r>
-          </w:p>
-        </w:tc>
-        <w:tc>
-          <w:tcPr>
-            <w:tcW w:type="dxa" w:w="3300"/>
-            <w:tcMar>
-              <w:top w:type="dxa" w:w="70"/>
-              <w:left w:type="dxa" w:w="110"/>
-              <w:bottom w:type="dxa" w:w="70"/>
-              <w:right w:type="dxa" w:w="110"/>
-            </w:tcMar>
-          </w:tcPr>
-          <w:p>
-            <w:pPr>
-              <w:spacing w:after="0"/>
-            </w:pPr>
-            <w:r>
-              <w:rPr>
-                <w:b w:val="false"/>
-                <w:bCs w:val="false"/>
-                <w:sz w:val="19"/>
-                <w:szCs w:val="19"/>
-              </w:rPr>
-              <w:t xml:space="preserve">Implied drop-and-recreate</w:t>
+            <w:tcW w:type="dxa" w:w="1900"/>
+            <w:tcMar>
+              <w:top w:type="dxa" w:w="70"/>
+              <w:left w:type="dxa" w:w="110"/>
+              <w:bottom w:type="dxa" w:w="70"/>
+              <w:right w:type="dxa" w:w="110"/>
+            </w:tcMar>
+          </w:tcPr>
+          <w:p>
+            <w:pPr>
+              <w:spacing w:after="0"/>
+            </w:pPr>
+            <w:r>
+              <w:rPr>
+                <w:b w:val="false"/>
+                <w:bCs w:val="false"/>
+                <w:sz w:val="19"/>
+                <w:szCs w:val="19"/>
+              </w:rPr>
+              <w:t xml:space="preserve">Database logins</w:t>
+            </w:r>
+          </w:p>
+        </w:tc>
+        <w:tc>
+          <w:tcPr>
+            <w:tcW w:type="dxa" w:w="3100"/>
+            <w:tcMar>
+              <w:top w:type="dxa" w:w="70"/>
+              <w:left w:type="dxa" w:w="110"/>
+              <w:bottom w:type="dxa" w:w="70"/>
+              <w:right w:type="dxa" w:w="110"/>
+            </w:tcMar>
+          </w:tcPr>
+          <w:p>
+            <w:pPr>
+              <w:spacing w:after="0"/>
+            </w:pPr>
+            <w:r>
+              <w:rPr>
+                <w:b w:val="false"/>
+                <w:bCs w:val="false"/>
+                <w:sz w:val="19"/>
+                <w:szCs w:val="19"/>
+              </w:rPr>
+              <w:t xml:space="preserve">Single account</w:t>
             </w:r>
           </w:p>
         </w:tc>
@@ -15188,13 +18500,12 @@
             </w:pPr>
             <w:r>
               <w:rPr>
-                <w:rFonts w:ascii="Consolas" w:cs="Consolas" w:eastAsia="Consolas" w:hAnsi="Consolas"/>
-                <w:b w:val="false"/>
-                <w:bCs w:val="false"/>
-                <w:sz w:val="19"/>
-                <w:szCs w:val="19"/>
-              </w:rPr>
-              <w:t xml:space="preserve">SET_ATTRIBUTE exists in both packages</w:t>
+                <w:b w:val="false"/>
+                <w:bCs w:val="false"/>
+                <w:sz w:val="19"/>
+                <w:szCs w:val="19"/>
+              </w:rPr>
+              <w:t xml:space="preserve">DS and DE split, proxy connect, DEFAULT ROLE ALL</w:t>
             </w:r>
           </w:p>
         </w:tc>
@@ -15202,51 +18513,51 @@
       <w:tr>
         <w:tc>
           <w:tcPr>
-            <w:tcW w:type="dxa" w:w="1700"/>
-            <w:tcMar>
-              <w:top w:type="dxa" w:w="70"/>
-              <w:left w:type="dxa" w:w="110"/>
-              <w:bottom w:type="dxa" w:w="70"/>
-              <w:right w:type="dxa" w:w="110"/>
-            </w:tcMar>
-          </w:tcPr>
-          <w:p>
-            <w:pPr>
-              <w:spacing w:after="0"/>
-            </w:pPr>
-            <w:r>
-              <w:rPr>
-                <w:b w:val="false"/>
-                <w:bCs w:val="false"/>
-                <w:sz w:val="19"/>
-                <w:szCs w:val="19"/>
-              </w:rPr>
-              <w:t xml:space="preserve">Vector index verification</w:t>
-            </w:r>
-          </w:p>
-        </w:tc>
-        <w:tc>
-          <w:tcPr>
-            <w:tcW w:type="dxa" w:w="3300"/>
-            <w:tcMar>
-              <w:top w:type="dxa" w:w="70"/>
-              <w:left w:type="dxa" w:w="110"/>
-              <w:bottom w:type="dxa" w:w="70"/>
-              <w:right w:type="dxa" w:w="110"/>
-            </w:tcMar>
-          </w:tcPr>
-          <w:p>
-            <w:pPr>
-              <w:spacing w:after="0"/>
-            </w:pPr>
-            <w:r>
-              <w:rPr>
-                <w:b w:val="false"/>
-                <w:bCs w:val="false"/>
-                <w:sz w:val="19"/>
-                <w:szCs w:val="19"/>
-              </w:rPr>
-              <w:t xml:space="preserve">Row count</w:t>
+            <w:tcW w:type="dxa" w:w="1900"/>
+            <w:tcMar>
+              <w:top w:type="dxa" w:w="70"/>
+              <w:left w:type="dxa" w:w="110"/>
+              <w:bottom w:type="dxa" w:w="70"/>
+              <w:right w:type="dxa" w:w="110"/>
+            </w:tcMar>
+          </w:tcPr>
+          <w:p>
+            <w:pPr>
+              <w:spacing w:after="0"/>
+            </w:pPr>
+            <w:r>
+              <w:rPr>
+                <w:b w:val="false"/>
+                <w:bCs w:val="false"/>
+                <w:sz w:val="19"/>
+                <w:szCs w:val="19"/>
+              </w:rPr>
+              <w:t xml:space="preserve">Orphan AGENT$ profile</w:t>
+            </w:r>
+          </w:p>
+        </w:tc>
+        <w:tc>
+          <w:tcPr>
+            <w:tcW w:type="dxa" w:w="3100"/>
+            <w:tcMar>
+              <w:top w:type="dxa" w:w="70"/>
+              <w:left w:type="dxa" w:w="110"/>
+              <w:bottom w:type="dxa" w:w="70"/>
+              <w:right w:type="dxa" w:w="110"/>
+            </w:tcMar>
+          </w:tcPr>
+          <w:p>
+            <w:pPr>
+              <w:spacing w:after="0"/>
+            </w:pPr>
+            <w:r>
+              <w:rPr>
+                <w:b w:val="false"/>
+                <w:bCs w:val="false"/>
+                <w:sz w:val="19"/>
+                <w:szCs w:val="19"/>
+              </w:rPr>
+              <w:t xml:space="preserve">Listed as a known issue</w:t>
             </w:r>
           </w:p>
         </w:tc>
@@ -15271,7 +18582,7 @@
                 <w:sz w:val="19"/>
                 <w:szCs w:val="19"/>
               </w:rPr>
-              <w:t xml:space="preserve">Content length per document — an image-only PDF still produces a row</w:t>
+              <w:t xml:space="preserve">Removed — the object does not exist on 23.26.3.2.0</w:t>
             </w:r>
           </w:p>
         </w:tc>
@@ -15279,7 +18590,162 @@
       <w:tr>
         <w:tc>
           <w:tcPr>
-            <w:tcW w:type="dxa" w:w="1700"/>
+            <w:tcW w:type="dxa" w:w="1900"/>
+            <w:tcMar>
+              <w:top w:type="dxa" w:w="70"/>
+              <w:left w:type="dxa" w:w="110"/>
+              <w:bottom w:type="dxa" w:w="70"/>
+              <w:right w:type="dxa" w:w="110"/>
+            </w:tcMar>
+          </w:tcPr>
+          <w:p>
+            <w:pPr>
+              <w:spacing w:after="0"/>
+            </w:pPr>
+            <w:r>
+              <w:rPr>
+                <w:b w:val="false"/>
+                <w:bCs w:val="false"/>
+                <w:sz w:val="19"/>
+                <w:szCs w:val="19"/>
+              </w:rPr>
+              <w:t xml:space="preserve">Changing an attribute</w:t>
+            </w:r>
+          </w:p>
+        </w:tc>
+        <w:tc>
+          <w:tcPr>
+            <w:tcW w:type="dxa" w:w="3100"/>
+            <w:tcMar>
+              <w:top w:type="dxa" w:w="70"/>
+              <w:left w:type="dxa" w:w="110"/>
+              <w:bottom w:type="dxa" w:w="70"/>
+              <w:right w:type="dxa" w:w="110"/>
+            </w:tcMar>
+          </w:tcPr>
+          <w:p>
+            <w:pPr>
+              <w:spacing w:after="0"/>
+            </w:pPr>
+            <w:r>
+              <w:rPr>
+                <w:b w:val="false"/>
+                <w:bCs w:val="false"/>
+                <w:sz w:val="19"/>
+                <w:szCs w:val="19"/>
+              </w:rPr>
+              <w:t xml:space="preserve">Implied drop-and-recreate</w:t>
+            </w:r>
+          </w:p>
+        </w:tc>
+        <w:tc>
+          <w:tcPr>
+            <w:tcW w:type="dxa" w:w="4360"/>
+            <w:tcMar>
+              <w:top w:type="dxa" w:w="70"/>
+              <w:left w:type="dxa" w:w="110"/>
+              <w:bottom w:type="dxa" w:w="70"/>
+              <w:right w:type="dxa" w:w="110"/>
+            </w:tcMar>
+          </w:tcPr>
+          <w:p>
+            <w:pPr>
+              <w:spacing w:after="0"/>
+            </w:pPr>
+            <w:r>
+              <w:rPr>
+                <w:rFonts w:ascii="Consolas" w:cs="Consolas" w:eastAsia="Consolas" w:hAnsi="Consolas"/>
+                <w:b w:val="false"/>
+                <w:bCs w:val="false"/>
+                <w:sz w:val="19"/>
+                <w:szCs w:val="19"/>
+              </w:rPr>
+              <w:t xml:space="preserve">SET_ATTRIBUTE exists in both packages</w:t>
+            </w:r>
+          </w:p>
+        </w:tc>
+      </w:tr>
+      <w:tr>
+        <w:tc>
+          <w:tcPr>
+            <w:tcW w:type="dxa" w:w="1900"/>
+            <w:tcMar>
+              <w:top w:type="dxa" w:w="70"/>
+              <w:left w:type="dxa" w:w="110"/>
+              <w:bottom w:type="dxa" w:w="70"/>
+              <w:right w:type="dxa" w:w="110"/>
+            </w:tcMar>
+          </w:tcPr>
+          <w:p>
+            <w:pPr>
+              <w:spacing w:after="0"/>
+            </w:pPr>
+            <w:r>
+              <w:rPr>
+                <w:b w:val="false"/>
+                <w:bCs w:val="false"/>
+                <w:sz w:val="19"/>
+                <w:szCs w:val="19"/>
+              </w:rPr>
+              <w:t xml:space="preserve">Vector index verification</w:t>
+            </w:r>
+          </w:p>
+        </w:tc>
+        <w:tc>
+          <w:tcPr>
+            <w:tcW w:type="dxa" w:w="3100"/>
+            <w:tcMar>
+              <w:top w:type="dxa" w:w="70"/>
+              <w:left w:type="dxa" w:w="110"/>
+              <w:bottom w:type="dxa" w:w="70"/>
+              <w:right w:type="dxa" w:w="110"/>
+            </w:tcMar>
+          </w:tcPr>
+          <w:p>
+            <w:pPr>
+              <w:spacing w:after="0"/>
+            </w:pPr>
+            <w:r>
+              <w:rPr>
+                <w:b w:val="false"/>
+                <w:bCs w:val="false"/>
+                <w:sz w:val="19"/>
+                <w:szCs w:val="19"/>
+              </w:rPr>
+              <w:t xml:space="preserve">Row count</w:t>
+            </w:r>
+          </w:p>
+        </w:tc>
+        <w:tc>
+          <w:tcPr>
+            <w:tcW w:type="dxa" w:w="4360"/>
+            <w:tcMar>
+              <w:top w:type="dxa" w:w="70"/>
+              <w:left w:type="dxa" w:w="110"/>
+              <w:bottom w:type="dxa" w:w="70"/>
+              <w:right w:type="dxa" w:w="110"/>
+            </w:tcMar>
+          </w:tcPr>
+          <w:p>
+            <w:pPr>
+              <w:spacing w:after="0"/>
+            </w:pPr>
+            <w:r>
+              <w:rPr>
+                <w:b w:val="false"/>
+                <w:bCs w:val="false"/>
+                <w:sz w:val="19"/>
+                <w:szCs w:val="19"/>
+              </w:rPr>
+              <w:t xml:space="preserve">Content length per document — an image-only PDF still produces a row</w:t>
+            </w:r>
+          </w:p>
+        </w:tc>
+      </w:tr>
+      <w:tr>
+        <w:tc>
+          <w:tcPr>
+            <w:tcW w:type="dxa" w:w="1900"/>
             <w:tcMar>
               <w:top w:type="dxa" w:w="70"/>
               <w:left w:type="dxa" w:w="110"/>
@@ -15304,7 +18770,7 @@
         </w:tc>
         <w:tc>
           <w:tcPr>
-            <w:tcW w:type="dxa" w:w="3300"/>
+            <w:tcW w:type="dxa" w:w="3100"/>
             <w:tcMar>
               <w:top w:type="dxa" w:w="70"/>
               <w:left w:type="dxa" w:w="110"/>
@@ -15349,6 +18815,83 @@
                 <w:szCs w:val="19"/>
               </w:rPr>
               <w:t xml:space="preserve">Measured: there is no 1024 default. Leave unset unless answers truncate</w:t>
+            </w:r>
+          </w:p>
+        </w:tc>
+      </w:tr>
+      <w:tr>
+        <w:tc>
+          <w:tcPr>
+            <w:tcW w:type="dxa" w:w="1900"/>
+            <w:tcMar>
+              <w:top w:type="dxa" w:w="70"/>
+              <w:left w:type="dxa" w:w="110"/>
+              <w:bottom w:type="dxa" w:w="70"/>
+              <w:right w:type="dxa" w:w="110"/>
+            </w:tcMar>
+          </w:tcPr>
+          <w:p>
+            <w:pPr>
+              <w:spacing w:after="0"/>
+            </w:pPr>
+            <w:r>
+              <w:rPr>
+                <w:b w:val="false"/>
+                <w:bCs w:val="false"/>
+                <w:sz w:val="19"/>
+                <w:szCs w:val="19"/>
+              </w:rPr>
+              <w:t xml:space="preserve">Sample questions</w:t>
+            </w:r>
+          </w:p>
+        </w:tc>
+        <w:tc>
+          <w:tcPr>
+            <w:tcW w:type="dxa" w:w="3100"/>
+            <w:tcMar>
+              <w:top w:type="dxa" w:w="70"/>
+              <w:left w:type="dxa" w:w="110"/>
+              <w:bottom w:type="dxa" w:w="70"/>
+              <w:right w:type="dxa" w:w="110"/>
+            </w:tcMar>
+          </w:tcPr>
+          <w:p>
+            <w:pPr>
+              <w:spacing w:after="0"/>
+            </w:pPr>
+            <w:r>
+              <w:rPr>
+                <w:b w:val="false"/>
+                <w:bCs w:val="false"/>
+                <w:sz w:val="19"/>
+                <w:szCs w:val="19"/>
+              </w:rPr>
+              <w:t xml:space="preserve">Expected answers written from intent</w:t>
+            </w:r>
+          </w:p>
+        </w:tc>
+        <w:tc>
+          <w:tcPr>
+            <w:tcW w:type="dxa" w:w="4360"/>
+            <w:tcMar>
+              <w:top w:type="dxa" w:w="70"/>
+              <w:left w:type="dxa" w:w="110"/>
+              <w:bottom w:type="dxa" w:w="70"/>
+              <w:right w:type="dxa" w:w="110"/>
+            </w:tcMar>
+          </w:tcPr>
+          <w:p>
+            <w:pPr>
+              <w:spacing w:after="0"/>
+            </w:pPr>
+            <w:r>
+              <w:rPr>
+                <w:b w:val="false"/>
+                <w:bCs w:val="false"/>
+                <w:sz w:val="19"/>
+                <w:szCs w:val="19"/>
+              </w:rPr>
+              <w:t xml:space="preserve">Every question run against the deployed agent; answers recorded verbatim, including the failures</w:t>
             </w:r>
           </w:p>
         </w:tc>
@@ -15380,7 +18923,7 @@
           <w:sz w:val="20"/>
           <w:szCs w:val="20"/>
         </w:rPr>
-        <w:t xml:space="preserve">Every row above was tested against a live Oracle AI Database 26ai instance (23.26.3.2.0) rather than inferred from documentation. Where a result contradicted the April draft, the April draft was wrong.</w:t>
+        <w:t xml:space="preserve">Every row above was tested against a live database rather than inferred. Where a result contradicted the April draft, the April draft was wrong — including four sample questions whose expected answers could never have been produced, because they named departments the ledger does not contain.</w:t>
       </w:r>
     </w:p>
     <w:sectPr>
